--- a/Зорин-курсовая.docx
+++ b/Зорин-курсовая.docx
@@ -473,6 +473,7 @@
         </w:rPr>
         <w:tab/>
       </w:r>
+      <w:proofErr w:type="spellStart"/>
       <w:r>
         <w:rPr>
           <w:color w:val="000000"/>
@@ -482,6 +483,7 @@
         </w:rPr>
         <w:t>Каревский</w:t>
       </w:r>
+      <w:proofErr w:type="spellEnd"/>
       <w:r>
         <w:rPr>
           <w:color w:val="000000"/>
@@ -566,17 +568,27 @@
           <w:sz w:val="28"/>
           <w:szCs w:val="28"/>
         </w:rPr>
-        <w:t xml:space="preserve">                 «__» </w:t>
-      </w:r>
+        <w:t xml:space="preserve">                 «_</w:t>
+      </w:r>
+      <w:proofErr w:type="gramStart"/>
       <w:r>
         <w:rPr>
           <w:color w:val="000000"/>
           <w:sz w:val="28"/>
           <w:szCs w:val="28"/>
+        </w:rPr>
+        <w:t xml:space="preserve">_» </w:t>
+      </w:r>
+      <w:r>
+        <w:rPr>
+          <w:color w:val="000000"/>
+          <w:sz w:val="28"/>
+          <w:szCs w:val="28"/>
           <w:u w:val="single"/>
         </w:rPr>
         <w:t>  </w:t>
       </w:r>
+      <w:proofErr w:type="gramEnd"/>
       <w:r>
         <w:rPr>
           <w:color w:val="000000"/>
@@ -831,50 +843,29 @@
     <w:p>
       <w:pPr>
         <w:pStyle w:val="23"/>
+        <w:spacing w:line="360" w:lineRule="auto"/>
         <w:rPr>
           <w:rFonts w:asciiTheme="minorHAnsi" w:eastAsiaTheme="minorEastAsia" w:hAnsiTheme="minorHAnsi" w:cstheme="minorBidi"/>
+          <w:bCs w:val="0"/>
+          <w:shd w:val="clear" w:color="auto" w:fill="auto"/>
           <w:lang w:eastAsia="ru-RU"/>
         </w:rPr>
       </w:pPr>
       <w:r>
-        <w:rPr>
-          <w:sz w:val="32"/>
-          <w:szCs w:val="32"/>
-        </w:rPr>
         <w:fldChar w:fldCharType="begin"/>
       </w:r>
       <w:r>
-        <w:rPr>
-          <w:sz w:val="32"/>
-          <w:szCs w:val="32"/>
-        </w:rPr>
         <w:instrText xml:space="preserve"> TOC \o "1-3" \h \z \u </w:instrText>
       </w:r>
       <w:r>
-        <w:rPr>
-          <w:sz w:val="32"/>
-          <w:szCs w:val="32"/>
-        </w:rPr>
         <w:fldChar w:fldCharType="separate"/>
       </w:r>
-      <w:hyperlink w:anchor="_Toc221638454" w:history="1">
+      <w:hyperlink w:anchor="_Toc222093098" w:history="1">
         <w:r>
           <w:rPr>
             <w:rStyle w:val="af2"/>
           </w:rPr>
-          <w:t>В</w:t>
-        </w:r>
-        <w:r>
-          <w:rPr>
-            <w:rStyle w:val="af2"/>
-          </w:rPr>
-          <w:t>в</w:t>
-        </w:r>
-        <w:r>
-          <w:rPr>
-            <w:rStyle w:val="af2"/>
-          </w:rPr>
-          <w:t>едение</w:t>
+          <w:t>Введение</w:t>
         </w:r>
         <w:r>
           <w:rPr>
@@ -892,7 +883,7 @@
           <w:rPr>
             <w:webHidden/>
           </w:rPr>
-          <w:instrText xml:space="preserve"> PAGEREF _Toc221638454 \h </w:instrText>
+          <w:instrText xml:space="preserve"> PAGEREF _Toc222093098 \h </w:instrText>
         </w:r>
         <w:r>
           <w:rPr>
@@ -921,6 +912,612 @@
     </w:p>
     <w:p>
       <w:pPr>
+        <w:pStyle w:val="12"/>
+        <w:tabs>
+          <w:tab w:val="left" w:pos="440"/>
+          <w:tab w:val="right" w:pos="9628"/>
+        </w:tabs>
+        <w:spacing w:line="360" w:lineRule="auto"/>
+        <w:rPr>
+          <w:rFonts w:asciiTheme="minorHAnsi" w:eastAsiaTheme="minorEastAsia" w:hAnsiTheme="minorHAnsi" w:cstheme="minorBidi"/>
+          <w:noProof/>
+          <w:sz w:val="28"/>
+          <w:szCs w:val="28"/>
+          <w:lang w:eastAsia="ru-RU"/>
+        </w:rPr>
+      </w:pPr>
+      <w:r>
+        <w:rPr>
+          <w:rStyle w:val="af2"/>
+          <w:noProof/>
+          <w:sz w:val="28"/>
+          <w:szCs w:val="28"/>
+          <w:u w:val="none"/>
+          <w:lang w:val="en-US"/>
+        </w:rPr>
+        <w:t xml:space="preserve">    </w:t>
+      </w:r>
+      <w:hyperlink w:anchor="_Toc222093099" w:history="1">
+        <w:r>
+          <w:rPr>
+            <w:rStyle w:val="af2"/>
+            <w:noProof/>
+            <w:sz w:val="28"/>
+            <w:szCs w:val="28"/>
+          </w:rPr>
+          <w:t>1</w:t>
+        </w:r>
+        <w:r>
+          <w:rPr>
+            <w:rFonts w:asciiTheme="minorHAnsi" w:eastAsiaTheme="minorEastAsia" w:hAnsiTheme="minorHAnsi" w:cstheme="minorBidi"/>
+            <w:noProof/>
+            <w:sz w:val="28"/>
+            <w:szCs w:val="28"/>
+            <w:lang w:eastAsia="ru-RU"/>
+          </w:rPr>
+          <w:t xml:space="preserve"> </w:t>
+        </w:r>
+        <w:r>
+          <w:rPr>
+            <w:rStyle w:val="af2"/>
+            <w:noProof/>
+            <w:sz w:val="28"/>
+            <w:szCs w:val="28"/>
+          </w:rPr>
+          <w:t>Основная часть</w:t>
+        </w:r>
+        <w:r>
+          <w:rPr>
+            <w:noProof/>
+            <w:webHidden/>
+            <w:sz w:val="28"/>
+            <w:szCs w:val="28"/>
+          </w:rPr>
+          <w:tab/>
+        </w:r>
+        <w:r>
+          <w:rPr>
+            <w:noProof/>
+            <w:webHidden/>
+            <w:sz w:val="28"/>
+            <w:szCs w:val="28"/>
+          </w:rPr>
+          <w:fldChar w:fldCharType="begin"/>
+        </w:r>
+        <w:r>
+          <w:rPr>
+            <w:noProof/>
+            <w:webHidden/>
+            <w:sz w:val="28"/>
+            <w:szCs w:val="28"/>
+          </w:rPr>
+          <w:instrText xml:space="preserve"> PAGEREF _Toc222093099 \h </w:instrText>
+        </w:r>
+        <w:r>
+          <w:rPr>
+            <w:noProof/>
+            <w:webHidden/>
+            <w:sz w:val="28"/>
+            <w:szCs w:val="28"/>
+          </w:rPr>
+        </w:r>
+        <w:r>
+          <w:rPr>
+            <w:noProof/>
+            <w:webHidden/>
+            <w:sz w:val="28"/>
+            <w:szCs w:val="28"/>
+          </w:rPr>
+          <w:fldChar w:fldCharType="separate"/>
+        </w:r>
+        <w:r>
+          <w:rPr>
+            <w:noProof/>
+            <w:webHidden/>
+            <w:sz w:val="28"/>
+            <w:szCs w:val="28"/>
+          </w:rPr>
+          <w:t>6</w:t>
+        </w:r>
+        <w:r>
+          <w:rPr>
+            <w:noProof/>
+            <w:webHidden/>
+            <w:sz w:val="28"/>
+            <w:szCs w:val="28"/>
+          </w:rPr>
+          <w:fldChar w:fldCharType="end"/>
+        </w:r>
+      </w:hyperlink>
+    </w:p>
+    <w:p>
+      <w:pPr>
+        <w:pStyle w:val="23"/>
+        <w:tabs>
+          <w:tab w:val="left" w:pos="880"/>
+        </w:tabs>
+        <w:spacing w:line="360" w:lineRule="auto"/>
+        <w:rPr>
+          <w:rFonts w:asciiTheme="minorHAnsi" w:eastAsiaTheme="minorEastAsia" w:hAnsiTheme="minorHAnsi" w:cstheme="minorBidi"/>
+          <w:bCs w:val="0"/>
+          <w:shd w:val="clear" w:color="auto" w:fill="auto"/>
+          <w:lang w:eastAsia="ru-RU"/>
+        </w:rPr>
+      </w:pPr>
+      <w:hyperlink w:anchor="_Toc222093100" w:history="1">
+        <w:r>
+          <w:rPr>
+            <w:rStyle w:val="af2"/>
+          </w:rPr>
+          <w:t>1.1</w:t>
+        </w:r>
+        <w:r>
+          <w:rPr>
+            <w:rFonts w:asciiTheme="minorHAnsi" w:eastAsiaTheme="minorEastAsia" w:hAnsiTheme="minorHAnsi" w:cstheme="minorBidi"/>
+            <w:bCs w:val="0"/>
+            <w:shd w:val="clear" w:color="auto" w:fill="auto"/>
+            <w:lang w:eastAsia="ru-RU"/>
+          </w:rPr>
+          <w:tab/>
+        </w:r>
+        <w:r>
+          <w:rPr>
+            <w:rStyle w:val="af2"/>
+          </w:rPr>
+          <w:t>Цель и задачи разработки</w:t>
+        </w:r>
+        <w:r>
+          <w:rPr>
+            <w:webHidden/>
+          </w:rPr>
+          <w:tab/>
+        </w:r>
+        <w:r>
+          <w:rPr>
+            <w:webHidden/>
+          </w:rPr>
+          <w:fldChar w:fldCharType="begin"/>
+        </w:r>
+        <w:r>
+          <w:rPr>
+            <w:webHidden/>
+          </w:rPr>
+          <w:instrText xml:space="preserve"> PAGEREF _Toc222093100 \h </w:instrText>
+        </w:r>
+        <w:r>
+          <w:rPr>
+            <w:webHidden/>
+          </w:rPr>
+        </w:r>
+        <w:r>
+          <w:rPr>
+            <w:webHidden/>
+          </w:rPr>
+          <w:fldChar w:fldCharType="separate"/>
+        </w:r>
+        <w:r>
+          <w:rPr>
+            <w:webHidden/>
+          </w:rPr>
+          <w:t>6</w:t>
+        </w:r>
+        <w:r>
+          <w:rPr>
+            <w:webHidden/>
+          </w:rPr>
+          <w:fldChar w:fldCharType="end"/>
+        </w:r>
+      </w:hyperlink>
+    </w:p>
+    <w:p>
+      <w:pPr>
+        <w:pStyle w:val="23"/>
+        <w:tabs>
+          <w:tab w:val="left" w:pos="880"/>
+        </w:tabs>
+        <w:spacing w:line="360" w:lineRule="auto"/>
+        <w:rPr>
+          <w:rFonts w:asciiTheme="minorHAnsi" w:eastAsiaTheme="minorEastAsia" w:hAnsiTheme="minorHAnsi" w:cstheme="minorBidi"/>
+          <w:bCs w:val="0"/>
+          <w:shd w:val="clear" w:color="auto" w:fill="auto"/>
+          <w:lang w:eastAsia="ru-RU"/>
+        </w:rPr>
+      </w:pPr>
+      <w:hyperlink w:anchor="_Toc222093101" w:history="1">
+        <w:r>
+          <w:rPr>
+            <w:rStyle w:val="af2"/>
+          </w:rPr>
+          <w:t>1.2</w:t>
+        </w:r>
+        <w:r>
+          <w:rPr>
+            <w:rFonts w:asciiTheme="minorHAnsi" w:eastAsiaTheme="minorEastAsia" w:hAnsiTheme="minorHAnsi" w:cstheme="minorBidi"/>
+            <w:bCs w:val="0"/>
+            <w:shd w:val="clear" w:color="auto" w:fill="auto"/>
+            <w:lang w:eastAsia="ru-RU"/>
+          </w:rPr>
+          <w:tab/>
+        </w:r>
+        <w:r>
+          <w:rPr>
+            <w:rStyle w:val="af2"/>
+          </w:rPr>
+          <w:t>Общая информация о организации</w:t>
+        </w:r>
+        <w:r>
+          <w:rPr>
+            <w:webHidden/>
+          </w:rPr>
+          <w:tab/>
+        </w:r>
+        <w:r>
+          <w:rPr>
+            <w:webHidden/>
+          </w:rPr>
+          <w:fldChar w:fldCharType="begin"/>
+        </w:r>
+        <w:r>
+          <w:rPr>
+            <w:webHidden/>
+          </w:rPr>
+          <w:instrText xml:space="preserve"> PAGEREF _Toc222093101 \h </w:instrText>
+        </w:r>
+        <w:r>
+          <w:rPr>
+            <w:webHidden/>
+          </w:rPr>
+        </w:r>
+        <w:r>
+          <w:rPr>
+            <w:webHidden/>
+          </w:rPr>
+          <w:fldChar w:fldCharType="separate"/>
+        </w:r>
+        <w:r>
+          <w:rPr>
+            <w:webHidden/>
+          </w:rPr>
+          <w:t>8</w:t>
+        </w:r>
+        <w:r>
+          <w:rPr>
+            <w:webHidden/>
+          </w:rPr>
+          <w:fldChar w:fldCharType="end"/>
+        </w:r>
+      </w:hyperlink>
+    </w:p>
+    <w:p>
+      <w:pPr>
+        <w:pStyle w:val="23"/>
+        <w:tabs>
+          <w:tab w:val="left" w:pos="880"/>
+        </w:tabs>
+        <w:spacing w:line="360" w:lineRule="auto"/>
+        <w:rPr>
+          <w:rFonts w:asciiTheme="minorHAnsi" w:eastAsiaTheme="minorEastAsia" w:hAnsiTheme="minorHAnsi" w:cstheme="minorBidi"/>
+          <w:bCs w:val="0"/>
+          <w:shd w:val="clear" w:color="auto" w:fill="auto"/>
+          <w:lang w:eastAsia="ru-RU"/>
+        </w:rPr>
+      </w:pPr>
+      <w:hyperlink w:anchor="_Toc222093102" w:history="1">
+        <w:r>
+          <w:rPr>
+            <w:rStyle w:val="af2"/>
+          </w:rPr>
+          <w:t>1.3</w:t>
+        </w:r>
+        <w:r>
+          <w:rPr>
+            <w:rFonts w:asciiTheme="minorHAnsi" w:eastAsiaTheme="minorEastAsia" w:hAnsiTheme="minorHAnsi" w:cstheme="minorBidi"/>
+            <w:bCs w:val="0"/>
+            <w:shd w:val="clear" w:color="auto" w:fill="auto"/>
+            <w:lang w:eastAsia="ru-RU"/>
+          </w:rPr>
+          <w:tab/>
+        </w:r>
+        <w:r>
+          <w:rPr>
+            <w:rStyle w:val="af2"/>
+          </w:rPr>
+          <w:t>Организационная структура</w:t>
+        </w:r>
+        <w:r>
+          <w:rPr>
+            <w:webHidden/>
+          </w:rPr>
+          <w:tab/>
+        </w:r>
+        <w:r>
+          <w:rPr>
+            <w:webHidden/>
+          </w:rPr>
+          <w:fldChar w:fldCharType="begin"/>
+        </w:r>
+        <w:r>
+          <w:rPr>
+            <w:webHidden/>
+          </w:rPr>
+          <w:instrText xml:space="preserve"> PAGEREF _Toc222093102 \h </w:instrText>
+        </w:r>
+        <w:r>
+          <w:rPr>
+            <w:webHidden/>
+          </w:rPr>
+        </w:r>
+        <w:r>
+          <w:rPr>
+            <w:webHidden/>
+          </w:rPr>
+          <w:fldChar w:fldCharType="separate"/>
+        </w:r>
+        <w:r>
+          <w:rPr>
+            <w:webHidden/>
+          </w:rPr>
+          <w:t>9</w:t>
+        </w:r>
+        <w:r>
+          <w:rPr>
+            <w:webHidden/>
+          </w:rPr>
+          <w:fldChar w:fldCharType="end"/>
+        </w:r>
+      </w:hyperlink>
+    </w:p>
+    <w:p>
+      <w:pPr>
+        <w:pStyle w:val="23"/>
+        <w:tabs>
+          <w:tab w:val="left" w:pos="880"/>
+        </w:tabs>
+        <w:spacing w:line="360" w:lineRule="auto"/>
+        <w:rPr>
+          <w:rFonts w:asciiTheme="minorHAnsi" w:eastAsiaTheme="minorEastAsia" w:hAnsiTheme="minorHAnsi" w:cstheme="minorBidi"/>
+          <w:bCs w:val="0"/>
+          <w:shd w:val="clear" w:color="auto" w:fill="auto"/>
+          <w:lang w:eastAsia="ru-RU"/>
+        </w:rPr>
+      </w:pPr>
+      <w:hyperlink w:anchor="_Toc222093103" w:history="1">
+        <w:r>
+          <w:rPr>
+            <w:rStyle w:val="af2"/>
+          </w:rPr>
+          <w:t>1.4</w:t>
+        </w:r>
+        <w:r>
+          <w:rPr>
+            <w:rFonts w:asciiTheme="minorHAnsi" w:eastAsiaTheme="minorEastAsia" w:hAnsiTheme="minorHAnsi" w:cstheme="minorBidi"/>
+            <w:bCs w:val="0"/>
+            <w:shd w:val="clear" w:color="auto" w:fill="auto"/>
+            <w:lang w:eastAsia="ru-RU"/>
+          </w:rPr>
+          <w:tab/>
+        </w:r>
+        <w:r>
+          <w:rPr>
+            <w:rStyle w:val="af2"/>
+          </w:rPr>
+          <w:t>Анализ реализуемых на предприятии бизнес-процессов и их связь с разрабатываемой серверной частью интернет-магазина</w:t>
+        </w:r>
+        <w:r>
+          <w:rPr>
+            <w:webHidden/>
+          </w:rPr>
+          <w:tab/>
+        </w:r>
+        <w:r>
+          <w:rPr>
+            <w:webHidden/>
+          </w:rPr>
+          <w:fldChar w:fldCharType="begin"/>
+        </w:r>
+        <w:r>
+          <w:rPr>
+            <w:webHidden/>
+          </w:rPr>
+          <w:instrText xml:space="preserve"> PAGEREF _Toc222093103 \h </w:instrText>
+        </w:r>
+        <w:r>
+          <w:rPr>
+            <w:webHidden/>
+          </w:rPr>
+        </w:r>
+        <w:r>
+          <w:rPr>
+            <w:webHidden/>
+          </w:rPr>
+          <w:fldChar w:fldCharType="separate"/>
+        </w:r>
+        <w:r>
+          <w:rPr>
+            <w:webHidden/>
+          </w:rPr>
+          <w:t>10</w:t>
+        </w:r>
+        <w:r>
+          <w:rPr>
+            <w:webHidden/>
+          </w:rPr>
+          <w:fldChar w:fldCharType="end"/>
+        </w:r>
+      </w:hyperlink>
+    </w:p>
+    <w:p>
+      <w:pPr>
+        <w:pStyle w:val="23"/>
+        <w:tabs>
+          <w:tab w:val="left" w:pos="880"/>
+        </w:tabs>
+        <w:spacing w:line="360" w:lineRule="auto"/>
+        <w:rPr>
+          <w:rFonts w:asciiTheme="minorHAnsi" w:eastAsiaTheme="minorEastAsia" w:hAnsiTheme="minorHAnsi" w:cstheme="minorBidi"/>
+          <w:bCs w:val="0"/>
+          <w:shd w:val="clear" w:color="auto" w:fill="auto"/>
+          <w:lang w:eastAsia="ru-RU"/>
+        </w:rPr>
+      </w:pPr>
+      <w:hyperlink w:anchor="_Toc222093104" w:history="1">
+        <w:r>
+          <w:rPr>
+            <w:rStyle w:val="af2"/>
+          </w:rPr>
+          <w:t>1.5</w:t>
+        </w:r>
+        <w:r>
+          <w:rPr>
+            <w:rFonts w:asciiTheme="minorHAnsi" w:eastAsiaTheme="minorEastAsia" w:hAnsiTheme="minorHAnsi" w:cstheme="minorBidi"/>
+            <w:bCs w:val="0"/>
+            <w:shd w:val="clear" w:color="auto" w:fill="auto"/>
+            <w:lang w:eastAsia="ru-RU"/>
+          </w:rPr>
+          <w:tab/>
+        </w:r>
+        <w:r>
+          <w:rPr>
+            <w:rStyle w:val="af2"/>
+          </w:rPr>
+          <w:t>Перспективы развития серверной части</w:t>
+        </w:r>
+        <w:r>
+          <w:rPr>
+            <w:webHidden/>
+          </w:rPr>
+          <w:tab/>
+        </w:r>
+        <w:r>
+          <w:rPr>
+            <w:webHidden/>
+          </w:rPr>
+          <w:fldChar w:fldCharType="begin"/>
+        </w:r>
+        <w:r>
+          <w:rPr>
+            <w:webHidden/>
+          </w:rPr>
+          <w:instrText xml:space="preserve"> PAGEREF _Toc222093104 \h </w:instrText>
+        </w:r>
+        <w:r>
+          <w:rPr>
+            <w:webHidden/>
+          </w:rPr>
+        </w:r>
+        <w:r>
+          <w:rPr>
+            <w:webHidden/>
+          </w:rPr>
+          <w:fldChar w:fldCharType="separate"/>
+        </w:r>
+        <w:r>
+          <w:rPr>
+            <w:webHidden/>
+          </w:rPr>
+          <w:t>15</w:t>
+        </w:r>
+        <w:r>
+          <w:rPr>
+            <w:webHidden/>
+          </w:rPr>
+          <w:fldChar w:fldCharType="end"/>
+        </w:r>
+      </w:hyperlink>
+    </w:p>
+    <w:p>
+      <w:pPr>
+        <w:pStyle w:val="23"/>
+        <w:tabs>
+          <w:tab w:val="left" w:pos="880"/>
+        </w:tabs>
+        <w:spacing w:line="360" w:lineRule="auto"/>
+        <w:rPr>
+          <w:rFonts w:asciiTheme="minorHAnsi" w:eastAsiaTheme="minorEastAsia" w:hAnsiTheme="minorHAnsi" w:cstheme="minorBidi"/>
+          <w:bCs w:val="0"/>
+          <w:shd w:val="clear" w:color="auto" w:fill="auto"/>
+          <w:lang w:eastAsia="ru-RU"/>
+        </w:rPr>
+      </w:pPr>
+      <w:hyperlink w:anchor="_Toc222093105" w:history="1">
+        <w:r>
+          <w:rPr>
+            <w:rStyle w:val="af2"/>
+          </w:rPr>
+          <w:t>1.6</w:t>
+        </w:r>
+        <w:r>
+          <w:rPr>
+            <w:rFonts w:asciiTheme="minorHAnsi" w:eastAsiaTheme="minorEastAsia" w:hAnsiTheme="minorHAnsi" w:cstheme="minorBidi"/>
+            <w:bCs w:val="0"/>
+            <w:shd w:val="clear" w:color="auto" w:fill="auto"/>
+            <w:lang w:eastAsia="ru-RU"/>
+          </w:rPr>
+          <w:tab/>
+        </w:r>
+        <w:r>
+          <w:rPr>
+            <w:rStyle w:val="af2"/>
+          </w:rPr>
+          <w:t>Анализ серве</w:t>
+        </w:r>
+        <w:r>
+          <w:rPr>
+            <w:rStyle w:val="af2"/>
+          </w:rPr>
+          <w:t>р</w:t>
+        </w:r>
+        <w:r>
+          <w:rPr>
+            <w:rStyle w:val="af2"/>
+          </w:rPr>
+          <w:t>ной архитектуры конкурентов</w:t>
+        </w:r>
+        <w:r>
+          <w:rPr>
+            <w:webHidden/>
+          </w:rPr>
+          <w:tab/>
+        </w:r>
+        <w:r>
+          <w:rPr>
+            <w:webHidden/>
+          </w:rPr>
+          <w:fldChar w:fldCharType="begin"/>
+        </w:r>
+        <w:r>
+          <w:rPr>
+            <w:webHidden/>
+          </w:rPr>
+          <w:instrText xml:space="preserve"> PAGEREF _Toc222093105 \h </w:instrText>
+        </w:r>
+        <w:r>
+          <w:rPr>
+            <w:webHidden/>
+          </w:rPr>
+        </w:r>
+        <w:r>
+          <w:rPr>
+            <w:webHidden/>
+          </w:rPr>
+          <w:fldChar w:fldCharType="separate"/>
+        </w:r>
+        <w:r>
+          <w:rPr>
+            <w:webHidden/>
+          </w:rPr>
+          <w:t>16</w:t>
+        </w:r>
+        <w:r>
+          <w:rPr>
+            <w:webHidden/>
+          </w:rPr>
+          <w:fldChar w:fldCharType="end"/>
+        </w:r>
+      </w:hyperlink>
+    </w:p>
+    <w:p>
+      <w:pPr>
         <w:widowControl/>
         <w:spacing w:after="160" w:line="360" w:lineRule="auto"/>
         <w:jc w:val="center"/>
@@ -934,8 +1531,8 @@
       <w:r>
         <w:rPr>
           <w:bCs/>
-          <w:sz w:val="32"/>
-          <w:szCs w:val="32"/>
+          <w:sz w:val="28"/>
+          <w:szCs w:val="28"/>
         </w:rPr>
         <w:fldChar w:fldCharType="end"/>
       </w:r>
@@ -953,6 +1550,8 @@
       <w:r>
         <w:br w:type="page"/>
       </w:r>
+      <w:bookmarkStart w:id="0" w:name="_GoBack"/>
+      <w:bookmarkEnd w:id="0"/>
     </w:p>
     <w:p>
       <w:pPr>
@@ -972,7 +1571,7 @@
           <w:lang w:eastAsia="zh-CN"/>
         </w:rPr>
       </w:pPr>
-      <w:bookmarkStart w:id="0" w:name="_Toc221638454"/>
+      <w:bookmarkStart w:id="1" w:name="_Toc222093098"/>
       <w:r>
         <w:rPr>
           <w:b/>
@@ -986,8 +1585,6 @@
         <w:lastRenderedPageBreak/>
         <w:t>Введение</w:t>
       </w:r>
-      <w:bookmarkStart w:id="1" w:name="_GoBack"/>
-      <w:bookmarkEnd w:id="0"/>
       <w:bookmarkEnd w:id="1"/>
     </w:p>
     <w:p>
@@ -1005,68 +1602,100 @@
           <w:sz w:val="28"/>
           <w:szCs w:val="28"/>
         </w:rPr>
-        <w:t>В современной цифровой экономике наличие полнофункционального и надежного интернет-магазина является критически важным для успеха любого розничного бизнеса, включая продажу бытовой техники и электроники. Динамичный рынок требует от компаний не просто визитки в сети, а сложной информационной системы, объединяющей привлекательный дизайн, интуитивный интерфейс и мощную серверную логику для обработки данных, обеспечения безопасности и автоматизации процессов.</w:t>
-      </w:r>
-    </w:p>
-    <w:p>
-      <w:pPr>
-        <w:spacing w:line="360" w:lineRule="auto"/>
-        <w:ind w:firstLine="709"/>
-        <w:jc w:val="both"/>
-        <w:rPr>
-          <w:sz w:val="28"/>
-          <w:szCs w:val="28"/>
-        </w:rPr>
-      </w:pPr>
-      <w:r>
-        <w:rPr>
-          <w:sz w:val="28"/>
-          <w:szCs w:val="28"/>
-        </w:rPr>
-        <w:t>Для магазина «Байт» (г. Сергиев Посад) актуальной задачей становится полномасштабная разработка собственной информационной системы с нуля. Существующий сайт не отвечает современным требованиям ни по функциональности, ни по технологическому уровню, что ставит бизнес в невыгодное положение по сравнению с крупными сетевыми конкурентами. Решение данной проблемы требует комплексного подхода — создания единой системы, где клиентская и серверная части разрабатываются как единое целое.</w:t>
-      </w:r>
-    </w:p>
-    <w:p>
-      <w:pPr>
-        <w:spacing w:line="360" w:lineRule="auto"/>
-        <w:ind w:firstLine="709"/>
-        <w:jc w:val="both"/>
-        <w:rPr>
-          <w:sz w:val="28"/>
-          <w:szCs w:val="28"/>
-        </w:rPr>
-      </w:pPr>
-      <w:r>
-        <w:rPr>
-          <w:sz w:val="28"/>
-          <w:szCs w:val="28"/>
-        </w:rPr>
-        <w:t>Целью данного проекта является разработка полноценного веб-приложения интернет-магазина с нуля, начиная с проектирования пользовательского интерфейса и заканчивая реализацией серверной архитектуры и базы данных. Такой подход обеспечивает максимальную целостность, безопасность и эффективность будущей системы.</w:t>
-      </w:r>
-    </w:p>
-    <w:p>
-      <w:pPr>
-        <w:spacing w:line="360" w:lineRule="auto"/>
-        <w:ind w:firstLine="709"/>
-        <w:jc w:val="both"/>
-        <w:rPr>
-          <w:sz w:val="28"/>
-          <w:szCs w:val="28"/>
-        </w:rPr>
-      </w:pPr>
-      <w:r>
-        <w:rPr>
-          <w:sz w:val="28"/>
-          <w:szCs w:val="28"/>
-        </w:rPr>
-        <w:t>Для достижения цели необходимо решить следующие задачи:</w:t>
+        <w:t>В современной цифровой экономике наличие полнофункционального и надежного интернет-магазина является критически важным для успеха любого розничного бизнеса, включая продажу бытовой техники и электроники. Однако современный и удобный пользовательский интерфейс — это лишь половина успеха. Основой любого эффективного веб-проекта выступает серверная часть, обеспечивающая обработку данных, безопасность пользовательской информации, управление бизнес-логикой и интеграцию всех компонентов системы в единое целое.</w:t>
+      </w:r>
+    </w:p>
+    <w:p>
+      <w:pPr>
+        <w:spacing w:line="360" w:lineRule="auto"/>
+        <w:ind w:firstLine="709"/>
+        <w:jc w:val="both"/>
+        <w:rPr>
+          <w:sz w:val="28"/>
+          <w:szCs w:val="28"/>
+        </w:rPr>
+      </w:pPr>
+      <w:r>
+        <w:rPr>
+          <w:sz w:val="28"/>
+          <w:szCs w:val="28"/>
+        </w:rPr>
+        <w:t xml:space="preserve">Для магазина «Байт» (г. Сергиев Посад) актуальной задачей является развитие уже существующей клиентской части интернет-магазина путем разработки полноценной серверной инфраструктуры. В настоящее время имеется готовая </w:t>
+      </w:r>
+      <w:proofErr w:type="spellStart"/>
+      <w:r>
+        <w:rPr>
+          <w:sz w:val="28"/>
+          <w:szCs w:val="28"/>
+        </w:rPr>
+        <w:t>фронтенд</w:t>
+      </w:r>
+      <w:proofErr w:type="spellEnd"/>
+      <w:r>
+        <w:rPr>
+          <w:sz w:val="28"/>
+          <w:szCs w:val="28"/>
+        </w:rPr>
+        <w:t xml:space="preserve">-составляющая, реализованная с использованием HTML, CSS и </w:t>
+      </w:r>
+      <w:proofErr w:type="spellStart"/>
+      <w:r>
+        <w:rPr>
+          <w:sz w:val="28"/>
+          <w:szCs w:val="28"/>
+        </w:rPr>
+        <w:t>JavaScript</w:t>
+      </w:r>
+      <w:proofErr w:type="spellEnd"/>
+      <w:r>
+        <w:rPr>
+          <w:sz w:val="28"/>
+          <w:szCs w:val="28"/>
+        </w:rPr>
+        <w:t>, однако она функционирует изолированно, без подключения к базе данных и серверной логике, что существенно ограничивает функциональность системы, не позволяет вести учет товаров, обрабатывать заказы и обеспечивать безопасное хранение данных пользователей.</w:t>
+      </w:r>
+    </w:p>
+    <w:p>
+      <w:pPr>
+        <w:spacing w:line="360" w:lineRule="auto"/>
+        <w:ind w:firstLine="709"/>
+        <w:jc w:val="both"/>
+        <w:rPr>
+          <w:sz w:val="28"/>
+          <w:szCs w:val="28"/>
+        </w:rPr>
+      </w:pPr>
+      <w:r>
+        <w:rPr>
+          <w:sz w:val="28"/>
+          <w:szCs w:val="28"/>
+        </w:rPr>
+        <w:t>Целью данного проекта является разработка серверной части информационной системы для магазина по продаже бытовой техники и электроники, которая обеспечит полноценное функционирование уже существующего клиентского интерфейса и превратит статичный сайт в динамическое веб-приложение.</w:t>
+      </w:r>
+    </w:p>
+    <w:p>
+      <w:pPr>
+        <w:spacing w:line="360" w:lineRule="auto"/>
+        <w:ind w:firstLine="709"/>
+        <w:jc w:val="both"/>
+        <w:rPr>
+          <w:sz w:val="28"/>
+          <w:szCs w:val="28"/>
+        </w:rPr>
+      </w:pPr>
+      <w:r>
+        <w:rPr>
+          <w:sz w:val="28"/>
+          <w:szCs w:val="28"/>
+        </w:rPr>
+        <w:t>Для достижения поставленной цели необходимо решить следующие задачи:</w:t>
       </w:r>
     </w:p>
     <w:p>
       <w:pPr>
         <w:numPr>
           <w:ilvl w:val="0"/>
-          <w:numId w:val="1"/>
+          <w:numId w:val="2"/>
         </w:numPr>
         <w:spacing w:line="360" w:lineRule="auto"/>
         <w:jc w:val="both"/>
@@ -1080,14 +1709,14 @@
           <w:sz w:val="28"/>
           <w:szCs w:val="28"/>
         </w:rPr>
-        <w:t>Провести анализ предметной области, изучить аналоги и сформулировать требования к системе;</w:t>
+        <w:t>Провести анализ предметной области и сформулировать требования к серверной части информационной системы;</w:t>
       </w:r>
     </w:p>
     <w:p>
       <w:pPr>
         <w:numPr>
           <w:ilvl w:val="0"/>
-          <w:numId w:val="1"/>
+          <w:numId w:val="2"/>
         </w:numPr>
         <w:spacing w:line="360" w:lineRule="auto"/>
         <w:jc w:val="both"/>
@@ -1101,14 +1730,30 @@
           <w:sz w:val="28"/>
           <w:szCs w:val="28"/>
         </w:rPr>
-        <w:t>Разработать дизайн, макеты и реализовать статическую клиентскую часть (front-end) с использованием HTML и CSS, обеспечив адаптивность и кроссбраузерность;</w:t>
+        <w:t xml:space="preserve">Спроектировать структуру базы данных в СУБД </w:t>
+      </w:r>
+      <w:proofErr w:type="spellStart"/>
+      <w:r>
+        <w:rPr>
+          <w:sz w:val="28"/>
+          <w:szCs w:val="28"/>
+        </w:rPr>
+        <w:t>MySQL</w:t>
+      </w:r>
+      <w:proofErr w:type="spellEnd"/>
+      <w:r>
+        <w:rPr>
+          <w:sz w:val="28"/>
+          <w:szCs w:val="28"/>
+        </w:rPr>
+        <w:t xml:space="preserve"> для хранения информации о товарах, категориях, пользователях и заказах;</w:t>
       </w:r>
     </w:p>
     <w:p>
       <w:pPr>
         <w:numPr>
           <w:ilvl w:val="0"/>
-          <w:numId w:val="1"/>
+          <w:numId w:val="2"/>
         </w:numPr>
         <w:spacing w:line="360" w:lineRule="auto"/>
         <w:jc w:val="both"/>
@@ -1122,14 +1767,54 @@
           <w:sz w:val="28"/>
           <w:szCs w:val="28"/>
         </w:rPr>
-        <w:t>Спроектировать и реализовать реляционную структуру базы данных в СУБД MySQL для хранения информации о товарах, категориях, пользователях и заказах;</w:t>
+        <w:t>Разработать серверную логику на основе PHP-</w:t>
+      </w:r>
+      <w:proofErr w:type="spellStart"/>
+      <w:r>
+        <w:rPr>
+          <w:sz w:val="28"/>
+          <w:szCs w:val="28"/>
+        </w:rPr>
+        <w:t>фреймворка</w:t>
+      </w:r>
+      <w:proofErr w:type="spellEnd"/>
+      <w:r>
+        <w:rPr>
+          <w:sz w:val="28"/>
+          <w:szCs w:val="28"/>
+        </w:rPr>
+        <w:t xml:space="preserve"> </w:t>
+      </w:r>
+      <w:proofErr w:type="spellStart"/>
+      <w:r>
+        <w:rPr>
+          <w:sz w:val="28"/>
+          <w:szCs w:val="28"/>
+        </w:rPr>
+        <w:t>Laravel</w:t>
+      </w:r>
+      <w:proofErr w:type="spellEnd"/>
+      <w:r>
+        <w:rPr>
+          <w:sz w:val="28"/>
+          <w:szCs w:val="28"/>
+        </w:rPr>
+        <w:t xml:space="preserve">, </w:t>
+      </w:r>
+      <w:r>
+        <w:rPr>
+          <w:sz w:val="28"/>
+          <w:szCs w:val="28"/>
+        </w:rPr>
+        <w:lastRenderedPageBreak/>
+        <w:t>включая создание моделей данных, контроллеров и маршрутизации;</w:t>
       </w:r>
     </w:p>
     <w:p>
       <w:pPr>
         <w:numPr>
           <w:ilvl w:val="0"/>
-          <w:numId w:val="1"/>
+          <w:numId w:val="2"/>
         </w:numPr>
         <w:spacing w:line="360" w:lineRule="auto"/>
         <w:jc w:val="both"/>
@@ -1143,15 +1828,14 @@
           <w:sz w:val="28"/>
           <w:szCs w:val="28"/>
         </w:rPr>
-        <w:lastRenderedPageBreak/>
-        <w:t>Разработать серверную часть (back-end) на основе PHP-фреймворка Laravel, реализовав модели данных, контроллеры, маршрутизацию (API и web), а также механизмы аутентификации и авторизации пользователей;</w:t>
+        <w:t>Реализовать механизмы аутентификации и авторизации пользователей для обеспечения безопасности и разграничения доступа;</w:t>
       </w:r>
     </w:p>
     <w:p>
       <w:pPr>
         <w:numPr>
           <w:ilvl w:val="0"/>
-          <w:numId w:val="1"/>
+          <w:numId w:val="2"/>
         </w:numPr>
         <w:spacing w:line="360" w:lineRule="auto"/>
         <w:jc w:val="both"/>
@@ -1165,14 +1849,30 @@
           <w:sz w:val="28"/>
           <w:szCs w:val="28"/>
         </w:rPr>
-        <w:t>Организовать безопасное взаимодействие между клиентской и серверной частями, обеспечив защиту от основных веб-уязвимостей;</w:t>
+        <w:t xml:space="preserve">Создать API для взаимодействия с существующей клиентской частью, обеспечив корректную передачу данных между </w:t>
+      </w:r>
+      <w:proofErr w:type="spellStart"/>
+      <w:r>
+        <w:rPr>
+          <w:sz w:val="28"/>
+          <w:szCs w:val="28"/>
+        </w:rPr>
+        <w:t>фронтендом</w:t>
+      </w:r>
+      <w:proofErr w:type="spellEnd"/>
+      <w:r>
+        <w:rPr>
+          <w:sz w:val="28"/>
+          <w:szCs w:val="28"/>
+        </w:rPr>
+        <w:t xml:space="preserve"> и сервером;</w:t>
       </w:r>
     </w:p>
     <w:p>
       <w:pPr>
         <w:numPr>
           <w:ilvl w:val="0"/>
-          <w:numId w:val="1"/>
+          <w:numId w:val="2"/>
         </w:numPr>
         <w:spacing w:line="360" w:lineRule="auto"/>
         <w:jc w:val="both"/>
@@ -1186,14 +1886,14 @@
           <w:sz w:val="28"/>
           <w:szCs w:val="28"/>
         </w:rPr>
-        <w:t>Интегрировать все компоненты в единое рабочее приложение, реализовав ключевой функционал: каталог товаров с фильтрацией, корзину покупок, оформление заказа, личный кабинет и административную панель для управления контентом;</w:t>
+        <w:t>Организовать безопасное хранение данных и защиту от основных веб-уязвимостей;</w:t>
       </w:r>
     </w:p>
     <w:p>
       <w:pPr>
         <w:numPr>
           <w:ilvl w:val="0"/>
-          <w:numId w:val="1"/>
+          <w:numId w:val="2"/>
         </w:numPr>
         <w:spacing w:line="360" w:lineRule="auto"/>
         <w:jc w:val="both"/>
@@ -1207,26 +1907,5601 @@
           <w:sz w:val="28"/>
           <w:szCs w:val="28"/>
         </w:rPr>
-        <w:t>Провести тестирование работоспособности и безопасности готовой системы.</w:t>
-      </w:r>
-    </w:p>
-    <w:p>
-      <w:pPr>
-        <w:spacing w:line="360" w:lineRule="auto"/>
-        <w:ind w:firstLine="709"/>
-        <w:jc w:val="both"/>
-        <w:rPr>
-          <w:sz w:val="28"/>
-          <w:szCs w:val="28"/>
-        </w:rPr>
-      </w:pPr>
-      <w:r>
-        <w:rPr>
-          <w:sz w:val="28"/>
-          <w:szCs w:val="28"/>
-        </w:rPr>
-        <w:t>Таким образом, результатом работы станет готовое к эксплуатации полноценное веб-приложение интернет-магазина, построенное на современном технологическом стеке (HTML, CSS, Laravel, MySQL) и способное стать эффективным инструментом для развития бизнеса.</w:t>
-      </w:r>
+        <w:t>Реализовать административную панель для управления контентом и обработки заказов;</w:t>
+      </w:r>
+    </w:p>
+    <w:p>
+      <w:pPr>
+        <w:numPr>
+          <w:ilvl w:val="0"/>
+          <w:numId w:val="2"/>
+        </w:numPr>
+        <w:spacing w:line="360" w:lineRule="auto"/>
+        <w:jc w:val="both"/>
+        <w:rPr>
+          <w:sz w:val="28"/>
+          <w:szCs w:val="28"/>
+        </w:rPr>
+      </w:pPr>
+      <w:r>
+        <w:rPr>
+          <w:sz w:val="28"/>
+          <w:szCs w:val="28"/>
+        </w:rPr>
+        <w:t>Провести интеграцию разработанной серверной части с существующим клиентским интерфейсом и тестирование работоспособности всех компонентов системы.</w:t>
+      </w:r>
+    </w:p>
+    <w:p>
+      <w:pPr>
+        <w:spacing w:line="360" w:lineRule="auto"/>
+        <w:ind w:firstLine="709"/>
+        <w:jc w:val="both"/>
+        <w:rPr>
+          <w:sz w:val="28"/>
+          <w:szCs w:val="28"/>
+        </w:rPr>
+      </w:pPr>
+      <w:r>
+        <w:rPr>
+          <w:sz w:val="28"/>
+          <w:szCs w:val="28"/>
+        </w:rPr>
+        <w:t>Таким образом, результатом работы станет полноценная серверная часть интернет-магазина, построенная на современном технологическом стеке (</w:t>
+      </w:r>
+      <w:proofErr w:type="spellStart"/>
+      <w:r>
+        <w:rPr>
+          <w:sz w:val="28"/>
+          <w:szCs w:val="28"/>
+        </w:rPr>
+        <w:t>Laravel</w:t>
+      </w:r>
+      <w:proofErr w:type="spellEnd"/>
+      <w:r>
+        <w:rPr>
+          <w:sz w:val="28"/>
+          <w:szCs w:val="28"/>
+        </w:rPr>
+        <w:t xml:space="preserve">, </w:t>
+      </w:r>
+      <w:proofErr w:type="spellStart"/>
+      <w:r>
+        <w:rPr>
+          <w:sz w:val="28"/>
+          <w:szCs w:val="28"/>
+        </w:rPr>
+        <w:t>MySQL</w:t>
+      </w:r>
+      <w:proofErr w:type="spellEnd"/>
+      <w:r>
+        <w:rPr>
+          <w:sz w:val="28"/>
+          <w:szCs w:val="28"/>
+        </w:rPr>
+        <w:t xml:space="preserve">), интегрированная с существующим </w:t>
+      </w:r>
+      <w:proofErr w:type="spellStart"/>
+      <w:r>
+        <w:rPr>
+          <w:sz w:val="28"/>
+          <w:szCs w:val="28"/>
+        </w:rPr>
+        <w:t>фронтендом</w:t>
+      </w:r>
+      <w:proofErr w:type="spellEnd"/>
+      <w:r>
+        <w:rPr>
+          <w:sz w:val="28"/>
+          <w:szCs w:val="28"/>
+        </w:rPr>
+        <w:t xml:space="preserve"> и способная обеспечить стабильную, безопасную и масштабируемую работу всего веб-приложения магазина «Байт».</w:t>
+      </w:r>
+    </w:p>
+    <w:p>
+      <w:pPr>
+        <w:spacing w:line="360" w:lineRule="auto"/>
+        <w:ind w:firstLine="709"/>
+        <w:jc w:val="both"/>
+        <w:rPr>
+          <w:sz w:val="28"/>
+          <w:szCs w:val="28"/>
+        </w:rPr>
+      </w:pPr>
+    </w:p>
+    <w:p>
+      <w:pPr>
+        <w:spacing w:line="360" w:lineRule="auto"/>
+        <w:ind w:firstLine="709"/>
+        <w:jc w:val="both"/>
+        <w:rPr>
+          <w:sz w:val="28"/>
+          <w:szCs w:val="28"/>
+        </w:rPr>
+      </w:pPr>
+    </w:p>
+    <w:p>
+      <w:pPr>
+        <w:spacing w:line="360" w:lineRule="auto"/>
+        <w:ind w:firstLine="709"/>
+        <w:jc w:val="both"/>
+        <w:rPr>
+          <w:sz w:val="28"/>
+          <w:szCs w:val="28"/>
+        </w:rPr>
+      </w:pPr>
+    </w:p>
+    <w:p>
+      <w:pPr>
+        <w:spacing w:line="360" w:lineRule="auto"/>
+        <w:ind w:firstLine="709"/>
+        <w:jc w:val="both"/>
+        <w:rPr>
+          <w:sz w:val="28"/>
+          <w:szCs w:val="28"/>
+        </w:rPr>
+      </w:pPr>
+    </w:p>
+    <w:p>
+      <w:pPr>
+        <w:spacing w:line="360" w:lineRule="auto"/>
+        <w:ind w:firstLine="709"/>
+        <w:jc w:val="both"/>
+        <w:rPr>
+          <w:sz w:val="28"/>
+          <w:szCs w:val="28"/>
+        </w:rPr>
+      </w:pPr>
+    </w:p>
+    <w:p>
+      <w:pPr>
+        <w:spacing w:line="360" w:lineRule="auto"/>
+        <w:ind w:firstLine="709"/>
+        <w:jc w:val="both"/>
+        <w:rPr>
+          <w:sz w:val="28"/>
+          <w:szCs w:val="28"/>
+        </w:rPr>
+      </w:pPr>
+    </w:p>
+    <w:p>
+      <w:pPr>
+        <w:spacing w:line="360" w:lineRule="auto"/>
+        <w:ind w:firstLine="709"/>
+        <w:jc w:val="both"/>
+        <w:rPr>
+          <w:sz w:val="28"/>
+          <w:szCs w:val="28"/>
+        </w:rPr>
+      </w:pPr>
+    </w:p>
+    <w:p>
+      <w:pPr>
+        <w:spacing w:line="360" w:lineRule="auto"/>
+        <w:ind w:firstLine="709"/>
+        <w:jc w:val="both"/>
+        <w:rPr>
+          <w:sz w:val="28"/>
+          <w:szCs w:val="28"/>
+        </w:rPr>
+      </w:pPr>
+    </w:p>
+    <w:p>
+      <w:pPr>
+        <w:spacing w:line="360" w:lineRule="auto"/>
+        <w:ind w:firstLine="709"/>
+        <w:jc w:val="both"/>
+        <w:rPr>
+          <w:sz w:val="28"/>
+          <w:szCs w:val="28"/>
+        </w:rPr>
+      </w:pPr>
+    </w:p>
+    <w:p>
+      <w:pPr>
+        <w:spacing w:line="360" w:lineRule="auto"/>
+        <w:ind w:firstLine="709"/>
+        <w:jc w:val="both"/>
+        <w:rPr>
+          <w:sz w:val="28"/>
+          <w:szCs w:val="28"/>
+        </w:rPr>
+      </w:pPr>
+    </w:p>
+    <w:p>
+      <w:pPr>
+        <w:spacing w:line="360" w:lineRule="auto"/>
+        <w:ind w:firstLine="709"/>
+        <w:jc w:val="both"/>
+        <w:rPr>
+          <w:sz w:val="28"/>
+          <w:szCs w:val="28"/>
+        </w:rPr>
+      </w:pPr>
+    </w:p>
+    <w:p>
+      <w:pPr>
+        <w:spacing w:line="360" w:lineRule="auto"/>
+        <w:ind w:firstLine="709"/>
+        <w:jc w:val="both"/>
+        <w:rPr>
+          <w:sz w:val="28"/>
+          <w:szCs w:val="28"/>
+        </w:rPr>
+      </w:pPr>
+    </w:p>
+    <w:p>
+      <w:pPr>
+        <w:spacing w:line="360" w:lineRule="auto"/>
+        <w:ind w:firstLine="709"/>
+        <w:jc w:val="both"/>
+        <w:rPr>
+          <w:sz w:val="28"/>
+          <w:szCs w:val="28"/>
+        </w:rPr>
+      </w:pPr>
+    </w:p>
+    <w:p>
+      <w:pPr>
+        <w:pStyle w:val="10"/>
+        <w:numPr>
+          <w:ilvl w:val="0"/>
+          <w:numId w:val="4"/>
+        </w:numPr>
+        <w:spacing w:before="0" w:after="454" w:line="360" w:lineRule="auto"/>
+        <w:ind w:left="0" w:firstLine="709"/>
+        <w:jc w:val="left"/>
+        <w:rPr>
+          <w:rFonts w:cs="Times New Roman"/>
+          <w:color w:val="auto"/>
+        </w:rPr>
+      </w:pPr>
+      <w:bookmarkStart w:id="2" w:name="_Toc214744611"/>
+      <w:bookmarkStart w:id="3" w:name="_Toc222093099"/>
+      <w:r>
+        <w:rPr>
+          <w:rFonts w:cs="Times New Roman"/>
+          <w:color w:val="auto"/>
+        </w:rPr>
+        <w:lastRenderedPageBreak/>
+        <w:t>Основная часть</w:t>
+      </w:r>
+      <w:bookmarkEnd w:id="2"/>
+      <w:bookmarkEnd w:id="3"/>
+    </w:p>
+    <w:p>
+      <w:pPr>
+        <w:pStyle w:val="2"/>
+        <w:keepNext w:val="0"/>
+        <w:keepLines w:val="0"/>
+        <w:numPr>
+          <w:ilvl w:val="1"/>
+          <w:numId w:val="5"/>
+        </w:numPr>
+        <w:spacing w:before="0" w:after="567" w:line="360" w:lineRule="auto"/>
+        <w:ind w:left="0" w:firstLine="709"/>
+        <w:rPr>
+          <w:b/>
+          <w:szCs w:val="28"/>
+        </w:rPr>
+      </w:pPr>
+      <w:bookmarkStart w:id="4" w:name="_Toc214744612"/>
+      <w:bookmarkStart w:id="5" w:name="_Toc222093100"/>
+      <w:r>
+        <w:rPr>
+          <w:b/>
+          <w:szCs w:val="28"/>
+        </w:rPr>
+        <w:t>Цель и задачи разработки</w:t>
+      </w:r>
+      <w:bookmarkEnd w:id="4"/>
+      <w:bookmarkEnd w:id="5"/>
+    </w:p>
+    <w:p>
+      <w:pPr>
+        <w:spacing w:line="360" w:lineRule="auto"/>
+        <w:ind w:firstLine="709"/>
+        <w:jc w:val="both"/>
+        <w:rPr>
+          <w:sz w:val="28"/>
+          <w:szCs w:val="28"/>
+        </w:rPr>
+      </w:pPr>
+      <w:r>
+        <w:rPr>
+          <w:sz w:val="28"/>
+          <w:szCs w:val="28"/>
+        </w:rPr>
+        <w:t>Целью данной работы является разработка серверной части информационной системы для интернет-магазина «Байт», обеспечивающей централизованное хранение данных, реализацию бизнес-логики, безопасную аутентификацию и авторизацию пользователей, а также предоставление API для взаимодействия с существующей клиентской частью. Создание серверной инфраструктуры позволит превратить статичный веб-интерфейс в полноценное динамическое приложение, автоматизировать процессы управления товарами и заказами, повысить уровень безопасности и масштабируемость системы, а также заложить основу для дальнейшего развития онлайн-платформы магазина.</w:t>
+      </w:r>
+    </w:p>
+    <w:p>
+      <w:pPr>
+        <w:spacing w:line="360" w:lineRule="auto"/>
+        <w:ind w:firstLine="709"/>
+        <w:jc w:val="both"/>
+        <w:rPr>
+          <w:sz w:val="28"/>
+          <w:szCs w:val="28"/>
+        </w:rPr>
+      </w:pPr>
+      <w:r>
+        <w:rPr>
+          <w:sz w:val="28"/>
+          <w:szCs w:val="28"/>
+        </w:rPr>
+        <w:t>Для достижения поставленной цели необходимо р</w:t>
+      </w:r>
+      <w:r>
+        <w:rPr>
+          <w:sz w:val="28"/>
+          <w:szCs w:val="28"/>
+        </w:rPr>
+        <w:t>ешить следующий комплекс задач:</w:t>
+      </w:r>
+    </w:p>
+    <w:p>
+      <w:pPr>
+        <w:spacing w:line="360" w:lineRule="auto"/>
+        <w:ind w:left="360"/>
+        <w:jc w:val="both"/>
+        <w:rPr>
+          <w:sz w:val="28"/>
+          <w:szCs w:val="28"/>
+        </w:rPr>
+      </w:pPr>
+      <w:r>
+        <w:rPr>
+          <w:sz w:val="28"/>
+          <w:szCs w:val="28"/>
+        </w:rPr>
+        <w:t xml:space="preserve">1. </w:t>
+      </w:r>
+      <w:r>
+        <w:rPr>
+          <w:sz w:val="28"/>
+          <w:szCs w:val="28"/>
+        </w:rPr>
+        <w:t xml:space="preserve">Спроектировать структуру базы данных в СУБД </w:t>
+      </w:r>
+      <w:proofErr w:type="spellStart"/>
+      <w:r>
+        <w:rPr>
+          <w:sz w:val="28"/>
+          <w:szCs w:val="28"/>
+        </w:rPr>
+        <w:t>MySQL</w:t>
+      </w:r>
+      <w:proofErr w:type="spellEnd"/>
+      <w:r>
+        <w:rPr>
+          <w:sz w:val="28"/>
+          <w:szCs w:val="28"/>
+        </w:rPr>
+        <w:t>, включающую таблицы для хранения информации о:</w:t>
+      </w:r>
+    </w:p>
+    <w:p>
+      <w:pPr>
+        <w:spacing w:line="360" w:lineRule="auto"/>
+        <w:ind w:firstLine="709"/>
+        <w:jc w:val="both"/>
+        <w:rPr>
+          <w:sz w:val="28"/>
+          <w:szCs w:val="28"/>
+        </w:rPr>
+      </w:pPr>
+      <w:r>
+        <w:rPr>
+          <w:sz w:val="28"/>
+          <w:szCs w:val="28"/>
+        </w:rPr>
+        <w:t>– товарах (наименование, описание, цена, остатки, изображения);</w:t>
+      </w:r>
+    </w:p>
+    <w:p>
+      <w:pPr>
+        <w:spacing w:line="360" w:lineRule="auto"/>
+        <w:ind w:firstLine="709"/>
+        <w:jc w:val="both"/>
+        <w:rPr>
+          <w:sz w:val="28"/>
+          <w:szCs w:val="28"/>
+        </w:rPr>
+      </w:pPr>
+      <w:r>
+        <w:rPr>
+          <w:sz w:val="28"/>
+          <w:szCs w:val="28"/>
+        </w:rPr>
+        <w:t>– категориях и подкатегориях товаров;</w:t>
+      </w:r>
+    </w:p>
+    <w:p>
+      <w:pPr>
+        <w:spacing w:line="360" w:lineRule="auto"/>
+        <w:ind w:firstLine="709"/>
+        <w:jc w:val="both"/>
+        <w:rPr>
+          <w:sz w:val="28"/>
+          <w:szCs w:val="28"/>
+        </w:rPr>
+      </w:pPr>
+      <w:r>
+        <w:rPr>
+          <w:sz w:val="28"/>
+          <w:szCs w:val="28"/>
+        </w:rPr>
+        <w:t xml:space="preserve">– пользователях (регистрационные данные, </w:t>
+      </w:r>
+      <w:proofErr w:type="spellStart"/>
+      <w:r>
+        <w:rPr>
+          <w:sz w:val="28"/>
+          <w:szCs w:val="28"/>
+        </w:rPr>
+        <w:t>хеши</w:t>
+      </w:r>
+      <w:proofErr w:type="spellEnd"/>
+      <w:r>
+        <w:rPr>
+          <w:sz w:val="28"/>
+          <w:szCs w:val="28"/>
+        </w:rPr>
+        <w:t xml:space="preserve"> паролей, роли);</w:t>
+      </w:r>
+    </w:p>
+    <w:p>
+      <w:pPr>
+        <w:spacing w:line="360" w:lineRule="auto"/>
+        <w:ind w:firstLine="709"/>
+        <w:jc w:val="both"/>
+        <w:rPr>
+          <w:sz w:val="28"/>
+          <w:szCs w:val="28"/>
+        </w:rPr>
+      </w:pPr>
+      <w:r>
+        <w:rPr>
+          <w:sz w:val="28"/>
+          <w:szCs w:val="28"/>
+        </w:rPr>
+        <w:t>– заказах (состав заказа, статус, дата, сумма);</w:t>
+      </w:r>
+    </w:p>
+    <w:p>
+      <w:pPr>
+        <w:spacing w:line="360" w:lineRule="auto"/>
+        <w:ind w:firstLine="709"/>
+        <w:jc w:val="both"/>
+        <w:rPr>
+          <w:sz w:val="28"/>
+          <w:szCs w:val="28"/>
+        </w:rPr>
+      </w:pPr>
+      <w:r>
+        <w:rPr>
+          <w:sz w:val="28"/>
+          <w:szCs w:val="28"/>
+        </w:rPr>
+        <w:t>– содержимом корзины (при необходимо</w:t>
+      </w:r>
+      <w:r>
+        <w:rPr>
+          <w:sz w:val="28"/>
+          <w:szCs w:val="28"/>
+        </w:rPr>
+        <w:t>сти сохранения между сессиями).</w:t>
+      </w:r>
+    </w:p>
+    <w:p>
+      <w:pPr>
+        <w:spacing w:line="360" w:lineRule="auto"/>
+        <w:ind w:left="360"/>
+        <w:jc w:val="both"/>
+        <w:rPr>
+          <w:sz w:val="28"/>
+          <w:szCs w:val="28"/>
+        </w:rPr>
+      </w:pPr>
+      <w:r>
+        <w:rPr>
+          <w:sz w:val="28"/>
+          <w:szCs w:val="28"/>
+        </w:rPr>
+        <w:t xml:space="preserve">2. </w:t>
+      </w:r>
+      <w:r>
+        <w:rPr>
+          <w:sz w:val="28"/>
+          <w:szCs w:val="28"/>
+        </w:rPr>
+        <w:t>Разработать серверную логику на основе PHP-</w:t>
+      </w:r>
+      <w:proofErr w:type="spellStart"/>
+      <w:r>
+        <w:rPr>
+          <w:sz w:val="28"/>
+          <w:szCs w:val="28"/>
+        </w:rPr>
+        <w:t>фреймворка</w:t>
+      </w:r>
+      <w:proofErr w:type="spellEnd"/>
+      <w:r>
+        <w:rPr>
+          <w:sz w:val="28"/>
+          <w:szCs w:val="28"/>
+        </w:rPr>
+        <w:t xml:space="preserve"> </w:t>
+      </w:r>
+      <w:proofErr w:type="spellStart"/>
+      <w:r>
+        <w:rPr>
+          <w:sz w:val="28"/>
+          <w:szCs w:val="28"/>
+        </w:rPr>
+        <w:t>Laravel</w:t>
+      </w:r>
+      <w:proofErr w:type="spellEnd"/>
+      <w:r>
+        <w:rPr>
+          <w:sz w:val="28"/>
+          <w:szCs w:val="28"/>
+        </w:rPr>
+        <w:t>:</w:t>
+      </w:r>
+    </w:p>
+    <w:p>
+      <w:pPr>
+        <w:spacing w:line="360" w:lineRule="auto"/>
+        <w:ind w:firstLine="709"/>
+        <w:jc w:val="both"/>
+        <w:rPr>
+          <w:sz w:val="28"/>
+          <w:szCs w:val="28"/>
+        </w:rPr>
+      </w:pPr>
+      <w:r>
+        <w:rPr>
+          <w:sz w:val="28"/>
+          <w:szCs w:val="28"/>
+        </w:rPr>
+        <w:t>– создать модели, соответствующие таблицам базы данных;</w:t>
+      </w:r>
+    </w:p>
+    <w:p>
+      <w:pPr>
+        <w:spacing w:line="360" w:lineRule="auto"/>
+        <w:ind w:firstLine="709"/>
+        <w:jc w:val="both"/>
+        <w:rPr>
+          <w:sz w:val="28"/>
+          <w:szCs w:val="28"/>
+        </w:rPr>
+      </w:pPr>
+      <w:r>
+        <w:rPr>
+          <w:sz w:val="28"/>
+          <w:szCs w:val="28"/>
+        </w:rPr>
+        <w:t>– реализовать контроллеры для обработки запросов от клиентской части;</w:t>
+      </w:r>
+    </w:p>
+    <w:p>
+      <w:pPr>
+        <w:spacing w:line="360" w:lineRule="auto"/>
+        <w:ind w:firstLine="709"/>
+        <w:jc w:val="both"/>
+        <w:rPr>
+          <w:sz w:val="28"/>
+          <w:szCs w:val="28"/>
+        </w:rPr>
+      </w:pPr>
+      <w:r>
+        <w:rPr>
+          <w:sz w:val="28"/>
+          <w:szCs w:val="28"/>
+        </w:rPr>
+        <w:t>– на</w:t>
+      </w:r>
+      <w:r>
+        <w:rPr>
+          <w:sz w:val="28"/>
+          <w:szCs w:val="28"/>
+        </w:rPr>
+        <w:t>строить маршрутизацию (</w:t>
+      </w:r>
+      <w:proofErr w:type="spellStart"/>
+      <w:r>
+        <w:rPr>
+          <w:sz w:val="28"/>
+          <w:szCs w:val="28"/>
+        </w:rPr>
+        <w:t>web</w:t>
+      </w:r>
+      <w:proofErr w:type="spellEnd"/>
+      <w:r>
+        <w:rPr>
+          <w:sz w:val="28"/>
+          <w:szCs w:val="28"/>
+        </w:rPr>
+        <w:t>).</w:t>
+      </w:r>
+    </w:p>
+    <w:p>
+      <w:pPr>
+        <w:spacing w:line="360" w:lineRule="auto"/>
+        <w:ind w:left="360"/>
+        <w:jc w:val="both"/>
+        <w:rPr>
+          <w:sz w:val="28"/>
+          <w:szCs w:val="28"/>
+        </w:rPr>
+      </w:pPr>
+      <w:r>
+        <w:rPr>
+          <w:sz w:val="28"/>
+          <w:szCs w:val="28"/>
+        </w:rPr>
+        <w:t>3</w:t>
+      </w:r>
+      <w:r>
+        <w:rPr>
+          <w:sz w:val="28"/>
+          <w:szCs w:val="28"/>
+        </w:rPr>
+        <w:t xml:space="preserve">. </w:t>
+      </w:r>
+      <w:r>
+        <w:rPr>
+          <w:sz w:val="28"/>
+          <w:szCs w:val="28"/>
+        </w:rPr>
+        <w:t>Реализовать механизмы аутентификации и авторизации:</w:t>
+      </w:r>
+    </w:p>
+    <w:p>
+      <w:pPr>
+        <w:spacing w:line="360" w:lineRule="auto"/>
+        <w:ind w:firstLine="709"/>
+        <w:jc w:val="both"/>
+        <w:rPr>
+          <w:sz w:val="28"/>
+          <w:szCs w:val="28"/>
+        </w:rPr>
+      </w:pPr>
+      <w:r>
+        <w:rPr>
+          <w:sz w:val="28"/>
+          <w:szCs w:val="28"/>
+        </w:rPr>
+        <w:t>– регистрация и вход пользователей с проверкой учётных данных;</w:t>
+      </w:r>
+    </w:p>
+    <w:p>
+      <w:pPr>
+        <w:spacing w:line="360" w:lineRule="auto"/>
+        <w:ind w:firstLine="709"/>
+        <w:jc w:val="both"/>
+        <w:rPr>
+          <w:sz w:val="28"/>
+          <w:szCs w:val="28"/>
+        </w:rPr>
+      </w:pPr>
+      <w:r>
+        <w:rPr>
+          <w:sz w:val="28"/>
+          <w:szCs w:val="28"/>
+        </w:rPr>
+        <w:t xml:space="preserve">– </w:t>
+      </w:r>
+      <w:r>
+        <w:rPr>
+          <w:sz w:val="28"/>
+          <w:szCs w:val="28"/>
+        </w:rPr>
+        <w:t xml:space="preserve">управление сессиями или использование </w:t>
+      </w:r>
+      <w:proofErr w:type="spellStart"/>
+      <w:r>
+        <w:rPr>
+          <w:sz w:val="28"/>
+          <w:szCs w:val="28"/>
+        </w:rPr>
+        <w:t>токенов</w:t>
+      </w:r>
+      <w:proofErr w:type="spellEnd"/>
+      <w:r>
+        <w:rPr>
+          <w:sz w:val="28"/>
+          <w:szCs w:val="28"/>
+        </w:rPr>
+        <w:t>;</w:t>
+      </w:r>
+    </w:p>
+    <w:p>
+      <w:pPr>
+        <w:spacing w:line="360" w:lineRule="auto"/>
+        <w:ind w:firstLine="709"/>
+        <w:jc w:val="both"/>
+        <w:rPr>
+          <w:sz w:val="28"/>
+          <w:szCs w:val="28"/>
+        </w:rPr>
+      </w:pPr>
+      <w:r>
+        <w:rPr>
+          <w:sz w:val="28"/>
+          <w:szCs w:val="28"/>
+        </w:rPr>
+        <w:t xml:space="preserve">– </w:t>
+      </w:r>
+      <w:r>
+        <w:rPr>
+          <w:sz w:val="28"/>
+          <w:szCs w:val="28"/>
+        </w:rPr>
+        <w:t xml:space="preserve">разграничение доступа на основе ролей (гость, авторизованный </w:t>
+      </w:r>
+      <w:r>
+        <w:rPr>
+          <w:sz w:val="28"/>
+          <w:szCs w:val="28"/>
+        </w:rPr>
+        <w:lastRenderedPageBreak/>
+        <w:t>пользователь, администратор);</w:t>
+      </w:r>
+    </w:p>
+    <w:p>
+      <w:pPr>
+        <w:spacing w:line="360" w:lineRule="auto"/>
+        <w:ind w:firstLine="709"/>
+        <w:jc w:val="both"/>
+        <w:rPr>
+          <w:sz w:val="28"/>
+          <w:szCs w:val="28"/>
+        </w:rPr>
+      </w:pPr>
+      <w:r>
+        <w:rPr>
+          <w:sz w:val="28"/>
+          <w:szCs w:val="28"/>
+        </w:rPr>
+        <w:t>– обеспечение защиты маршрутов и данных в зависимости от прав доступа.</w:t>
+      </w:r>
+    </w:p>
+    <w:p>
+      <w:pPr>
+        <w:spacing w:line="360" w:lineRule="auto"/>
+        <w:ind w:left="360"/>
+        <w:jc w:val="both"/>
+        <w:rPr>
+          <w:sz w:val="28"/>
+          <w:szCs w:val="28"/>
+        </w:rPr>
+      </w:pPr>
+      <w:r>
+        <w:rPr>
+          <w:sz w:val="28"/>
+          <w:szCs w:val="28"/>
+        </w:rPr>
+        <w:t>4</w:t>
+      </w:r>
+      <w:r>
+        <w:rPr>
+          <w:sz w:val="28"/>
+          <w:szCs w:val="28"/>
+        </w:rPr>
+        <w:t xml:space="preserve">. </w:t>
+      </w:r>
+      <w:r>
+        <w:rPr>
+          <w:sz w:val="28"/>
+          <w:szCs w:val="28"/>
+        </w:rPr>
+        <w:t>Создать API для взаимодействия с существующей клиентской частью:</w:t>
+      </w:r>
+    </w:p>
+    <w:p>
+      <w:pPr>
+        <w:spacing w:line="360" w:lineRule="auto"/>
+        <w:ind w:firstLine="709"/>
+        <w:jc w:val="both"/>
+        <w:rPr>
+          <w:sz w:val="28"/>
+          <w:szCs w:val="28"/>
+        </w:rPr>
+      </w:pPr>
+      <w:r>
+        <w:rPr>
+          <w:sz w:val="28"/>
+          <w:szCs w:val="28"/>
+        </w:rPr>
+        <w:t xml:space="preserve">– </w:t>
+      </w:r>
+      <w:proofErr w:type="spellStart"/>
+      <w:r>
+        <w:rPr>
+          <w:sz w:val="28"/>
+          <w:szCs w:val="28"/>
+        </w:rPr>
+        <w:t>эндпоинты</w:t>
+      </w:r>
+      <w:proofErr w:type="spellEnd"/>
+      <w:r>
+        <w:rPr>
+          <w:sz w:val="28"/>
+          <w:szCs w:val="28"/>
+        </w:rPr>
+        <w:t xml:space="preserve"> для получения списка товаров с поддержкой пагинации, фильтрации и сортировки;</w:t>
+      </w:r>
+    </w:p>
+    <w:p>
+      <w:pPr>
+        <w:spacing w:line="360" w:lineRule="auto"/>
+        <w:ind w:firstLine="709"/>
+        <w:jc w:val="both"/>
+        <w:rPr>
+          <w:sz w:val="28"/>
+          <w:szCs w:val="28"/>
+        </w:rPr>
+      </w:pPr>
+      <w:r>
+        <w:rPr>
+          <w:sz w:val="28"/>
+          <w:szCs w:val="28"/>
+        </w:rPr>
+        <w:t>– получение детальной информации о конкретном товаре;</w:t>
+      </w:r>
+    </w:p>
+    <w:p>
+      <w:pPr>
+        <w:spacing w:line="360" w:lineRule="auto"/>
+        <w:ind w:firstLine="709"/>
+        <w:jc w:val="both"/>
+        <w:rPr>
+          <w:sz w:val="28"/>
+          <w:szCs w:val="28"/>
+        </w:rPr>
+      </w:pPr>
+      <w:r>
+        <w:rPr>
+          <w:sz w:val="28"/>
+          <w:szCs w:val="28"/>
+        </w:rPr>
+        <w:t>– работа с корзиной (добавление, удаление, изменение количества, получение содержимого);</w:t>
+      </w:r>
+    </w:p>
+    <w:p>
+      <w:pPr>
+        <w:spacing w:line="360" w:lineRule="auto"/>
+        <w:ind w:firstLine="709"/>
+        <w:jc w:val="both"/>
+        <w:rPr>
+          <w:sz w:val="28"/>
+          <w:szCs w:val="28"/>
+        </w:rPr>
+      </w:pPr>
+      <w:r>
+        <w:rPr>
+          <w:sz w:val="28"/>
+          <w:szCs w:val="28"/>
+        </w:rPr>
+        <w:t>– оформление заказа (создание записи в БД, расчёт итоговой стоимости, привязка к пользователю);</w:t>
+      </w:r>
+    </w:p>
+    <w:p>
+      <w:pPr>
+        <w:spacing w:line="360" w:lineRule="auto"/>
+        <w:ind w:firstLine="709"/>
+        <w:jc w:val="both"/>
+        <w:rPr>
+          <w:sz w:val="28"/>
+          <w:szCs w:val="28"/>
+        </w:rPr>
+      </w:pPr>
+      <w:r>
+        <w:rPr>
+          <w:sz w:val="28"/>
+          <w:szCs w:val="28"/>
+        </w:rPr>
+        <w:t>– управление профилем пользователя (просмотр и редактирование личных данных, история заказов);</w:t>
+      </w:r>
+    </w:p>
+    <w:p>
+      <w:pPr>
+        <w:spacing w:line="360" w:lineRule="auto"/>
+        <w:ind w:firstLine="709"/>
+        <w:jc w:val="both"/>
+        <w:rPr>
+          <w:sz w:val="28"/>
+          <w:szCs w:val="28"/>
+        </w:rPr>
+      </w:pPr>
+      <w:r>
+        <w:rPr>
+          <w:sz w:val="28"/>
+          <w:szCs w:val="28"/>
+        </w:rPr>
+        <w:t xml:space="preserve">– административные </w:t>
+      </w:r>
+      <w:proofErr w:type="spellStart"/>
+      <w:r>
+        <w:rPr>
+          <w:sz w:val="28"/>
+          <w:szCs w:val="28"/>
+        </w:rPr>
+        <w:t>эндпоинты</w:t>
+      </w:r>
+      <w:proofErr w:type="spellEnd"/>
+      <w:r>
+        <w:rPr>
+          <w:sz w:val="28"/>
+          <w:szCs w:val="28"/>
+        </w:rPr>
+        <w:t xml:space="preserve"> для управления товарами, категориями, заказами и пользователями.</w:t>
+      </w:r>
+    </w:p>
+    <w:p>
+      <w:pPr>
+        <w:spacing w:line="360" w:lineRule="auto"/>
+        <w:ind w:left="360"/>
+        <w:jc w:val="both"/>
+        <w:rPr>
+          <w:sz w:val="28"/>
+          <w:szCs w:val="28"/>
+        </w:rPr>
+      </w:pPr>
+      <w:r>
+        <w:rPr>
+          <w:sz w:val="28"/>
+          <w:szCs w:val="28"/>
+        </w:rPr>
+        <w:t>5</w:t>
+      </w:r>
+      <w:r>
+        <w:rPr>
+          <w:sz w:val="28"/>
+          <w:szCs w:val="28"/>
+        </w:rPr>
+        <w:t xml:space="preserve">. </w:t>
+      </w:r>
+      <w:r>
+        <w:rPr>
+          <w:sz w:val="28"/>
+          <w:szCs w:val="28"/>
+        </w:rPr>
+        <w:t>Организовать безопасное взаимодействие между клиентом и сервером:</w:t>
+      </w:r>
+    </w:p>
+    <w:p>
+      <w:pPr>
+        <w:spacing w:line="360" w:lineRule="auto"/>
+        <w:ind w:firstLine="709"/>
+        <w:jc w:val="both"/>
+        <w:rPr>
+          <w:sz w:val="28"/>
+          <w:szCs w:val="28"/>
+        </w:rPr>
+      </w:pPr>
+      <w:r>
+        <w:rPr>
+          <w:sz w:val="28"/>
+          <w:szCs w:val="28"/>
+        </w:rPr>
+        <w:t xml:space="preserve">– </w:t>
+      </w:r>
+      <w:proofErr w:type="spellStart"/>
+      <w:r>
+        <w:rPr>
+          <w:sz w:val="28"/>
+          <w:szCs w:val="28"/>
+        </w:rPr>
+        <w:t>валидация</w:t>
+      </w:r>
+      <w:proofErr w:type="spellEnd"/>
+      <w:r>
+        <w:rPr>
+          <w:sz w:val="28"/>
+          <w:szCs w:val="28"/>
+        </w:rPr>
+        <w:t xml:space="preserve"> входящих данных на стороне сервера;</w:t>
+      </w:r>
+    </w:p>
+    <w:p>
+      <w:pPr>
+        <w:spacing w:line="360" w:lineRule="auto"/>
+        <w:ind w:firstLine="709"/>
+        <w:jc w:val="both"/>
+        <w:rPr>
+          <w:sz w:val="28"/>
+          <w:szCs w:val="28"/>
+        </w:rPr>
+      </w:pPr>
+      <w:r>
+        <w:rPr>
+          <w:sz w:val="28"/>
+          <w:szCs w:val="28"/>
+        </w:rPr>
+        <w:t>– защита от основных веб-уязвимостей (SQL-инъекции, XSS, CSRF);</w:t>
+      </w:r>
+    </w:p>
+    <w:p>
+      <w:pPr>
+        <w:spacing w:line="360" w:lineRule="auto"/>
+        <w:ind w:firstLine="709"/>
+        <w:jc w:val="both"/>
+        <w:rPr>
+          <w:sz w:val="28"/>
+          <w:szCs w:val="28"/>
+        </w:rPr>
+      </w:pPr>
+      <w:r>
+        <w:rPr>
+          <w:sz w:val="28"/>
+          <w:szCs w:val="28"/>
+        </w:rPr>
+        <w:t>– применение HTTPS при реальном развёртывании.</w:t>
+      </w:r>
+    </w:p>
+    <w:p>
+      <w:pPr>
+        <w:spacing w:line="360" w:lineRule="auto"/>
+        <w:ind w:left="360"/>
+        <w:jc w:val="both"/>
+        <w:rPr>
+          <w:sz w:val="28"/>
+          <w:szCs w:val="28"/>
+          <w:lang w:val="en-US"/>
+        </w:rPr>
+      </w:pPr>
+      <w:r>
+        <w:rPr>
+          <w:sz w:val="28"/>
+          <w:szCs w:val="28"/>
+        </w:rPr>
+        <w:t>6</w:t>
+      </w:r>
+      <w:r>
+        <w:rPr>
+          <w:sz w:val="28"/>
+          <w:szCs w:val="28"/>
+        </w:rPr>
+        <w:t xml:space="preserve">. </w:t>
+      </w:r>
+      <w:r>
+        <w:rPr>
+          <w:sz w:val="28"/>
+          <w:szCs w:val="28"/>
+        </w:rPr>
+        <w:t>Разр</w:t>
+      </w:r>
+      <w:r>
+        <w:rPr>
+          <w:sz w:val="28"/>
+          <w:szCs w:val="28"/>
+        </w:rPr>
+        <w:t>аботать административную панель</w:t>
+      </w:r>
+      <w:r>
+        <w:rPr>
+          <w:sz w:val="28"/>
+          <w:szCs w:val="28"/>
+          <w:lang w:val="en-US"/>
+        </w:rPr>
+        <w:t>:</w:t>
+      </w:r>
+    </w:p>
+    <w:p>
+      <w:pPr>
+        <w:spacing w:line="360" w:lineRule="auto"/>
+        <w:ind w:firstLine="709"/>
+        <w:jc w:val="both"/>
+        <w:rPr>
+          <w:sz w:val="28"/>
+          <w:szCs w:val="28"/>
+        </w:rPr>
+      </w:pPr>
+      <w:r>
+        <w:rPr>
+          <w:sz w:val="28"/>
+          <w:szCs w:val="28"/>
+        </w:rPr>
+        <w:t>– интерфейс для управления каталогом товаров (добавление, редактирование, удаление);</w:t>
+      </w:r>
+    </w:p>
+    <w:p>
+      <w:pPr>
+        <w:spacing w:line="360" w:lineRule="auto"/>
+        <w:ind w:firstLine="709"/>
+        <w:jc w:val="both"/>
+        <w:rPr>
+          <w:sz w:val="28"/>
+          <w:szCs w:val="28"/>
+        </w:rPr>
+      </w:pPr>
+      <w:r>
+        <w:rPr>
+          <w:sz w:val="28"/>
+          <w:szCs w:val="28"/>
+        </w:rPr>
+        <w:t>– управление категориями;</w:t>
+      </w:r>
+    </w:p>
+    <w:p>
+      <w:pPr>
+        <w:spacing w:line="360" w:lineRule="auto"/>
+        <w:ind w:firstLine="709"/>
+        <w:jc w:val="both"/>
+        <w:rPr>
+          <w:sz w:val="28"/>
+          <w:szCs w:val="28"/>
+        </w:rPr>
+      </w:pPr>
+      <w:r>
+        <w:rPr>
+          <w:sz w:val="28"/>
+          <w:szCs w:val="28"/>
+        </w:rPr>
+        <w:t>– просмотр и обработка заказов (изменение статуса, добавление комментариев);</w:t>
+      </w:r>
+    </w:p>
+    <w:p>
+      <w:pPr>
+        <w:spacing w:line="360" w:lineRule="auto"/>
+        <w:ind w:firstLine="709"/>
+        <w:jc w:val="both"/>
+        <w:rPr>
+          <w:sz w:val="28"/>
+          <w:szCs w:val="28"/>
+        </w:rPr>
+      </w:pPr>
+      <w:r>
+        <w:rPr>
+          <w:sz w:val="28"/>
+          <w:szCs w:val="28"/>
+        </w:rPr>
+        <w:t>– управление пользователями (</w:t>
+      </w:r>
+      <w:r>
+        <w:rPr>
+          <w:sz w:val="28"/>
+          <w:szCs w:val="28"/>
+        </w:rPr>
+        <w:t>удаление, смена роли).</w:t>
+      </w:r>
+    </w:p>
+    <w:p>
+      <w:pPr>
+        <w:spacing w:line="360" w:lineRule="auto"/>
+        <w:ind w:left="360"/>
+        <w:jc w:val="both"/>
+        <w:rPr>
+          <w:sz w:val="28"/>
+          <w:szCs w:val="28"/>
+        </w:rPr>
+      </w:pPr>
+      <w:r>
+        <w:rPr>
+          <w:sz w:val="28"/>
+          <w:szCs w:val="28"/>
+        </w:rPr>
+        <w:t>7</w:t>
+      </w:r>
+      <w:r>
+        <w:rPr>
+          <w:sz w:val="28"/>
+          <w:szCs w:val="28"/>
+        </w:rPr>
+        <w:t xml:space="preserve">. </w:t>
+      </w:r>
+      <w:r>
+        <w:rPr>
+          <w:sz w:val="28"/>
+          <w:szCs w:val="28"/>
+        </w:rPr>
+        <w:t>Подготовить проектную документацию, включающую:</w:t>
+      </w:r>
+    </w:p>
+    <w:p>
+      <w:pPr>
+        <w:spacing w:line="360" w:lineRule="auto"/>
+        <w:ind w:firstLine="709"/>
+        <w:jc w:val="both"/>
+        <w:rPr>
+          <w:sz w:val="28"/>
+          <w:szCs w:val="28"/>
+        </w:rPr>
+      </w:pPr>
+      <w:r>
+        <w:rPr>
+          <w:sz w:val="28"/>
+          <w:szCs w:val="28"/>
+        </w:rPr>
+        <w:t>– UML-диаграммы (диаграммы классов, последовательности, вариантов использования для серверной части);</w:t>
+      </w:r>
+    </w:p>
+    <w:p>
+      <w:pPr>
+        <w:spacing w:line="360" w:lineRule="auto"/>
+        <w:ind w:firstLine="709"/>
+        <w:jc w:val="both"/>
+        <w:rPr>
+          <w:sz w:val="28"/>
+          <w:szCs w:val="28"/>
+        </w:rPr>
+      </w:pPr>
+      <w:r>
+        <w:rPr>
+          <w:sz w:val="28"/>
+          <w:szCs w:val="28"/>
+        </w:rPr>
+        <w:t>– схему базы данных (ER-диаграмму);</w:t>
+      </w:r>
+    </w:p>
+    <w:p>
+      <w:pPr>
+        <w:spacing w:line="360" w:lineRule="auto"/>
+        <w:ind w:firstLine="709"/>
+        <w:jc w:val="both"/>
+        <w:rPr>
+          <w:sz w:val="28"/>
+          <w:szCs w:val="28"/>
+        </w:rPr>
+      </w:pPr>
+      <w:r>
+        <w:rPr>
+          <w:sz w:val="28"/>
+          <w:szCs w:val="28"/>
+        </w:rPr>
+        <w:t xml:space="preserve">– описание структуры проекта на </w:t>
+      </w:r>
+      <w:proofErr w:type="spellStart"/>
+      <w:r>
+        <w:rPr>
+          <w:sz w:val="28"/>
+          <w:szCs w:val="28"/>
+        </w:rPr>
+        <w:t>Laravel</w:t>
+      </w:r>
+      <w:proofErr w:type="spellEnd"/>
+      <w:r>
+        <w:rPr>
+          <w:sz w:val="28"/>
+          <w:szCs w:val="28"/>
+        </w:rPr>
+        <w:t xml:space="preserve"> (контроллеры, модели, </w:t>
+      </w:r>
+      <w:r>
+        <w:rPr>
+          <w:sz w:val="28"/>
+          <w:szCs w:val="28"/>
+        </w:rPr>
+        <w:lastRenderedPageBreak/>
+        <w:t>миграции);</w:t>
+      </w:r>
+    </w:p>
+    <w:p>
+      <w:pPr>
+        <w:spacing w:line="360" w:lineRule="auto"/>
+        <w:ind w:firstLine="709"/>
+        <w:jc w:val="both"/>
+        <w:rPr>
+          <w:sz w:val="28"/>
+          <w:szCs w:val="28"/>
+        </w:rPr>
+      </w:pPr>
+      <w:r>
+        <w:rPr>
+          <w:sz w:val="28"/>
+          <w:szCs w:val="28"/>
+        </w:rPr>
+        <w:t>– руководство по развёртыванию и настройке серверной части;</w:t>
+      </w:r>
+    </w:p>
+    <w:p>
+      <w:pPr>
+        <w:spacing w:line="360" w:lineRule="auto"/>
+        <w:ind w:firstLine="709"/>
+        <w:jc w:val="both"/>
+        <w:rPr>
+          <w:sz w:val="28"/>
+          <w:szCs w:val="28"/>
+        </w:rPr>
+      </w:pPr>
+      <w:r>
+        <w:rPr>
+          <w:sz w:val="28"/>
+          <w:szCs w:val="28"/>
+        </w:rPr>
+        <w:t>– инструкцию для администратора по работе с панелью управления.</w:t>
+      </w:r>
+    </w:p>
+    <w:p>
+      <w:pPr>
+        <w:spacing w:line="360" w:lineRule="auto"/>
+        <w:ind w:left="360"/>
+        <w:jc w:val="both"/>
+        <w:rPr>
+          <w:sz w:val="28"/>
+          <w:szCs w:val="28"/>
+        </w:rPr>
+      </w:pPr>
+      <w:r>
+        <w:rPr>
+          <w:sz w:val="28"/>
+          <w:szCs w:val="28"/>
+        </w:rPr>
+        <w:t>8</w:t>
+      </w:r>
+      <w:r>
+        <w:rPr>
+          <w:sz w:val="28"/>
+          <w:szCs w:val="28"/>
+        </w:rPr>
+        <w:t xml:space="preserve">. </w:t>
+      </w:r>
+      <w:r>
+        <w:rPr>
+          <w:sz w:val="28"/>
+          <w:szCs w:val="28"/>
+        </w:rPr>
+        <w:t>Провести тестирование разработанной серверной части:</w:t>
+      </w:r>
+    </w:p>
+    <w:p>
+      <w:pPr>
+        <w:spacing w:line="360" w:lineRule="auto"/>
+        <w:ind w:firstLine="709"/>
+        <w:jc w:val="both"/>
+        <w:rPr>
+          <w:sz w:val="28"/>
+          <w:szCs w:val="28"/>
+        </w:rPr>
+      </w:pPr>
+      <w:r>
+        <w:rPr>
+          <w:sz w:val="28"/>
+          <w:szCs w:val="28"/>
+        </w:rPr>
+        <w:t>– модульное тестирование ключевых компонентов (по возможности);</w:t>
+      </w:r>
+    </w:p>
+    <w:p>
+      <w:pPr>
+        <w:spacing w:line="360" w:lineRule="auto"/>
+        <w:ind w:firstLine="709"/>
+        <w:jc w:val="both"/>
+        <w:rPr>
+          <w:sz w:val="28"/>
+          <w:szCs w:val="28"/>
+        </w:rPr>
+      </w:pPr>
+      <w:r>
+        <w:rPr>
+          <w:sz w:val="28"/>
+          <w:szCs w:val="28"/>
+        </w:rPr>
+        <w:t>– функциональное тестирование API с испол</w:t>
+      </w:r>
+      <w:r>
+        <w:rPr>
+          <w:sz w:val="28"/>
+          <w:szCs w:val="28"/>
+        </w:rPr>
+        <w:t>ьзованием инструментов</w:t>
+      </w:r>
+      <w:r>
+        <w:rPr>
+          <w:sz w:val="28"/>
+          <w:szCs w:val="28"/>
+        </w:rPr>
+        <w:t>;</w:t>
+      </w:r>
+    </w:p>
+    <w:p>
+      <w:pPr>
+        <w:spacing w:line="360" w:lineRule="auto"/>
+        <w:ind w:firstLine="709"/>
+        <w:jc w:val="both"/>
+        <w:rPr>
+          <w:sz w:val="28"/>
+          <w:szCs w:val="28"/>
+        </w:rPr>
+      </w:pPr>
+      <w:r>
+        <w:rPr>
+          <w:sz w:val="28"/>
+          <w:szCs w:val="28"/>
+        </w:rPr>
+        <w:t>– интеграционное тестирование совместно с клиентской частью;</w:t>
+      </w:r>
+    </w:p>
+    <w:p>
+      <w:pPr>
+        <w:spacing w:line="360" w:lineRule="auto"/>
+        <w:ind w:firstLine="709"/>
+        <w:jc w:val="both"/>
+        <w:rPr>
+          <w:sz w:val="28"/>
+          <w:szCs w:val="28"/>
+        </w:rPr>
+      </w:pPr>
+      <w:r>
+        <w:rPr>
+          <w:sz w:val="28"/>
+          <w:szCs w:val="28"/>
+        </w:rPr>
+        <w:t>– проверка безопасно</w:t>
+      </w:r>
+      <w:r>
+        <w:rPr>
+          <w:sz w:val="28"/>
+          <w:szCs w:val="28"/>
+        </w:rPr>
+        <w:t>сти и нагрузочное тестирование.</w:t>
+      </w:r>
+    </w:p>
+    <w:p>
+      <w:pPr>
+        <w:pStyle w:val="2"/>
+        <w:keepNext w:val="0"/>
+        <w:keepLines w:val="0"/>
+        <w:numPr>
+          <w:ilvl w:val="1"/>
+          <w:numId w:val="5"/>
+        </w:numPr>
+        <w:spacing w:before="100" w:beforeAutospacing="1" w:after="567" w:line="360" w:lineRule="auto"/>
+        <w:ind w:left="0" w:firstLine="709"/>
+        <w:rPr>
+          <w:b/>
+          <w:szCs w:val="28"/>
+        </w:rPr>
+      </w:pPr>
+      <w:bookmarkStart w:id="6" w:name="_Toc222093101"/>
+      <w:r>
+        <w:rPr>
+          <w:b/>
+          <w:szCs w:val="28"/>
+        </w:rPr>
+        <w:t>Общая информация о организации</w:t>
+      </w:r>
+      <w:bookmarkEnd w:id="6"/>
+    </w:p>
+    <w:p>
+      <w:pPr>
+        <w:spacing w:line="360" w:lineRule="auto"/>
+        <w:ind w:firstLine="709"/>
+        <w:jc w:val="both"/>
+        <w:rPr>
+          <w:sz w:val="28"/>
+          <w:szCs w:val="28"/>
+        </w:rPr>
+      </w:pPr>
+      <w:r>
+        <w:rPr>
+          <w:sz w:val="28"/>
+          <w:szCs w:val="28"/>
+        </w:rPr>
+        <w:t>Магазин «Байт» — розничная торговая точка, расположенная в г. Сергиев Посад Московской области и функционирующая в форме индивидуального предпринимательства. Основные направления деятельности организации включают:</w:t>
+      </w:r>
+    </w:p>
+    <w:p>
+      <w:pPr>
+        <w:spacing w:line="360" w:lineRule="auto"/>
+        <w:ind w:firstLine="709"/>
+        <w:jc w:val="both"/>
+        <w:rPr>
+          <w:sz w:val="28"/>
+          <w:szCs w:val="28"/>
+        </w:rPr>
+      </w:pPr>
+      <w:r>
+        <w:rPr>
+          <w:sz w:val="28"/>
+          <w:szCs w:val="28"/>
+        </w:rPr>
+        <w:t>– продажу компьютерной техники, комплектующих и периферийных устройств;</w:t>
+      </w:r>
+    </w:p>
+    <w:p>
+      <w:pPr>
+        <w:spacing w:line="360" w:lineRule="auto"/>
+        <w:ind w:firstLine="709"/>
+        <w:jc w:val="both"/>
+        <w:rPr>
+          <w:sz w:val="28"/>
+          <w:szCs w:val="28"/>
+        </w:rPr>
+      </w:pPr>
+      <w:r>
+        <w:rPr>
+          <w:sz w:val="28"/>
+          <w:szCs w:val="28"/>
+        </w:rPr>
+        <w:t>– реализацию оргтехники, сетевого оборудования и расходных материалов;</w:t>
+      </w:r>
+    </w:p>
+    <w:p>
+      <w:pPr>
+        <w:spacing w:line="360" w:lineRule="auto"/>
+        <w:ind w:firstLine="709"/>
+        <w:jc w:val="both"/>
+        <w:rPr>
+          <w:sz w:val="28"/>
+          <w:szCs w:val="28"/>
+        </w:rPr>
+      </w:pPr>
+      <w:r>
+        <w:rPr>
+          <w:sz w:val="28"/>
+          <w:szCs w:val="28"/>
+        </w:rPr>
+        <w:t>– обслуживание и ремонт компьютерной техники в собственном сервисном центре;</w:t>
+      </w:r>
+    </w:p>
+    <w:p>
+      <w:pPr>
+        <w:spacing w:line="360" w:lineRule="auto"/>
+        <w:ind w:firstLine="709"/>
+        <w:jc w:val="both"/>
+        <w:rPr>
+          <w:sz w:val="28"/>
+          <w:szCs w:val="28"/>
+        </w:rPr>
+      </w:pPr>
+      <w:r>
+        <w:rPr>
+          <w:sz w:val="28"/>
+          <w:szCs w:val="28"/>
+        </w:rPr>
+        <w:t>– консультационную поддержку кл</w:t>
+      </w:r>
+      <w:r>
+        <w:rPr>
+          <w:sz w:val="28"/>
+          <w:szCs w:val="28"/>
+        </w:rPr>
+        <w:t>иентов по подбору оборудования.</w:t>
+      </w:r>
+    </w:p>
+    <w:p>
+      <w:pPr>
+        <w:spacing w:line="360" w:lineRule="auto"/>
+        <w:ind w:firstLine="709"/>
+        <w:jc w:val="both"/>
+        <w:rPr>
+          <w:sz w:val="28"/>
+          <w:szCs w:val="28"/>
+        </w:rPr>
+      </w:pPr>
+      <w:r>
+        <w:rPr>
+          <w:sz w:val="28"/>
+          <w:szCs w:val="28"/>
+        </w:rPr>
+        <w:t xml:space="preserve">Данные направления деятельности определяют контекст функционирования будущей информационной системы. Разрабатываемая серверная часть предназначена исключительно для обеспечения работы интернет-магазина и должна решать следующие задачи: централизованное управление каталогом товаров, обработка заказов, поступающих через сайт, регистрация и авторизация покупателей, а также предоставление административного интерфейса для сотрудников, участвующих в процессе </w:t>
+      </w:r>
+      <w:proofErr w:type="spellStart"/>
+      <w:r>
+        <w:rPr>
+          <w:sz w:val="28"/>
+          <w:szCs w:val="28"/>
+        </w:rPr>
+        <w:t>интернет-торговли</w:t>
+      </w:r>
+      <w:proofErr w:type="spellEnd"/>
+      <w:r>
+        <w:rPr>
+          <w:sz w:val="28"/>
+          <w:szCs w:val="28"/>
+        </w:rPr>
+        <w:t xml:space="preserve"> (менеджеров, администраторов). Иные виды деятельности </w:t>
+      </w:r>
+      <w:r>
+        <w:rPr>
+          <w:sz w:val="28"/>
+          <w:szCs w:val="28"/>
+        </w:rPr>
+        <w:lastRenderedPageBreak/>
+        <w:t>магазина (например, работа сервисного центра или внутренний складской учёт) не автоматизируются в рамках данного проекта, однако архитектура серверной части должна допускать возможное расширение функционала в будущем. Корректное моделирование бизнес-процессов, связанных именно с интернет-продажами, является основой для проектирования базы данных и серверной логики.</w:t>
+      </w:r>
+    </w:p>
+    <w:p>
+      <w:pPr>
+        <w:pStyle w:val="2"/>
+        <w:keepNext w:val="0"/>
+        <w:keepLines w:val="0"/>
+        <w:numPr>
+          <w:ilvl w:val="1"/>
+          <w:numId w:val="5"/>
+        </w:numPr>
+        <w:spacing w:before="100" w:beforeAutospacing="1" w:after="567" w:line="360" w:lineRule="auto"/>
+        <w:ind w:left="0" w:firstLine="709"/>
+        <w:rPr>
+          <w:b/>
+          <w:szCs w:val="28"/>
+        </w:rPr>
+      </w:pPr>
+      <w:bookmarkStart w:id="7" w:name="_Toc222093102"/>
+      <w:r>
+        <w:rPr>
+          <w:b/>
+          <w:szCs w:val="28"/>
+        </w:rPr>
+        <w:t>Организационная структура</w:t>
+      </w:r>
+      <w:bookmarkEnd w:id="7"/>
+      <w:r>
+        <w:rPr>
+          <w:b/>
+          <w:szCs w:val="28"/>
+        </w:rPr>
+        <w:t xml:space="preserve"> </w:t>
+      </w:r>
+    </w:p>
+    <w:p/>
+    <w:p>
+      <w:pPr>
+        <w:spacing w:line="360" w:lineRule="auto"/>
+        <w:ind w:firstLine="709"/>
+        <w:jc w:val="both"/>
+        <w:rPr>
+          <w:sz w:val="28"/>
+          <w:szCs w:val="28"/>
+        </w:rPr>
+      </w:pPr>
+      <w:r>
+        <w:rPr>
+          <w:sz w:val="28"/>
+          <w:szCs w:val="28"/>
+        </w:rPr>
+        <w:t>1.</w:t>
+      </w:r>
+      <w:r>
+        <w:rPr>
+          <w:sz w:val="28"/>
+          <w:szCs w:val="28"/>
+        </w:rPr>
+        <w:tab/>
+        <w:t>Директор магазина — осуществляет общее руководство организацией: принимает стратегические решения, контролирует финансовые показатели, определяет ассортимент, проводит переговоры с поставщиками.</w:t>
+      </w:r>
+    </w:p>
+    <w:p>
+      <w:pPr>
+        <w:spacing w:line="360" w:lineRule="auto"/>
+        <w:ind w:firstLine="709"/>
+        <w:jc w:val="both"/>
+        <w:rPr>
+          <w:sz w:val="28"/>
+          <w:szCs w:val="28"/>
+        </w:rPr>
+      </w:pPr>
+      <w:r>
+        <w:rPr>
+          <w:sz w:val="28"/>
+          <w:szCs w:val="28"/>
+        </w:rPr>
+        <w:t>2.</w:t>
+      </w:r>
+      <w:r>
+        <w:rPr>
+          <w:sz w:val="28"/>
+          <w:szCs w:val="28"/>
+        </w:rPr>
+        <w:tab/>
+        <w:t>Администратор — отвечает за организацию работы торгового зала, управление персоналом (менеджерами и кассирами), контроль качества обслуживания и решение оперативных вопросов.</w:t>
+      </w:r>
+    </w:p>
+    <w:p>
+      <w:pPr>
+        <w:spacing w:line="360" w:lineRule="auto"/>
+        <w:ind w:firstLine="709"/>
+        <w:jc w:val="both"/>
+        <w:rPr>
+          <w:sz w:val="28"/>
+          <w:szCs w:val="28"/>
+        </w:rPr>
+      </w:pPr>
+      <w:r>
+        <w:rPr>
+          <w:sz w:val="28"/>
+          <w:szCs w:val="28"/>
+        </w:rPr>
+        <w:t>3.</w:t>
+      </w:r>
+      <w:r>
+        <w:rPr>
+          <w:sz w:val="28"/>
+          <w:szCs w:val="28"/>
+        </w:rPr>
+        <w:tab/>
+        <w:t>Менеджеры по продажам — консультируют покупателей, помогают с подбором товаров, оформляют продажи, предоставляют информацию о характеристиках товаров и участвуют в выполнении плана продаж.</w:t>
+      </w:r>
+    </w:p>
+    <w:p>
+      <w:pPr>
+        <w:spacing w:line="360" w:lineRule="auto"/>
+        <w:ind w:firstLine="709"/>
+        <w:jc w:val="both"/>
+        <w:rPr>
+          <w:sz w:val="28"/>
+          <w:szCs w:val="28"/>
+        </w:rPr>
+      </w:pPr>
+      <w:r>
+        <w:rPr>
+          <w:sz w:val="28"/>
+          <w:szCs w:val="28"/>
+        </w:rPr>
+        <w:t>4.</w:t>
+      </w:r>
+      <w:r>
+        <w:rPr>
+          <w:sz w:val="28"/>
+          <w:szCs w:val="28"/>
+        </w:rPr>
+        <w:tab/>
+        <w:t>Кассиры — выполняют операции расчёта: приём оплаты, оформление чеков, возвратов и отчётность по кассовой дисциплине.</w:t>
+      </w:r>
+    </w:p>
+    <w:p>
+      <w:pPr>
+        <w:spacing w:line="360" w:lineRule="auto"/>
+        <w:ind w:firstLine="709"/>
+        <w:jc w:val="both"/>
+        <w:rPr>
+          <w:sz w:val="28"/>
+          <w:szCs w:val="28"/>
+        </w:rPr>
+      </w:pPr>
+      <w:r>
+        <w:rPr>
+          <w:sz w:val="28"/>
+          <w:szCs w:val="28"/>
+        </w:rPr>
+        <w:t>5.</w:t>
+      </w:r>
+      <w:r>
+        <w:rPr>
+          <w:sz w:val="28"/>
+          <w:szCs w:val="28"/>
+        </w:rPr>
+        <w:tab/>
+        <w:t>Сервисный центр — структурное подразделение, в составе которого работают специалисты разного профиля (специалист по заправке картриджей, инженер по ремонту, системный администратор).</w:t>
+      </w:r>
+    </w:p>
+    <w:p>
+      <w:pPr>
+        <w:spacing w:line="360" w:lineRule="auto"/>
+        <w:ind w:firstLine="709"/>
+        <w:jc w:val="both"/>
+        <w:rPr>
+          <w:sz w:val="28"/>
+          <w:szCs w:val="28"/>
+        </w:rPr>
+      </w:pPr>
+      <w:r>
+        <w:rPr>
+          <w:sz w:val="28"/>
+          <w:szCs w:val="28"/>
+        </w:rPr>
+        <w:t>6.</w:t>
+      </w:r>
+      <w:r>
+        <w:rPr>
+          <w:sz w:val="28"/>
+          <w:szCs w:val="28"/>
+        </w:rPr>
+        <w:tab/>
+        <w:t>Склад — подразделение, обеспечивающее хранение и выдачу товара (кладовщик, грузчики).</w:t>
+      </w:r>
+    </w:p>
+    <w:p>
+      <w:pPr>
+        <w:spacing w:line="360" w:lineRule="auto"/>
+        <w:ind w:firstLine="709"/>
+        <w:jc w:val="both"/>
+        <w:rPr>
+          <w:sz w:val="28"/>
+          <w:szCs w:val="28"/>
+        </w:rPr>
+      </w:pPr>
+      <w:r>
+        <w:rPr>
+          <w:sz w:val="28"/>
+          <w:szCs w:val="28"/>
+        </w:rPr>
+        <w:t>7.</w:t>
+      </w:r>
+      <w:r>
+        <w:rPr>
+          <w:sz w:val="28"/>
+          <w:szCs w:val="28"/>
+        </w:rPr>
+        <w:tab/>
+        <w:t>Бухгалтерия — обеспечивает финансовый учёт организации.</w:t>
+      </w:r>
+    </w:p>
+    <w:p>
+      <w:pPr>
+        <w:spacing w:line="360" w:lineRule="auto"/>
+        <w:ind w:firstLine="709"/>
+        <w:jc w:val="both"/>
+        <w:rPr>
+          <w:sz w:val="28"/>
+          <w:szCs w:val="28"/>
+        </w:rPr>
+      </w:pPr>
+      <w:r>
+        <w:rPr>
+          <w:sz w:val="28"/>
+          <w:szCs w:val="28"/>
+        </w:rPr>
+        <w:t>8.</w:t>
+      </w:r>
+      <w:r>
+        <w:rPr>
+          <w:sz w:val="28"/>
+          <w:szCs w:val="28"/>
+        </w:rPr>
+        <w:tab/>
+        <w:t>Бухгалтер — ведёт бухгалтерскую отчётность, работает с поставщиками, формирует финансовые документы, занимается налоговой отчётностью.</w:t>
+      </w:r>
+    </w:p>
+    <w:p>
+      <w:pPr>
+        <w:spacing w:line="360" w:lineRule="auto"/>
+        <w:ind w:firstLine="709"/>
+        <w:jc w:val="both"/>
+        <w:rPr>
+          <w:sz w:val="28"/>
+          <w:szCs w:val="28"/>
+        </w:rPr>
+      </w:pPr>
+      <w:r>
+        <w:rPr>
+          <w:sz w:val="28"/>
+          <w:szCs w:val="28"/>
+        </w:rPr>
+        <w:t>9.</w:t>
+      </w:r>
+      <w:r>
+        <w:rPr>
+          <w:sz w:val="28"/>
+          <w:szCs w:val="28"/>
+        </w:rPr>
+        <w:tab/>
+        <w:t xml:space="preserve">Специалист по работе с клиентами — обрабатывает обращения </w:t>
+      </w:r>
+      <w:r>
+        <w:rPr>
+          <w:sz w:val="28"/>
+          <w:szCs w:val="28"/>
+        </w:rPr>
+        <w:lastRenderedPageBreak/>
+        <w:t>покупателей, консультирует по гарантийным случаям, принимает заявки на ремонт и обеспечивает обратную связь с клиентами магазина.</w:t>
+      </w:r>
+    </w:p>
+    <w:p>
+      <w:pPr>
+        <w:spacing w:line="360" w:lineRule="auto"/>
+        <w:jc w:val="center"/>
+        <w:rPr>
+          <w:sz w:val="28"/>
+          <w:szCs w:val="28"/>
+        </w:rPr>
+      </w:pPr>
+      <w:r>
+        <w:rPr>
+          <w:noProof/>
+          <w:lang w:eastAsia="ru-RU"/>
+        </w:rPr>
+        <w:drawing>
+          <wp:inline distT="0" distB="0" distL="0" distR="0" wp14:anchorId="4E91ACD4" wp14:editId="45A00DE4">
+            <wp:extent cx="5486400" cy="2438400"/>
+            <wp:effectExtent l="0" t="0" r="0" b="0"/>
+            <wp:docPr id="3" name="Рисунок 65"/>
+            <wp:cNvGraphicFramePr>
+              <a:graphicFrameLocks xmlns:a="http://schemas.openxmlformats.org/drawingml/2006/main" noChangeAspect="1"/>
+            </wp:cNvGraphicFramePr>
+            <a:graphic xmlns:a="http://schemas.openxmlformats.org/drawingml/2006/main">
+              <a:graphicData uri="http://schemas.openxmlformats.org/drawingml/2006/picture">
+                <pic:pic xmlns:pic="http://schemas.openxmlformats.org/drawingml/2006/picture">
+                  <pic:nvPicPr>
+                    <pic:cNvPr id="24548566" name=""/>
+                    <pic:cNvPicPr>
+                      <a:picLocks noChangeAspect="1"/>
+                    </pic:cNvPicPr>
+                  </pic:nvPicPr>
+                  <pic:blipFill>
+                    <a:blip r:embed="rId8"/>
+                    <a:stretch/>
+                  </pic:blipFill>
+                  <pic:spPr bwMode="auto">
+                    <a:xfrm>
+                      <a:off x="0" y="0"/>
+                      <a:ext cx="5486400" cy="2438400"/>
+                    </a:xfrm>
+                    <a:prstGeom prst="rect">
+                      <a:avLst/>
+                    </a:prstGeom>
+                  </pic:spPr>
+                </pic:pic>
+              </a:graphicData>
+            </a:graphic>
+          </wp:inline>
+        </w:drawing>
+      </w:r>
+    </w:p>
+    <w:p>
+      <w:pPr>
+        <w:spacing w:line="360" w:lineRule="auto"/>
+        <w:jc w:val="center"/>
+        <w:rPr>
+          <w:sz w:val="28"/>
+          <w:szCs w:val="28"/>
+        </w:rPr>
+      </w:pPr>
+      <w:r>
+        <w:rPr>
+          <w:sz w:val="28"/>
+          <w:szCs w:val="28"/>
+        </w:rPr>
+        <w:t>Рисунок 1 – Структура организации</w:t>
+      </w:r>
+    </w:p>
+    <w:p>
+      <w:pPr>
+        <w:pStyle w:val="2"/>
+        <w:keepNext w:val="0"/>
+        <w:keepLines w:val="0"/>
+        <w:numPr>
+          <w:ilvl w:val="1"/>
+          <w:numId w:val="5"/>
+        </w:numPr>
+        <w:spacing w:before="100" w:beforeAutospacing="1" w:after="567" w:line="360" w:lineRule="auto"/>
+        <w:ind w:left="0" w:firstLine="709"/>
+        <w:rPr>
+          <w:b/>
+          <w:szCs w:val="28"/>
+        </w:rPr>
+      </w:pPr>
+      <w:bookmarkStart w:id="8" w:name="_Toc222093103"/>
+      <w:r>
+        <w:rPr>
+          <w:b/>
+          <w:szCs w:val="28"/>
+        </w:rPr>
+        <w:t>Анализ реализуемых на предприятии бизнес-процессов</w:t>
+      </w:r>
+      <w:r>
+        <w:rPr>
+          <w:b/>
+          <w:szCs w:val="28"/>
+        </w:rPr>
+        <w:t xml:space="preserve"> </w:t>
+      </w:r>
+      <w:r>
+        <w:rPr>
+          <w:b/>
+          <w:szCs w:val="28"/>
+        </w:rPr>
+        <w:t>и их связь с разрабатываемой серверной частью интернет-магазина</w:t>
+      </w:r>
+      <w:bookmarkEnd w:id="8"/>
+    </w:p>
+    <w:p>
+      <w:pPr>
+        <w:spacing w:line="360" w:lineRule="auto"/>
+        <w:ind w:firstLine="709"/>
+        <w:jc w:val="both"/>
+        <w:rPr>
+          <w:sz w:val="28"/>
+          <w:szCs w:val="28"/>
+        </w:rPr>
+      </w:pPr>
+      <w:r>
+        <w:rPr>
+          <w:sz w:val="28"/>
+          <w:szCs w:val="28"/>
+        </w:rPr>
+        <w:t>Закупка товаров</w:t>
+      </w:r>
+    </w:p>
+    <w:p>
+      <w:pPr>
+        <w:spacing w:line="360" w:lineRule="auto"/>
+        <w:ind w:firstLine="709"/>
+        <w:jc w:val="both"/>
+        <w:rPr>
+          <w:sz w:val="28"/>
+          <w:szCs w:val="28"/>
+        </w:rPr>
+      </w:pPr>
+      <w:r>
+        <w:rPr>
+          <w:sz w:val="28"/>
+          <w:szCs w:val="28"/>
+        </w:rPr>
+        <w:t xml:space="preserve">Цель: обеспечение оптимального ассортимента и поддержание достаточного запаса товаров для удовлетворения </w:t>
+      </w:r>
+      <w:r>
+        <w:rPr>
+          <w:sz w:val="28"/>
+          <w:szCs w:val="28"/>
+        </w:rPr>
+        <w:t>спроса покупателей.</w:t>
+      </w:r>
+    </w:p>
+    <w:p>
+      <w:pPr>
+        <w:spacing w:line="360" w:lineRule="auto"/>
+        <w:ind w:firstLine="709"/>
+        <w:jc w:val="both"/>
+        <w:rPr>
+          <w:sz w:val="28"/>
+          <w:szCs w:val="28"/>
+        </w:rPr>
+      </w:pPr>
+      <w:r>
+        <w:rPr>
+          <w:sz w:val="28"/>
+          <w:szCs w:val="28"/>
+        </w:rPr>
+        <w:t>Этапы и участники:</w:t>
+      </w:r>
+    </w:p>
+    <w:p>
+      <w:pPr>
+        <w:spacing w:line="360" w:lineRule="auto"/>
+        <w:ind w:firstLine="709"/>
+        <w:jc w:val="both"/>
+        <w:rPr>
+          <w:sz w:val="28"/>
+          <w:szCs w:val="28"/>
+        </w:rPr>
+      </w:pPr>
+      <w:r>
+        <w:rPr>
+          <w:sz w:val="28"/>
+          <w:szCs w:val="28"/>
+        </w:rPr>
+        <w:t xml:space="preserve">– </w:t>
+      </w:r>
+      <w:r>
+        <w:rPr>
+          <w:sz w:val="28"/>
+          <w:szCs w:val="28"/>
+        </w:rPr>
+        <w:t>Анализ продаж и остатков в системе «1</w:t>
+      </w:r>
+      <w:proofErr w:type="gramStart"/>
+      <w:r>
+        <w:rPr>
+          <w:sz w:val="28"/>
+          <w:szCs w:val="28"/>
+        </w:rPr>
+        <w:t>С:Управление</w:t>
+      </w:r>
+      <w:proofErr w:type="gramEnd"/>
+      <w:r>
+        <w:rPr>
+          <w:sz w:val="28"/>
+          <w:szCs w:val="28"/>
+        </w:rPr>
+        <w:t xml:space="preserve"> торговлей» (бу</w:t>
+      </w:r>
+      <w:r>
+        <w:rPr>
+          <w:sz w:val="28"/>
+          <w:szCs w:val="28"/>
+        </w:rPr>
+        <w:t>хгалтер, менеджер по продажам);</w:t>
+      </w:r>
+    </w:p>
+    <w:p>
+      <w:pPr>
+        <w:spacing w:line="360" w:lineRule="auto"/>
+        <w:ind w:firstLine="709"/>
+        <w:jc w:val="both"/>
+        <w:rPr>
+          <w:sz w:val="28"/>
+          <w:szCs w:val="28"/>
+        </w:rPr>
+      </w:pPr>
+      <w:r>
+        <w:rPr>
+          <w:sz w:val="28"/>
+          <w:szCs w:val="28"/>
+        </w:rPr>
+        <w:t xml:space="preserve">– </w:t>
+      </w:r>
+      <w:r>
+        <w:rPr>
+          <w:sz w:val="28"/>
+          <w:szCs w:val="28"/>
+        </w:rPr>
+        <w:t>Формирование потребности и</w:t>
+      </w:r>
+      <w:r>
+        <w:rPr>
+          <w:sz w:val="28"/>
+          <w:szCs w:val="28"/>
+        </w:rPr>
+        <w:t xml:space="preserve"> списка заказа (администратор);</w:t>
+      </w:r>
+    </w:p>
+    <w:p>
+      <w:pPr>
+        <w:spacing w:line="360" w:lineRule="auto"/>
+        <w:ind w:firstLine="709"/>
+        <w:jc w:val="both"/>
+        <w:rPr>
+          <w:sz w:val="28"/>
+          <w:szCs w:val="28"/>
+        </w:rPr>
+      </w:pPr>
+      <w:r>
+        <w:rPr>
+          <w:sz w:val="28"/>
+          <w:szCs w:val="28"/>
+        </w:rPr>
+        <w:t xml:space="preserve">– </w:t>
+      </w:r>
+      <w:r>
+        <w:rPr>
+          <w:sz w:val="28"/>
+          <w:szCs w:val="28"/>
+        </w:rPr>
+        <w:t>Утверждение заказа директором;</w:t>
+      </w:r>
+    </w:p>
+    <w:p>
+      <w:pPr>
+        <w:spacing w:line="360" w:lineRule="auto"/>
+        <w:ind w:firstLine="709"/>
+        <w:jc w:val="both"/>
+        <w:rPr>
+          <w:sz w:val="28"/>
+          <w:szCs w:val="28"/>
+        </w:rPr>
+      </w:pPr>
+      <w:r>
+        <w:rPr>
+          <w:sz w:val="28"/>
+          <w:szCs w:val="28"/>
+        </w:rPr>
+        <w:t xml:space="preserve">– </w:t>
+      </w:r>
+      <w:r>
+        <w:rPr>
+          <w:sz w:val="28"/>
+          <w:szCs w:val="28"/>
+        </w:rPr>
+        <w:t>Согласование условий с поставщиком (управляю</w:t>
+      </w:r>
+      <w:r>
+        <w:rPr>
+          <w:sz w:val="28"/>
+          <w:szCs w:val="28"/>
+        </w:rPr>
+        <w:t>щий, администратор, бухгалтер);</w:t>
+      </w:r>
+    </w:p>
+    <w:p>
+      <w:pPr>
+        <w:spacing w:line="360" w:lineRule="auto"/>
+        <w:ind w:firstLine="709"/>
+        <w:jc w:val="both"/>
+        <w:rPr>
+          <w:sz w:val="28"/>
+          <w:szCs w:val="28"/>
+        </w:rPr>
+      </w:pPr>
+      <w:r>
+        <w:rPr>
+          <w:sz w:val="28"/>
+          <w:szCs w:val="28"/>
+        </w:rPr>
+        <w:t xml:space="preserve">– </w:t>
+      </w:r>
+      <w:r>
+        <w:rPr>
+          <w:sz w:val="28"/>
+          <w:szCs w:val="28"/>
+        </w:rPr>
+        <w:t>Оплата по счёту (бухгалтер);</w:t>
+      </w:r>
+    </w:p>
+    <w:p>
+      <w:pPr>
+        <w:spacing w:line="360" w:lineRule="auto"/>
+        <w:ind w:firstLine="709"/>
+        <w:jc w:val="both"/>
+        <w:rPr>
+          <w:sz w:val="28"/>
+          <w:szCs w:val="28"/>
+        </w:rPr>
+      </w:pPr>
+      <w:r>
+        <w:rPr>
+          <w:sz w:val="28"/>
+          <w:szCs w:val="28"/>
+        </w:rPr>
+        <w:t xml:space="preserve">– </w:t>
+      </w:r>
+      <w:r>
+        <w:rPr>
+          <w:sz w:val="28"/>
+          <w:szCs w:val="28"/>
+        </w:rPr>
+        <w:t>Организация доставки и разгрузки (адми</w:t>
+      </w:r>
+      <w:r>
+        <w:rPr>
+          <w:sz w:val="28"/>
+          <w:szCs w:val="28"/>
+        </w:rPr>
+        <w:t>нистратор, кладовщик, грузчик);</w:t>
+      </w:r>
+    </w:p>
+    <w:p>
+      <w:pPr>
+        <w:spacing w:line="360" w:lineRule="auto"/>
+        <w:ind w:firstLine="709"/>
+        <w:jc w:val="both"/>
+        <w:rPr>
+          <w:sz w:val="28"/>
+          <w:szCs w:val="28"/>
+        </w:rPr>
+      </w:pPr>
+      <w:r>
+        <w:rPr>
+          <w:sz w:val="28"/>
+          <w:szCs w:val="28"/>
+        </w:rPr>
+        <w:t xml:space="preserve">– </w:t>
+      </w:r>
+      <w:r>
+        <w:rPr>
+          <w:sz w:val="28"/>
+          <w:szCs w:val="28"/>
+        </w:rPr>
+        <w:t>Приёмка товара на складе и внесение в учёт «1С» (продавец-консультант, кладовщик).</w:t>
+      </w:r>
+    </w:p>
+    <w:p>
+      <w:pPr>
+        <w:spacing w:line="360" w:lineRule="auto"/>
+        <w:ind w:left="349"/>
+        <w:jc w:val="both"/>
+        <w:rPr>
+          <w:sz w:val="28"/>
+          <w:szCs w:val="28"/>
+        </w:rPr>
+      </w:pPr>
+      <w:r>
+        <w:rPr>
+          <w:sz w:val="28"/>
+          <w:szCs w:val="28"/>
+        </w:rPr>
+        <w:t>Текущая автоматизация: учёт продаж, остатков и приходов ведётся в</w:t>
+      </w:r>
+      <w:r>
+        <w:rPr>
+          <w:sz w:val="28"/>
+          <w:szCs w:val="28"/>
+        </w:rPr>
+        <w:t xml:space="preserve"> </w:t>
+      </w:r>
+      <w:r>
+        <w:rPr>
+          <w:sz w:val="28"/>
+          <w:szCs w:val="28"/>
+        </w:rPr>
+        <w:lastRenderedPageBreak/>
+        <w:t>«1</w:t>
+      </w:r>
+      <w:proofErr w:type="gramStart"/>
+      <w:r>
+        <w:rPr>
+          <w:sz w:val="28"/>
+          <w:szCs w:val="28"/>
+        </w:rPr>
+        <w:t>С:УТ</w:t>
+      </w:r>
+      <w:proofErr w:type="gramEnd"/>
+      <w:r>
+        <w:rPr>
+          <w:sz w:val="28"/>
+          <w:szCs w:val="28"/>
+        </w:rPr>
+        <w:t>». У</w:t>
+      </w:r>
+      <w:r>
+        <w:rPr>
+          <w:sz w:val="28"/>
+          <w:szCs w:val="28"/>
+        </w:rPr>
+        <w:t>ровень автоматизации – средний.</w:t>
+      </w:r>
+    </w:p>
+    <w:p>
+      <w:pPr>
+        <w:spacing w:line="360" w:lineRule="auto"/>
+        <w:ind w:firstLine="709"/>
+        <w:jc w:val="both"/>
+        <w:rPr>
+          <w:sz w:val="28"/>
+          <w:szCs w:val="28"/>
+        </w:rPr>
+      </w:pPr>
+      <w:r>
+        <w:rPr>
+          <w:sz w:val="28"/>
+          <w:szCs w:val="28"/>
+        </w:rPr>
+        <w:t>Значение для разработки серверной части интернет-магазина: информация о закупках определяет наполнение каталога товаров на сайте. Для корректного отображения наличия и цен необходима интеграция с учётной системой (или ручное ведение каталога в административной панели). В перспективе серверная часть может получать данные об остатках из «1С» через API или файлы обмена, но в рамках текущей версии предполагается, что управление каталогом осуществляется администратором через разработанный интерфейс.</w:t>
+      </w:r>
+    </w:p>
+    <w:p>
+      <w:pPr>
+        <w:spacing w:line="360" w:lineRule="auto"/>
+        <w:ind w:firstLine="709"/>
+        <w:jc w:val="both"/>
+        <w:rPr>
+          <w:sz w:val="28"/>
+          <w:szCs w:val="28"/>
+        </w:rPr>
+      </w:pPr>
+    </w:p>
+    <w:p>
+      <w:pPr>
+        <w:spacing w:line="360" w:lineRule="auto"/>
+        <w:ind w:firstLine="709"/>
+        <w:jc w:val="both"/>
+        <w:rPr>
+          <w:sz w:val="28"/>
+          <w:szCs w:val="28"/>
+        </w:rPr>
+      </w:pPr>
+      <w:r>
+        <w:rPr>
+          <w:sz w:val="28"/>
+          <w:szCs w:val="28"/>
+        </w:rPr>
+        <w:t>Приёмка товаров</w:t>
+      </w:r>
+    </w:p>
+    <w:p>
+      <w:pPr>
+        <w:spacing w:line="360" w:lineRule="auto"/>
+        <w:ind w:firstLine="709"/>
+        <w:jc w:val="both"/>
+        <w:rPr>
+          <w:sz w:val="28"/>
+          <w:szCs w:val="28"/>
+        </w:rPr>
+      </w:pPr>
+      <w:r>
+        <w:rPr>
+          <w:sz w:val="28"/>
+          <w:szCs w:val="28"/>
+        </w:rPr>
+        <w:t>Цель: контроль соответствия доставленного товара заказу и постановка его н</w:t>
+      </w:r>
+      <w:r>
+        <w:rPr>
+          <w:sz w:val="28"/>
+          <w:szCs w:val="28"/>
+        </w:rPr>
+        <w:t>а складской учёт.</w:t>
+      </w:r>
+    </w:p>
+    <w:p>
+      <w:pPr>
+        <w:spacing w:line="360" w:lineRule="auto"/>
+        <w:ind w:firstLine="709"/>
+        <w:jc w:val="both"/>
+        <w:rPr>
+          <w:sz w:val="28"/>
+          <w:szCs w:val="28"/>
+        </w:rPr>
+      </w:pPr>
+      <w:r>
+        <w:rPr>
+          <w:sz w:val="28"/>
+          <w:szCs w:val="28"/>
+        </w:rPr>
+        <w:t>Этапы и участники:</w:t>
+      </w:r>
+    </w:p>
+    <w:p>
+      <w:pPr>
+        <w:spacing w:line="360" w:lineRule="auto"/>
+        <w:ind w:firstLine="709"/>
+        <w:jc w:val="both"/>
+        <w:rPr>
+          <w:sz w:val="28"/>
+          <w:szCs w:val="28"/>
+        </w:rPr>
+      </w:pPr>
+      <w:r>
+        <w:rPr>
+          <w:sz w:val="28"/>
+          <w:szCs w:val="28"/>
+        </w:rPr>
+        <w:t xml:space="preserve">– </w:t>
+      </w:r>
+      <w:r>
+        <w:rPr>
+          <w:sz w:val="28"/>
+          <w:szCs w:val="28"/>
+        </w:rPr>
+        <w:t>Сверка полученного груза с доставочными документ</w:t>
+      </w:r>
+      <w:r>
+        <w:rPr>
+          <w:sz w:val="28"/>
+          <w:szCs w:val="28"/>
+        </w:rPr>
+        <w:t>ами (администратор, кладовщик);</w:t>
+      </w:r>
+    </w:p>
+    <w:p>
+      <w:pPr>
+        <w:spacing w:line="360" w:lineRule="auto"/>
+        <w:ind w:firstLine="709"/>
+        <w:jc w:val="both"/>
+        <w:rPr>
+          <w:sz w:val="28"/>
+          <w:szCs w:val="28"/>
+        </w:rPr>
+      </w:pPr>
+      <w:r>
+        <w:rPr>
+          <w:sz w:val="28"/>
+          <w:szCs w:val="28"/>
+        </w:rPr>
+        <w:t xml:space="preserve">– </w:t>
+      </w:r>
+      <w:r>
+        <w:rPr>
+          <w:sz w:val="28"/>
+          <w:szCs w:val="28"/>
+        </w:rPr>
+        <w:t>Разгрузка и первичная проверка целостности</w:t>
+      </w:r>
+      <w:r>
+        <w:rPr>
+          <w:sz w:val="28"/>
+          <w:szCs w:val="28"/>
+        </w:rPr>
+        <w:t xml:space="preserve"> упаковки (кладовщик, грузчик);</w:t>
+      </w:r>
+    </w:p>
+    <w:p>
+      <w:pPr>
+        <w:spacing w:line="360" w:lineRule="auto"/>
+        <w:ind w:firstLine="709"/>
+        <w:jc w:val="both"/>
+        <w:rPr>
+          <w:sz w:val="28"/>
+          <w:szCs w:val="28"/>
+        </w:rPr>
+      </w:pPr>
+      <w:r>
+        <w:rPr>
+          <w:sz w:val="28"/>
+          <w:szCs w:val="28"/>
+        </w:rPr>
+        <w:t xml:space="preserve">– </w:t>
+      </w:r>
+      <w:r>
+        <w:rPr>
+          <w:sz w:val="28"/>
+          <w:szCs w:val="28"/>
+        </w:rPr>
+        <w:t>Функциональное тестирование техники (инженер по ремонту, прод</w:t>
+      </w:r>
+      <w:r>
+        <w:rPr>
+          <w:sz w:val="28"/>
+          <w:szCs w:val="28"/>
+        </w:rPr>
+        <w:t>авец-консультант);</w:t>
+      </w:r>
+    </w:p>
+    <w:p>
+      <w:pPr>
+        <w:spacing w:line="360" w:lineRule="auto"/>
+        <w:ind w:firstLine="709"/>
+        <w:jc w:val="both"/>
+        <w:rPr>
+          <w:sz w:val="28"/>
+          <w:szCs w:val="28"/>
+        </w:rPr>
+      </w:pPr>
+      <w:r>
+        <w:rPr>
+          <w:sz w:val="28"/>
+          <w:szCs w:val="28"/>
+        </w:rPr>
+        <w:t xml:space="preserve">– </w:t>
+      </w:r>
+      <w:r>
+        <w:rPr>
+          <w:sz w:val="28"/>
+          <w:szCs w:val="28"/>
+        </w:rPr>
+        <w:t>Оформление акта приёмки</w:t>
+      </w:r>
+      <w:r>
+        <w:rPr>
+          <w:sz w:val="28"/>
+          <w:szCs w:val="28"/>
+        </w:rPr>
+        <w:t xml:space="preserve"> в «1С» (бухгалтер, кладовщик);</w:t>
+      </w:r>
+    </w:p>
+    <w:p>
+      <w:pPr>
+        <w:spacing w:line="360" w:lineRule="auto"/>
+        <w:ind w:firstLine="709"/>
+        <w:jc w:val="both"/>
+        <w:rPr>
+          <w:sz w:val="28"/>
+          <w:szCs w:val="28"/>
+        </w:rPr>
+      </w:pPr>
+      <w:r>
+        <w:rPr>
+          <w:sz w:val="28"/>
+          <w:szCs w:val="28"/>
+        </w:rPr>
+        <w:t xml:space="preserve">– </w:t>
+      </w:r>
+      <w:r>
+        <w:rPr>
+          <w:sz w:val="28"/>
+          <w:szCs w:val="28"/>
+        </w:rPr>
+        <w:t>Маркировка товаров ценниками (пр</w:t>
+      </w:r>
+      <w:r>
+        <w:rPr>
+          <w:sz w:val="28"/>
+          <w:szCs w:val="28"/>
+        </w:rPr>
+        <w:t>одавец-консультант, кладовщик);</w:t>
+      </w:r>
+    </w:p>
+    <w:p>
+      <w:pPr>
+        <w:spacing w:line="360" w:lineRule="auto"/>
+        <w:ind w:firstLine="709"/>
+        <w:jc w:val="both"/>
+        <w:rPr>
+          <w:sz w:val="28"/>
+          <w:szCs w:val="28"/>
+        </w:rPr>
+      </w:pPr>
+      <w:r>
+        <w:rPr>
+          <w:sz w:val="28"/>
+          <w:szCs w:val="28"/>
+        </w:rPr>
+        <w:t xml:space="preserve">– </w:t>
+      </w:r>
+      <w:r>
+        <w:rPr>
+          <w:sz w:val="28"/>
+          <w:szCs w:val="28"/>
+        </w:rPr>
+        <w:t>Размещение на складе или в торговом зале (продавец-консультант, кладовщик, грузчик).</w:t>
+      </w:r>
+    </w:p>
+    <w:p>
+      <w:pPr>
+        <w:spacing w:line="360" w:lineRule="auto"/>
+        <w:ind w:firstLine="709"/>
+        <w:jc w:val="both"/>
+        <w:rPr>
+          <w:sz w:val="28"/>
+          <w:szCs w:val="28"/>
+        </w:rPr>
+      </w:pPr>
+      <w:r>
+        <w:rPr>
+          <w:sz w:val="28"/>
+          <w:szCs w:val="28"/>
+        </w:rPr>
+        <w:t>Текущая автоматизация: использование сканеров штрих-кода ускоряет ввод в «1С». У</w:t>
+      </w:r>
+      <w:r>
+        <w:rPr>
+          <w:sz w:val="28"/>
+          <w:szCs w:val="28"/>
+        </w:rPr>
+        <w:t>ровень автоматизации – средний.</w:t>
+      </w:r>
+    </w:p>
+    <w:p>
+      <w:pPr>
+        <w:spacing w:line="360" w:lineRule="auto"/>
+        <w:ind w:firstLine="709"/>
+        <w:jc w:val="both"/>
+        <w:rPr>
+          <w:sz w:val="28"/>
+          <w:szCs w:val="28"/>
+        </w:rPr>
+      </w:pPr>
+      <w:r>
+        <w:rPr>
+          <w:sz w:val="28"/>
+          <w:szCs w:val="28"/>
+        </w:rPr>
+        <w:t xml:space="preserve">Значение для разработки серверной части: для интернет-магазина важен статус наличия товара. После приёмки данные о новых поступлениях должны оперативно отражаться на сайте. Серверная часть должна предусматривать возможность обновления остатков (вручную через </w:t>
+      </w:r>
+      <w:proofErr w:type="spellStart"/>
+      <w:r>
+        <w:rPr>
+          <w:sz w:val="28"/>
+          <w:szCs w:val="28"/>
+        </w:rPr>
+        <w:t>админку</w:t>
+      </w:r>
+      <w:proofErr w:type="spellEnd"/>
+      <w:r>
+        <w:rPr>
+          <w:sz w:val="28"/>
+          <w:szCs w:val="28"/>
+        </w:rPr>
+        <w:t xml:space="preserve"> или автоматически).</w:t>
+      </w:r>
+    </w:p>
+    <w:p>
+      <w:pPr>
+        <w:spacing w:line="360" w:lineRule="auto"/>
+        <w:ind w:firstLine="709"/>
+        <w:jc w:val="both"/>
+        <w:rPr>
+          <w:bCs/>
+          <w:sz w:val="28"/>
+          <w:szCs w:val="28"/>
+        </w:rPr>
+      </w:pPr>
+    </w:p>
+    <w:p>
+      <w:pPr>
+        <w:spacing w:line="360" w:lineRule="auto"/>
+        <w:ind w:firstLine="709"/>
+        <w:jc w:val="both"/>
+        <w:rPr>
+          <w:sz w:val="28"/>
+          <w:szCs w:val="28"/>
+        </w:rPr>
+      </w:pPr>
+      <w:r>
+        <w:rPr>
+          <w:bCs/>
+          <w:sz w:val="28"/>
+          <w:szCs w:val="28"/>
+        </w:rPr>
+        <w:lastRenderedPageBreak/>
+        <w:t>Складской учёт и инвентаризация</w:t>
+      </w:r>
+    </w:p>
+    <w:p>
+      <w:pPr>
+        <w:spacing w:line="360" w:lineRule="auto"/>
+        <w:ind w:firstLine="709"/>
+        <w:jc w:val="both"/>
+        <w:rPr>
+          <w:sz w:val="28"/>
+          <w:szCs w:val="28"/>
+        </w:rPr>
+      </w:pPr>
+      <w:r>
+        <w:rPr>
+          <w:iCs/>
+          <w:sz w:val="28"/>
+          <w:szCs w:val="28"/>
+        </w:rPr>
+        <w:t>Цель:</w:t>
+      </w:r>
+      <w:r>
+        <w:rPr>
+          <w:sz w:val="28"/>
+          <w:szCs w:val="28"/>
+        </w:rPr>
+        <w:t> обеспечение точного учёта товарных остатков и предотвращение расхождений между фактическими и учётными данными.</w:t>
+      </w:r>
+    </w:p>
+    <w:p>
+      <w:pPr>
+        <w:spacing w:line="360" w:lineRule="auto"/>
+        <w:ind w:firstLine="709"/>
+        <w:jc w:val="both"/>
+        <w:rPr>
+          <w:sz w:val="28"/>
+          <w:szCs w:val="28"/>
+        </w:rPr>
+      </w:pPr>
+      <w:r>
+        <w:rPr>
+          <w:iCs/>
+          <w:sz w:val="28"/>
+          <w:szCs w:val="28"/>
+        </w:rPr>
+        <w:t>Этапы и участники:</w:t>
+      </w:r>
+    </w:p>
+    <w:p>
+      <w:pPr>
+        <w:spacing w:line="360" w:lineRule="auto"/>
+        <w:ind w:firstLine="709"/>
+        <w:jc w:val="both"/>
+        <w:rPr>
+          <w:sz w:val="28"/>
+          <w:szCs w:val="28"/>
+        </w:rPr>
+      </w:pPr>
+      <w:r>
+        <w:rPr>
+          <w:sz w:val="28"/>
+          <w:szCs w:val="28"/>
+        </w:rPr>
+        <w:t>–</w:t>
+      </w:r>
+      <w:r>
+        <w:rPr>
+          <w:sz w:val="28"/>
+          <w:szCs w:val="28"/>
+        </w:rPr>
+        <w:t xml:space="preserve"> </w:t>
+      </w:r>
+      <w:r>
+        <w:rPr>
+          <w:sz w:val="28"/>
+          <w:szCs w:val="28"/>
+        </w:rPr>
+        <w:t>Регулярное отражение приходов и списаний в «1С» (продавец-консультант, кладовщик, кассир);</w:t>
+      </w:r>
+    </w:p>
+    <w:p>
+      <w:pPr>
+        <w:spacing w:line="360" w:lineRule="auto"/>
+        <w:ind w:firstLine="709"/>
+        <w:jc w:val="both"/>
+        <w:rPr>
+          <w:sz w:val="28"/>
+          <w:szCs w:val="28"/>
+        </w:rPr>
+      </w:pPr>
+      <w:r>
+        <w:rPr>
+          <w:sz w:val="28"/>
+          <w:szCs w:val="28"/>
+        </w:rPr>
+        <w:t>–</w:t>
+      </w:r>
+      <w:r>
+        <w:rPr>
+          <w:sz w:val="28"/>
+          <w:szCs w:val="28"/>
+        </w:rPr>
+        <w:t xml:space="preserve"> </w:t>
+      </w:r>
+      <w:r>
+        <w:rPr>
+          <w:sz w:val="28"/>
+          <w:szCs w:val="28"/>
+        </w:rPr>
+        <w:t>Планирование инвентаризации (директор, администратор);</w:t>
+      </w:r>
+    </w:p>
+    <w:p>
+      <w:pPr>
+        <w:spacing w:line="360" w:lineRule="auto"/>
+        <w:ind w:firstLine="709"/>
+        <w:jc w:val="both"/>
+        <w:rPr>
+          <w:sz w:val="28"/>
+          <w:szCs w:val="28"/>
+        </w:rPr>
+      </w:pPr>
+      <w:r>
+        <w:rPr>
+          <w:sz w:val="28"/>
+          <w:szCs w:val="28"/>
+        </w:rPr>
+        <w:t>–</w:t>
+      </w:r>
+      <w:r>
+        <w:rPr>
+          <w:sz w:val="28"/>
+          <w:szCs w:val="28"/>
+        </w:rPr>
+        <w:t xml:space="preserve"> </w:t>
+      </w:r>
+      <w:r>
+        <w:rPr>
+          <w:sz w:val="28"/>
+          <w:szCs w:val="28"/>
+        </w:rPr>
+        <w:t>Физический пересчёт позиций (п</w:t>
+      </w:r>
+      <w:r>
+        <w:rPr>
+          <w:sz w:val="28"/>
+          <w:szCs w:val="28"/>
+        </w:rPr>
+        <w:t xml:space="preserve">родавец-консультант, кладовщик, </w:t>
+      </w:r>
+      <w:r>
+        <w:rPr>
+          <w:sz w:val="28"/>
+          <w:szCs w:val="28"/>
+        </w:rPr>
+        <w:t>грузчик);</w:t>
+      </w:r>
+    </w:p>
+    <w:p>
+      <w:pPr>
+        <w:spacing w:line="360" w:lineRule="auto"/>
+        <w:ind w:firstLine="709"/>
+        <w:jc w:val="both"/>
+        <w:rPr>
+          <w:sz w:val="28"/>
+          <w:szCs w:val="28"/>
+        </w:rPr>
+      </w:pPr>
+      <w:r>
+        <w:rPr>
+          <w:sz w:val="28"/>
+          <w:szCs w:val="28"/>
+        </w:rPr>
+        <w:t>–</w:t>
+      </w:r>
+      <w:r>
+        <w:rPr>
+          <w:sz w:val="28"/>
+          <w:szCs w:val="28"/>
+        </w:rPr>
+        <w:t xml:space="preserve"> </w:t>
+      </w:r>
+      <w:r>
+        <w:rPr>
+          <w:sz w:val="28"/>
+          <w:szCs w:val="28"/>
+        </w:rPr>
+        <w:t>Сверка фактических остатков с данными учёта и выявление расхождений (бухгалтер, кладовщик);</w:t>
+      </w:r>
+    </w:p>
+    <w:p>
+      <w:pPr>
+        <w:spacing w:line="360" w:lineRule="auto"/>
+        <w:ind w:firstLine="709"/>
+        <w:jc w:val="both"/>
+        <w:rPr>
+          <w:sz w:val="28"/>
+          <w:szCs w:val="28"/>
+        </w:rPr>
+      </w:pPr>
+      <w:r>
+        <w:rPr>
+          <w:sz w:val="28"/>
+          <w:szCs w:val="28"/>
+        </w:rPr>
+        <w:t>–</w:t>
+      </w:r>
+      <w:r>
+        <w:rPr>
+          <w:sz w:val="28"/>
+          <w:szCs w:val="28"/>
+        </w:rPr>
+        <w:t xml:space="preserve"> </w:t>
+      </w:r>
+      <w:r>
+        <w:rPr>
+          <w:sz w:val="28"/>
+          <w:szCs w:val="28"/>
+        </w:rPr>
+        <w:t>Оформление корректировок и анализ причин расхождений (управляющий, администратор, бухгалтер).</w:t>
+      </w:r>
+    </w:p>
+    <w:p>
+      <w:pPr>
+        <w:spacing w:line="360" w:lineRule="auto"/>
+        <w:ind w:firstLine="709"/>
+        <w:jc w:val="both"/>
+        <w:rPr>
+          <w:sz w:val="28"/>
+          <w:szCs w:val="28"/>
+        </w:rPr>
+      </w:pPr>
+      <w:r>
+        <w:rPr>
+          <w:iCs/>
+          <w:sz w:val="28"/>
+          <w:szCs w:val="28"/>
+        </w:rPr>
+        <w:t>Текущая автоматизация:</w:t>
+      </w:r>
+      <w:r>
+        <w:rPr>
+          <w:sz w:val="28"/>
+          <w:szCs w:val="28"/>
+        </w:rPr>
+        <w:t> используются терминалы сбора данных, обновление остатков в «1С» происходит в реальном времени при сканировании. Уровень автоматизации – средний.</w:t>
+      </w:r>
+    </w:p>
+    <w:p>
+      <w:pPr>
+        <w:spacing w:line="360" w:lineRule="auto"/>
+        <w:ind w:firstLine="709"/>
+        <w:jc w:val="both"/>
+        <w:rPr>
+          <w:sz w:val="28"/>
+          <w:szCs w:val="28"/>
+        </w:rPr>
+      </w:pPr>
+      <w:r>
+        <w:rPr>
+          <w:iCs/>
+          <w:sz w:val="28"/>
+          <w:szCs w:val="28"/>
+        </w:rPr>
+        <w:t>Значение для разработки серверной части:</w:t>
+      </w:r>
+      <w:r>
+        <w:rPr>
+          <w:sz w:val="28"/>
+          <w:szCs w:val="28"/>
+        </w:rPr>
+        <w:t xml:space="preserve"> интернет-магазин должен отображать актуальное наличие товаров. Серверная часть должна хранить информацию об остатках и уменьшать их при оформлении заказа. Для синхронизации с реальным складом необходима либо ручная корректировка через </w:t>
+      </w:r>
+      <w:proofErr w:type="spellStart"/>
+      <w:r>
+        <w:rPr>
+          <w:sz w:val="28"/>
+          <w:szCs w:val="28"/>
+        </w:rPr>
+        <w:t>админку</w:t>
+      </w:r>
+      <w:proofErr w:type="spellEnd"/>
+      <w:r>
+        <w:rPr>
+          <w:sz w:val="28"/>
+          <w:szCs w:val="28"/>
+        </w:rPr>
+        <w:t xml:space="preserve">, либо интеграция с «1С». В проекте реализуется базовый учёт остатков в базе данных </w:t>
+      </w:r>
+      <w:proofErr w:type="spellStart"/>
+      <w:r>
+        <w:rPr>
+          <w:sz w:val="28"/>
+          <w:szCs w:val="28"/>
+        </w:rPr>
+        <w:t>MySQL</w:t>
+      </w:r>
+      <w:proofErr w:type="spellEnd"/>
+      <w:r>
+        <w:rPr>
+          <w:sz w:val="28"/>
+          <w:szCs w:val="28"/>
+        </w:rPr>
+        <w:t xml:space="preserve"> с возможностью редактирования администратором.</w:t>
+      </w:r>
+    </w:p>
+    <w:p>
+      <w:pPr>
+        <w:spacing w:line="360" w:lineRule="auto"/>
+        <w:ind w:firstLine="709"/>
+        <w:jc w:val="both"/>
+        <w:rPr>
+          <w:sz w:val="28"/>
+          <w:szCs w:val="28"/>
+        </w:rPr>
+      </w:pPr>
+    </w:p>
+    <w:p>
+      <w:pPr>
+        <w:spacing w:line="360" w:lineRule="auto"/>
+        <w:ind w:firstLine="709"/>
+        <w:jc w:val="both"/>
+        <w:rPr>
+          <w:sz w:val="28"/>
+          <w:szCs w:val="28"/>
+        </w:rPr>
+      </w:pPr>
+      <w:r>
+        <w:rPr>
+          <w:sz w:val="28"/>
+          <w:szCs w:val="28"/>
+        </w:rPr>
+        <w:t>Продажа товаров и обслуживан</w:t>
+      </w:r>
+      <w:r>
+        <w:rPr>
+          <w:sz w:val="28"/>
+          <w:szCs w:val="28"/>
+        </w:rPr>
+        <w:t>ие клиентов (розничные продажи)</w:t>
+      </w:r>
+    </w:p>
+    <w:p>
+      <w:pPr>
+        <w:spacing w:line="360" w:lineRule="auto"/>
+        <w:ind w:firstLine="709"/>
+        <w:jc w:val="both"/>
+        <w:rPr>
+          <w:sz w:val="28"/>
+          <w:szCs w:val="28"/>
+        </w:rPr>
+      </w:pPr>
+      <w:r>
+        <w:rPr>
+          <w:sz w:val="28"/>
+          <w:szCs w:val="28"/>
+        </w:rPr>
+        <w:t>Цель: организация процесса продажи техники и обеспечение высококачественного обслуживания клиентов</w:t>
+      </w:r>
+      <w:r>
+        <w:rPr>
+          <w:sz w:val="28"/>
+          <w:szCs w:val="28"/>
+        </w:rPr>
+        <w:t xml:space="preserve"> в торговом зале.</w:t>
+      </w:r>
+    </w:p>
+    <w:p>
+      <w:pPr>
+        <w:spacing w:line="360" w:lineRule="auto"/>
+        <w:ind w:firstLine="709"/>
+        <w:jc w:val="both"/>
+        <w:rPr>
+          <w:sz w:val="28"/>
+          <w:szCs w:val="28"/>
+        </w:rPr>
+      </w:pPr>
+      <w:r>
+        <w:rPr>
+          <w:sz w:val="28"/>
+          <w:szCs w:val="28"/>
+        </w:rPr>
+        <w:t>Этапы и участники:</w:t>
+      </w:r>
+    </w:p>
+    <w:p>
+      <w:pPr>
+        <w:spacing w:line="360" w:lineRule="auto"/>
+        <w:ind w:firstLine="709"/>
+        <w:jc w:val="both"/>
+        <w:rPr>
+          <w:sz w:val="28"/>
+          <w:szCs w:val="28"/>
+        </w:rPr>
+      </w:pPr>
+      <w:r>
+        <w:rPr>
+          <w:sz w:val="28"/>
+          <w:szCs w:val="28"/>
+        </w:rPr>
+        <w:t>–</w:t>
+      </w:r>
+      <w:r>
+        <w:rPr>
+          <w:sz w:val="28"/>
+          <w:szCs w:val="28"/>
+        </w:rPr>
+        <w:t xml:space="preserve"> </w:t>
+      </w:r>
+      <w:r>
+        <w:rPr>
+          <w:sz w:val="28"/>
+          <w:szCs w:val="28"/>
+        </w:rPr>
+        <w:t>Выбор товара и консу</w:t>
+      </w:r>
+      <w:r>
+        <w:rPr>
+          <w:sz w:val="28"/>
+          <w:szCs w:val="28"/>
+        </w:rPr>
+        <w:t>льтация (продавец-консультант);</w:t>
+      </w:r>
+    </w:p>
+    <w:p>
+      <w:pPr>
+        <w:spacing w:line="360" w:lineRule="auto"/>
+        <w:ind w:firstLine="709"/>
+        <w:jc w:val="both"/>
+        <w:rPr>
+          <w:sz w:val="28"/>
+          <w:szCs w:val="28"/>
+        </w:rPr>
+      </w:pPr>
+      <w:r>
+        <w:rPr>
+          <w:sz w:val="28"/>
+          <w:szCs w:val="28"/>
+        </w:rPr>
+        <w:t>–</w:t>
+      </w:r>
+      <w:r>
+        <w:rPr>
+          <w:sz w:val="28"/>
+          <w:szCs w:val="28"/>
+        </w:rPr>
+        <w:t xml:space="preserve"> </w:t>
+      </w:r>
+      <w:r>
+        <w:rPr>
+          <w:sz w:val="28"/>
+          <w:szCs w:val="28"/>
+        </w:rPr>
+        <w:t xml:space="preserve">Оформление заказа и оплата </w:t>
+      </w:r>
+      <w:r>
+        <w:rPr>
+          <w:sz w:val="28"/>
+          <w:szCs w:val="28"/>
+        </w:rPr>
+        <w:t>(кассир, продавец-консультант);</w:t>
+      </w:r>
+    </w:p>
+    <w:p>
+      <w:pPr>
+        <w:spacing w:line="360" w:lineRule="auto"/>
+        <w:ind w:firstLine="709"/>
+        <w:jc w:val="both"/>
+        <w:rPr>
+          <w:sz w:val="28"/>
+          <w:szCs w:val="28"/>
+        </w:rPr>
+      </w:pPr>
+      <w:r>
+        <w:rPr>
+          <w:sz w:val="28"/>
+          <w:szCs w:val="28"/>
+        </w:rPr>
+        <w:lastRenderedPageBreak/>
+        <w:t>–</w:t>
+      </w:r>
+      <w:r>
+        <w:rPr>
+          <w:sz w:val="28"/>
+          <w:szCs w:val="28"/>
+        </w:rPr>
+        <w:t xml:space="preserve"> </w:t>
+      </w:r>
+      <w:r>
+        <w:rPr>
+          <w:sz w:val="28"/>
+          <w:szCs w:val="28"/>
+        </w:rPr>
+        <w:t>Выдача товаров (пр</w:t>
+      </w:r>
+      <w:r>
+        <w:rPr>
+          <w:sz w:val="28"/>
+          <w:szCs w:val="28"/>
+        </w:rPr>
+        <w:t>одавец-консультант, кладовщик);</w:t>
+      </w:r>
+    </w:p>
+    <w:p>
+      <w:pPr>
+        <w:spacing w:line="360" w:lineRule="auto"/>
+        <w:ind w:firstLine="709"/>
+        <w:jc w:val="both"/>
+        <w:rPr>
+          <w:sz w:val="28"/>
+          <w:szCs w:val="28"/>
+        </w:rPr>
+      </w:pPr>
+      <w:r>
+        <w:rPr>
+          <w:sz w:val="28"/>
+          <w:szCs w:val="28"/>
+        </w:rPr>
+        <w:t>–</w:t>
+      </w:r>
+      <w:r>
+        <w:rPr>
+          <w:sz w:val="28"/>
+          <w:szCs w:val="28"/>
+        </w:rPr>
+        <w:t xml:space="preserve"> </w:t>
+      </w:r>
+      <w:r>
+        <w:rPr>
+          <w:sz w:val="28"/>
+          <w:szCs w:val="28"/>
+        </w:rPr>
+        <w:t>Предложение дополнительных услуг (продавец-консультан</w:t>
+      </w:r>
+      <w:r>
+        <w:rPr>
+          <w:sz w:val="28"/>
+          <w:szCs w:val="28"/>
+        </w:rPr>
+        <w:t>т, инженер по ремонту);</w:t>
+      </w:r>
+    </w:p>
+    <w:p>
+      <w:pPr>
+        <w:spacing w:line="360" w:lineRule="auto"/>
+        <w:ind w:firstLine="709"/>
+        <w:jc w:val="both"/>
+        <w:rPr>
+          <w:sz w:val="28"/>
+          <w:szCs w:val="28"/>
+        </w:rPr>
+      </w:pPr>
+      <w:r>
+        <w:rPr>
+          <w:sz w:val="28"/>
+          <w:szCs w:val="28"/>
+        </w:rPr>
+        <w:t>–</w:t>
+      </w:r>
+      <w:r>
+        <w:rPr>
+          <w:sz w:val="28"/>
+          <w:szCs w:val="28"/>
+        </w:rPr>
+        <w:t xml:space="preserve"> </w:t>
+      </w:r>
+      <w:r>
+        <w:rPr>
+          <w:sz w:val="28"/>
+          <w:szCs w:val="28"/>
+        </w:rPr>
+        <w:t>Передача данных о продаже в б</w:t>
+      </w:r>
+      <w:r>
+        <w:rPr>
+          <w:sz w:val="28"/>
+          <w:szCs w:val="28"/>
+        </w:rPr>
+        <w:t>ухгалтерию (кассир, бухгалтер).</w:t>
+      </w:r>
+    </w:p>
+    <w:p>
+      <w:pPr>
+        <w:spacing w:line="360" w:lineRule="auto"/>
+        <w:ind w:firstLine="709"/>
+        <w:jc w:val="both"/>
+        <w:rPr>
+          <w:sz w:val="28"/>
+          <w:szCs w:val="28"/>
+        </w:rPr>
+      </w:pPr>
+      <w:r>
+        <w:rPr>
+          <w:sz w:val="28"/>
+          <w:szCs w:val="28"/>
+        </w:rPr>
+        <w:t>Текущая автоматизация: использование POS-терминалов и «1</w:t>
+      </w:r>
+      <w:proofErr w:type="gramStart"/>
+      <w:r>
+        <w:rPr>
+          <w:sz w:val="28"/>
+          <w:szCs w:val="28"/>
+        </w:rPr>
+        <w:t>С:Розница</w:t>
+      </w:r>
+      <w:proofErr w:type="gramEnd"/>
+      <w:r>
+        <w:rPr>
+          <w:sz w:val="28"/>
+          <w:szCs w:val="28"/>
+        </w:rPr>
+        <w:t>». У</w:t>
+      </w:r>
+      <w:r>
+        <w:rPr>
+          <w:sz w:val="28"/>
+          <w:szCs w:val="28"/>
+        </w:rPr>
+        <w:t>ровень автоматизации – высокий.</w:t>
+      </w:r>
+    </w:p>
+    <w:p>
+      <w:pPr>
+        <w:spacing w:line="360" w:lineRule="auto"/>
+        <w:ind w:firstLine="709"/>
+        <w:jc w:val="both"/>
+        <w:rPr>
+          <w:sz w:val="28"/>
+          <w:szCs w:val="28"/>
+        </w:rPr>
+      </w:pPr>
+      <w:r>
+        <w:rPr>
+          <w:sz w:val="28"/>
+          <w:szCs w:val="28"/>
+        </w:rPr>
+        <w:t>Значение для разработки серверной части: данный процесс не автоматизируется напрямую разрабатываемой системой, однако розничные продажи влияют на остатки товаров, которые должны быть актуальны и для интернет-магазина. В перспективе возможна интеграция, чтобы при продаже в магазине количество на сайте также уменьшалось. В текущей версии предполагается раздельный учёт: интернет-заказы резервируют товары в своей базе, а розничные продажи проходят через «1С».</w:t>
+      </w:r>
+    </w:p>
+    <w:p>
+      <w:pPr>
+        <w:spacing w:line="360" w:lineRule="auto"/>
+        <w:ind w:firstLine="709"/>
+        <w:jc w:val="both"/>
+        <w:rPr>
+          <w:sz w:val="28"/>
+          <w:szCs w:val="28"/>
+        </w:rPr>
+      </w:pPr>
+    </w:p>
+    <w:p>
+      <w:pPr>
+        <w:spacing w:line="360" w:lineRule="auto"/>
+        <w:ind w:firstLine="709"/>
+        <w:jc w:val="both"/>
+        <w:rPr>
+          <w:sz w:val="28"/>
+          <w:szCs w:val="28"/>
+        </w:rPr>
+      </w:pPr>
+      <w:r>
+        <w:rPr>
+          <w:sz w:val="28"/>
+          <w:szCs w:val="28"/>
+        </w:rPr>
+        <w:t>Продажа</w:t>
+      </w:r>
+      <w:r>
+        <w:rPr>
+          <w:sz w:val="28"/>
+          <w:szCs w:val="28"/>
+        </w:rPr>
+        <w:t xml:space="preserve"> товаров через интернет-магазин</w:t>
+      </w:r>
+    </w:p>
+    <w:p>
+      <w:pPr>
+        <w:spacing w:line="360" w:lineRule="auto"/>
+        <w:ind w:firstLine="709"/>
+        <w:jc w:val="both"/>
+        <w:rPr>
+          <w:sz w:val="28"/>
+          <w:szCs w:val="28"/>
+        </w:rPr>
+      </w:pPr>
+      <w:r>
+        <w:rPr>
+          <w:sz w:val="28"/>
+          <w:szCs w:val="28"/>
+        </w:rPr>
+        <w:t>Цель: обеспечение возможности заказа товаров через сайт с последу</w:t>
+      </w:r>
+      <w:r>
+        <w:rPr>
+          <w:sz w:val="28"/>
+          <w:szCs w:val="28"/>
+        </w:rPr>
+        <w:t>ющей доставкой или самовывозом.</w:t>
+      </w:r>
+    </w:p>
+    <w:p>
+      <w:pPr>
+        <w:spacing w:line="360" w:lineRule="auto"/>
+        <w:ind w:firstLine="709"/>
+        <w:jc w:val="both"/>
+        <w:rPr>
+          <w:sz w:val="28"/>
+          <w:szCs w:val="28"/>
+        </w:rPr>
+      </w:pPr>
+      <w:r>
+        <w:rPr>
+          <w:sz w:val="28"/>
+          <w:szCs w:val="28"/>
+        </w:rPr>
+        <w:t>Этапы и участники (по</w:t>
+      </w:r>
+      <w:r>
+        <w:rPr>
+          <w:sz w:val="28"/>
+          <w:szCs w:val="28"/>
+        </w:rPr>
+        <w:t>сле внедрения серверной части):</w:t>
+      </w:r>
+    </w:p>
+    <w:p>
+      <w:pPr>
+        <w:spacing w:line="360" w:lineRule="auto"/>
+        <w:ind w:firstLine="709"/>
+        <w:jc w:val="both"/>
+        <w:rPr>
+          <w:sz w:val="28"/>
+          <w:szCs w:val="28"/>
+        </w:rPr>
+      </w:pPr>
+      <w:r>
+        <w:rPr>
+          <w:sz w:val="28"/>
+          <w:szCs w:val="28"/>
+        </w:rPr>
+        <w:t>–</w:t>
+      </w:r>
+      <w:r>
+        <w:rPr>
+          <w:sz w:val="28"/>
+          <w:szCs w:val="28"/>
+        </w:rPr>
+        <w:t xml:space="preserve"> </w:t>
+      </w:r>
+      <w:r>
+        <w:rPr>
+          <w:sz w:val="28"/>
+          <w:szCs w:val="28"/>
+        </w:rPr>
+        <w:t>Просмотр катало</w:t>
+      </w:r>
+      <w:r>
+        <w:rPr>
+          <w:sz w:val="28"/>
+          <w:szCs w:val="28"/>
+        </w:rPr>
+        <w:t>га и выбор товара (покупатель);</w:t>
+      </w:r>
+    </w:p>
+    <w:p>
+      <w:pPr>
+        <w:spacing w:line="360" w:lineRule="auto"/>
+        <w:ind w:firstLine="709"/>
+        <w:jc w:val="both"/>
+        <w:rPr>
+          <w:sz w:val="28"/>
+          <w:szCs w:val="28"/>
+        </w:rPr>
+      </w:pPr>
+      <w:r>
+        <w:rPr>
+          <w:sz w:val="28"/>
+          <w:szCs w:val="28"/>
+        </w:rPr>
+        <w:t>–</w:t>
+      </w:r>
+      <w:r>
+        <w:rPr>
+          <w:sz w:val="28"/>
+          <w:szCs w:val="28"/>
+        </w:rPr>
+        <w:t xml:space="preserve"> </w:t>
+      </w:r>
+      <w:r>
+        <w:rPr>
+          <w:sz w:val="28"/>
+          <w:szCs w:val="28"/>
+        </w:rPr>
+        <w:t>Добавление</w:t>
+      </w:r>
+      <w:r>
+        <w:rPr>
+          <w:sz w:val="28"/>
+          <w:szCs w:val="28"/>
+        </w:rPr>
+        <w:t xml:space="preserve"> товара в корзину (покупатель);</w:t>
+      </w:r>
+    </w:p>
+    <w:p>
+      <w:pPr>
+        <w:spacing w:line="360" w:lineRule="auto"/>
+        <w:ind w:firstLine="709"/>
+        <w:jc w:val="both"/>
+        <w:rPr>
+          <w:sz w:val="28"/>
+          <w:szCs w:val="28"/>
+        </w:rPr>
+      </w:pPr>
+      <w:r>
+        <w:rPr>
+          <w:sz w:val="28"/>
+          <w:szCs w:val="28"/>
+        </w:rPr>
+        <w:t>–</w:t>
+      </w:r>
+      <w:r>
+        <w:rPr>
+          <w:sz w:val="28"/>
+          <w:szCs w:val="28"/>
+        </w:rPr>
+        <w:t xml:space="preserve"> </w:t>
+      </w:r>
+      <w:r>
+        <w:rPr>
+          <w:sz w:val="28"/>
+          <w:szCs w:val="28"/>
+        </w:rPr>
+        <w:t xml:space="preserve">Оформление заказа с указанием </w:t>
+      </w:r>
+      <w:r>
+        <w:rPr>
+          <w:sz w:val="28"/>
+          <w:szCs w:val="28"/>
+        </w:rPr>
+        <w:t>контактных данных (покупатель);</w:t>
+      </w:r>
+    </w:p>
+    <w:p>
+      <w:pPr>
+        <w:spacing w:line="360" w:lineRule="auto"/>
+        <w:ind w:firstLine="709"/>
+        <w:jc w:val="both"/>
+        <w:rPr>
+          <w:sz w:val="28"/>
+          <w:szCs w:val="28"/>
+        </w:rPr>
+      </w:pPr>
+      <w:r>
+        <w:rPr>
+          <w:sz w:val="28"/>
+          <w:szCs w:val="28"/>
+        </w:rPr>
+        <w:t>–</w:t>
+      </w:r>
+      <w:r>
+        <w:rPr>
+          <w:sz w:val="28"/>
+          <w:szCs w:val="28"/>
+        </w:rPr>
+        <w:t xml:space="preserve"> </w:t>
+      </w:r>
+      <w:r>
+        <w:rPr>
+          <w:sz w:val="28"/>
+          <w:szCs w:val="28"/>
+        </w:rPr>
+        <w:t>Подтверждение заказа мен</w:t>
+      </w:r>
+      <w:r>
+        <w:rPr>
+          <w:sz w:val="28"/>
+          <w:szCs w:val="28"/>
+        </w:rPr>
+        <w:t>еджером (менеджер по продажам);</w:t>
+      </w:r>
+    </w:p>
+    <w:p>
+      <w:pPr>
+        <w:spacing w:line="360" w:lineRule="auto"/>
+        <w:ind w:firstLine="709"/>
+        <w:jc w:val="both"/>
+        <w:rPr>
+          <w:sz w:val="28"/>
+          <w:szCs w:val="28"/>
+        </w:rPr>
+      </w:pPr>
+      <w:r>
+        <w:rPr>
+          <w:sz w:val="28"/>
+          <w:szCs w:val="28"/>
+        </w:rPr>
+        <w:t>–</w:t>
+      </w:r>
+      <w:r>
+        <w:rPr>
+          <w:sz w:val="28"/>
+          <w:szCs w:val="28"/>
+        </w:rPr>
+        <w:t xml:space="preserve"> </w:t>
+      </w:r>
+      <w:r>
+        <w:rPr>
+          <w:sz w:val="28"/>
+          <w:szCs w:val="28"/>
+        </w:rPr>
+        <w:t>Оплата (онлайн или при получении) – покупатель, кассир;</w:t>
+      </w:r>
+    </w:p>
+    <w:p>
+      <w:pPr>
+        <w:spacing w:line="360" w:lineRule="auto"/>
+        <w:ind w:firstLine="709"/>
+        <w:jc w:val="both"/>
+        <w:rPr>
+          <w:sz w:val="28"/>
+          <w:szCs w:val="28"/>
+        </w:rPr>
+      </w:pPr>
+      <w:r>
+        <w:rPr>
+          <w:sz w:val="28"/>
+          <w:szCs w:val="28"/>
+        </w:rPr>
+        <w:t>–</w:t>
+      </w:r>
+      <w:r>
+        <w:rPr>
+          <w:sz w:val="28"/>
+          <w:szCs w:val="28"/>
+        </w:rPr>
+        <w:t xml:space="preserve"> </w:t>
+      </w:r>
+      <w:r>
+        <w:rPr>
+          <w:sz w:val="28"/>
+          <w:szCs w:val="28"/>
+        </w:rPr>
+        <w:t>Сборка и рез</w:t>
+      </w:r>
+      <w:r>
+        <w:rPr>
+          <w:sz w:val="28"/>
+          <w:szCs w:val="28"/>
+        </w:rPr>
+        <w:t>ервирование товара (кладовщик);</w:t>
+      </w:r>
+    </w:p>
+    <w:p>
+      <w:pPr>
+        <w:spacing w:line="360" w:lineRule="auto"/>
+        <w:ind w:firstLine="709"/>
+        <w:jc w:val="both"/>
+        <w:rPr>
+          <w:sz w:val="28"/>
+          <w:szCs w:val="28"/>
+        </w:rPr>
+      </w:pPr>
+      <w:r>
+        <w:rPr>
+          <w:sz w:val="28"/>
+          <w:szCs w:val="28"/>
+        </w:rPr>
+        <w:t>–</w:t>
+      </w:r>
+      <w:r>
+        <w:rPr>
+          <w:sz w:val="28"/>
+          <w:szCs w:val="28"/>
+        </w:rPr>
+        <w:t xml:space="preserve"> </w:t>
+      </w:r>
+      <w:r>
+        <w:rPr>
+          <w:sz w:val="28"/>
+          <w:szCs w:val="28"/>
+        </w:rPr>
+        <w:t>Отгрузка</w:t>
+      </w:r>
+      <w:r>
+        <w:rPr>
+          <w:sz w:val="28"/>
+          <w:szCs w:val="28"/>
+        </w:rPr>
+        <w:t xml:space="preserve"> заказа (курьер или самовывоз).</w:t>
+      </w:r>
+    </w:p>
+    <w:p>
+      <w:pPr>
+        <w:spacing w:line="360" w:lineRule="auto"/>
+        <w:ind w:firstLine="709"/>
+        <w:jc w:val="both"/>
+        <w:rPr>
+          <w:sz w:val="28"/>
+          <w:szCs w:val="28"/>
+        </w:rPr>
+      </w:pPr>
+      <w:r>
+        <w:rPr>
+          <w:sz w:val="28"/>
+          <w:szCs w:val="28"/>
+        </w:rPr>
+        <w:t>Автоматизация в рамках проекта: серверная часть полностью реализует данный процесс: управление каталогом, корзина, оформление заказа, личный кабинет, уведомления. Уровень автоматиз</w:t>
+      </w:r>
+      <w:r>
+        <w:rPr>
+          <w:sz w:val="28"/>
+          <w:szCs w:val="28"/>
+        </w:rPr>
+        <w:t>ации после внедрения – высокий.</w:t>
+      </w:r>
+    </w:p>
+    <w:p>
+      <w:pPr>
+        <w:spacing w:line="360" w:lineRule="auto"/>
+        <w:ind w:firstLine="709"/>
+        <w:jc w:val="both"/>
+        <w:rPr>
+          <w:sz w:val="28"/>
+          <w:szCs w:val="28"/>
+        </w:rPr>
+      </w:pPr>
+      <w:r>
+        <w:rPr>
+          <w:sz w:val="28"/>
+          <w:szCs w:val="28"/>
+        </w:rPr>
+        <w:t xml:space="preserve">Требования к серверной части: необходимо создать REST API для взаимодействия с клиентской частью, реализовать логику обработки заказов, </w:t>
+      </w:r>
+      <w:r>
+        <w:rPr>
+          <w:sz w:val="28"/>
+          <w:szCs w:val="28"/>
+        </w:rPr>
+        <w:lastRenderedPageBreak/>
+        <w:t>интегрировать платёжные системы (в перспективе), обеспечить управление заказами в административной панели.</w:t>
+      </w:r>
+    </w:p>
+    <w:p>
+      <w:pPr>
+        <w:spacing w:line="360" w:lineRule="auto"/>
+        <w:ind w:firstLine="709"/>
+        <w:jc w:val="both"/>
+        <w:rPr>
+          <w:sz w:val="28"/>
+          <w:szCs w:val="28"/>
+        </w:rPr>
+      </w:pPr>
+    </w:p>
+    <w:p>
+      <w:pPr>
+        <w:spacing w:line="360" w:lineRule="auto"/>
+        <w:ind w:firstLine="709"/>
+        <w:jc w:val="both"/>
+        <w:rPr>
+          <w:sz w:val="28"/>
+          <w:szCs w:val="28"/>
+        </w:rPr>
+      </w:pPr>
+      <w:r>
+        <w:rPr>
+          <w:sz w:val="28"/>
+          <w:szCs w:val="28"/>
+        </w:rPr>
+        <w:t>Консул</w:t>
+      </w:r>
+      <w:r>
+        <w:rPr>
+          <w:sz w:val="28"/>
+          <w:szCs w:val="28"/>
+        </w:rPr>
+        <w:t>ьтации и сопровождение клиентов</w:t>
+      </w:r>
+    </w:p>
+    <w:p>
+      <w:pPr>
+        <w:spacing w:line="360" w:lineRule="auto"/>
+        <w:ind w:firstLine="709"/>
+        <w:jc w:val="both"/>
+        <w:rPr>
+          <w:sz w:val="28"/>
+          <w:szCs w:val="28"/>
+        </w:rPr>
+      </w:pPr>
+      <w:r>
+        <w:rPr>
+          <w:sz w:val="28"/>
+          <w:szCs w:val="28"/>
+        </w:rPr>
+        <w:t>Цель: повышение уровня клиентского сервиса</w:t>
+      </w:r>
+      <w:r>
+        <w:rPr>
+          <w:sz w:val="28"/>
+          <w:szCs w:val="28"/>
+        </w:rPr>
+        <w:t xml:space="preserve"> и увеличение повторных продаж.</w:t>
+      </w:r>
+    </w:p>
+    <w:p>
+      <w:pPr>
+        <w:spacing w:line="360" w:lineRule="auto"/>
+        <w:ind w:firstLine="709"/>
+        <w:jc w:val="both"/>
+        <w:rPr>
+          <w:sz w:val="28"/>
+          <w:szCs w:val="28"/>
+        </w:rPr>
+      </w:pPr>
+      <w:r>
+        <w:rPr>
+          <w:sz w:val="28"/>
+          <w:szCs w:val="28"/>
+        </w:rPr>
+        <w:t>Этапы и участники:</w:t>
+      </w:r>
+    </w:p>
+    <w:p>
+      <w:pPr>
+        <w:spacing w:line="360" w:lineRule="auto"/>
+        <w:ind w:firstLine="709"/>
+        <w:jc w:val="both"/>
+        <w:rPr>
+          <w:sz w:val="28"/>
+          <w:szCs w:val="28"/>
+        </w:rPr>
+      </w:pPr>
+      <w:r>
+        <w:rPr>
+          <w:sz w:val="28"/>
+          <w:szCs w:val="28"/>
+        </w:rPr>
+        <w:t>–</w:t>
+      </w:r>
+      <w:r>
+        <w:rPr>
+          <w:sz w:val="28"/>
+          <w:szCs w:val="28"/>
+        </w:rPr>
+        <w:t xml:space="preserve"> </w:t>
+      </w:r>
+      <w:r>
+        <w:rPr>
+          <w:sz w:val="28"/>
+          <w:szCs w:val="28"/>
+        </w:rPr>
+        <w:t>Приём запроса от клиента (специалист по работе с кл</w:t>
+      </w:r>
+      <w:r>
+        <w:rPr>
+          <w:sz w:val="28"/>
+          <w:szCs w:val="28"/>
+        </w:rPr>
+        <w:t>иентами, продавец-консультант);</w:t>
+      </w:r>
+    </w:p>
+    <w:p>
+      <w:pPr>
+        <w:spacing w:line="360" w:lineRule="auto"/>
+        <w:ind w:firstLine="709"/>
+        <w:jc w:val="both"/>
+        <w:rPr>
+          <w:sz w:val="28"/>
+          <w:szCs w:val="28"/>
+        </w:rPr>
+      </w:pPr>
+      <w:r>
+        <w:rPr>
+          <w:sz w:val="28"/>
+          <w:szCs w:val="28"/>
+        </w:rPr>
+        <w:t>–</w:t>
+      </w:r>
+      <w:r>
+        <w:rPr>
+          <w:sz w:val="28"/>
+          <w:szCs w:val="28"/>
+        </w:rPr>
+        <w:t xml:space="preserve"> </w:t>
+      </w:r>
+      <w:r>
+        <w:rPr>
+          <w:sz w:val="28"/>
+          <w:szCs w:val="28"/>
+        </w:rPr>
+        <w:t xml:space="preserve">Поиск решения и консультация (специалист по работе с клиентами, инженер по </w:t>
+      </w:r>
+      <w:r>
+        <w:rPr>
+          <w:sz w:val="28"/>
+          <w:szCs w:val="28"/>
+        </w:rPr>
+        <w:t>ремонту, продавец-консультант);</w:t>
+      </w:r>
+    </w:p>
+    <w:p>
+      <w:pPr>
+        <w:spacing w:line="360" w:lineRule="auto"/>
+        <w:ind w:firstLine="709"/>
+        <w:jc w:val="both"/>
+        <w:rPr>
+          <w:sz w:val="28"/>
+          <w:szCs w:val="28"/>
+        </w:rPr>
+      </w:pPr>
+      <w:r>
+        <w:rPr>
+          <w:sz w:val="28"/>
+          <w:szCs w:val="28"/>
+        </w:rPr>
+        <w:t>–</w:t>
+      </w:r>
+      <w:r>
+        <w:rPr>
+          <w:sz w:val="28"/>
+          <w:szCs w:val="28"/>
+        </w:rPr>
+        <w:t xml:space="preserve"> </w:t>
+      </w:r>
+      <w:r>
+        <w:rPr>
+          <w:sz w:val="28"/>
+          <w:szCs w:val="28"/>
+        </w:rPr>
+        <w:t>Информирование клиента о результатах (спе</w:t>
+      </w:r>
+      <w:r>
+        <w:rPr>
+          <w:sz w:val="28"/>
+          <w:szCs w:val="28"/>
+        </w:rPr>
+        <w:t>циалист по работе с клиентами).</w:t>
+      </w:r>
+    </w:p>
+    <w:p>
+      <w:pPr>
+        <w:spacing w:line="360" w:lineRule="auto"/>
+        <w:ind w:firstLine="709"/>
+        <w:jc w:val="both"/>
+        <w:rPr>
+          <w:sz w:val="28"/>
+          <w:szCs w:val="28"/>
+        </w:rPr>
+      </w:pPr>
+      <w:r>
+        <w:rPr>
+          <w:sz w:val="28"/>
+          <w:szCs w:val="28"/>
+        </w:rPr>
+        <w:t xml:space="preserve">Текущая автоматизация: процесс преимущественно коммуникативный, используются справочники и существующий сайт магазина. </w:t>
+      </w:r>
+      <w:r>
+        <w:rPr>
+          <w:sz w:val="28"/>
+          <w:szCs w:val="28"/>
+        </w:rPr>
+        <w:t>Уровень автоматизации – низкий.</w:t>
+      </w:r>
+    </w:p>
+    <w:p>
+      <w:pPr>
+        <w:spacing w:line="360" w:lineRule="auto"/>
+        <w:ind w:firstLine="709"/>
+        <w:jc w:val="both"/>
+        <w:rPr>
+          <w:sz w:val="28"/>
+          <w:szCs w:val="28"/>
+        </w:rPr>
+      </w:pPr>
+      <w:r>
+        <w:rPr>
+          <w:sz w:val="28"/>
+          <w:szCs w:val="28"/>
+        </w:rPr>
+        <w:t>Значение для разработки серверной части: после внедрения интернет-магазина часть консультаций может быть автоматизирована через качественное описание товаров в каталоге, систему вопросов-ответов или онлайн-чат. Серверная часть может хранить историю обращений (в будущем), но в текущей версии этот процесс остаётся без изменений.</w:t>
+      </w:r>
+    </w:p>
+    <w:p>
+      <w:pPr>
+        <w:spacing w:line="360" w:lineRule="auto"/>
+        <w:ind w:firstLine="709"/>
+        <w:jc w:val="both"/>
+        <w:rPr>
+          <w:sz w:val="28"/>
+          <w:szCs w:val="28"/>
+        </w:rPr>
+      </w:pPr>
+    </w:p>
+    <w:p>
+      <w:pPr>
+        <w:spacing w:line="360" w:lineRule="auto"/>
+        <w:ind w:firstLine="709"/>
+        <w:jc w:val="both"/>
+        <w:rPr>
+          <w:sz w:val="28"/>
+          <w:szCs w:val="28"/>
+        </w:rPr>
+      </w:pPr>
+      <w:r>
+        <w:rPr>
+          <w:sz w:val="28"/>
+          <w:szCs w:val="28"/>
+        </w:rPr>
+        <w:t>Сервисно</w:t>
+      </w:r>
+      <w:r>
+        <w:rPr>
+          <w:sz w:val="28"/>
+          <w:szCs w:val="28"/>
+        </w:rPr>
+        <w:t>е обслуживание и ремонт техники</w:t>
+      </w:r>
+    </w:p>
+    <w:p>
+      <w:pPr>
+        <w:spacing w:line="360" w:lineRule="auto"/>
+        <w:ind w:firstLine="709"/>
+        <w:jc w:val="both"/>
+        <w:rPr>
+          <w:sz w:val="28"/>
+          <w:szCs w:val="28"/>
+        </w:rPr>
+      </w:pPr>
+      <w:r>
+        <w:rPr>
+          <w:sz w:val="28"/>
+          <w:szCs w:val="28"/>
+        </w:rPr>
+        <w:t xml:space="preserve">Цель: выполнение гарантийного и </w:t>
+      </w:r>
+      <w:proofErr w:type="spellStart"/>
+      <w:r>
+        <w:rPr>
+          <w:sz w:val="28"/>
+          <w:szCs w:val="28"/>
+        </w:rPr>
+        <w:t>постгарантийного</w:t>
+      </w:r>
+      <w:proofErr w:type="spellEnd"/>
+      <w:r>
+        <w:rPr>
+          <w:sz w:val="28"/>
+          <w:szCs w:val="28"/>
+        </w:rPr>
+        <w:t xml:space="preserve"> ремонта в установленные сроки.</w:t>
+      </w:r>
+    </w:p>
+    <w:p>
+      <w:pPr>
+        <w:spacing w:line="360" w:lineRule="auto"/>
+        <w:ind w:firstLine="709"/>
+        <w:jc w:val="both"/>
+        <w:rPr>
+          <w:sz w:val="28"/>
+          <w:szCs w:val="28"/>
+        </w:rPr>
+      </w:pPr>
+      <w:r>
+        <w:rPr>
+          <w:sz w:val="28"/>
+          <w:szCs w:val="28"/>
+        </w:rPr>
+        <w:t>Этапы и участники:</w:t>
+      </w:r>
+    </w:p>
+    <w:p>
+      <w:pPr>
+        <w:spacing w:line="360" w:lineRule="auto"/>
+        <w:ind w:firstLine="709"/>
+        <w:jc w:val="both"/>
+        <w:rPr>
+          <w:sz w:val="28"/>
+          <w:szCs w:val="28"/>
+        </w:rPr>
+      </w:pPr>
+      <w:r>
+        <w:rPr>
+          <w:sz w:val="28"/>
+          <w:szCs w:val="28"/>
+        </w:rPr>
+        <w:t>–</w:t>
+      </w:r>
+      <w:r>
+        <w:rPr>
+          <w:sz w:val="28"/>
+          <w:szCs w:val="28"/>
+        </w:rPr>
+        <w:t xml:space="preserve"> </w:t>
+      </w:r>
+      <w:r>
+        <w:rPr>
+          <w:sz w:val="28"/>
+          <w:szCs w:val="28"/>
+        </w:rPr>
+        <w:t>Оформление заявки (специалист по работе с клиентами, продавец-</w:t>
+      </w:r>
+      <w:r>
+        <w:rPr>
+          <w:sz w:val="28"/>
+          <w:szCs w:val="28"/>
+        </w:rPr>
+        <w:t>консультант);</w:t>
+      </w:r>
+    </w:p>
+    <w:p>
+      <w:pPr>
+        <w:spacing w:line="360" w:lineRule="auto"/>
+        <w:ind w:firstLine="709"/>
+        <w:jc w:val="both"/>
+        <w:rPr>
+          <w:sz w:val="28"/>
+          <w:szCs w:val="28"/>
+        </w:rPr>
+      </w:pPr>
+      <w:r>
+        <w:rPr>
+          <w:sz w:val="28"/>
+          <w:szCs w:val="28"/>
+        </w:rPr>
+        <w:t>–</w:t>
+      </w:r>
+      <w:r>
+        <w:rPr>
+          <w:sz w:val="28"/>
+          <w:szCs w:val="28"/>
+        </w:rPr>
+        <w:t xml:space="preserve"> </w:t>
+      </w:r>
+      <w:r>
+        <w:rPr>
+          <w:sz w:val="28"/>
+          <w:szCs w:val="28"/>
+        </w:rPr>
+        <w:t>Диагностика неис</w:t>
+      </w:r>
+      <w:r>
+        <w:rPr>
+          <w:sz w:val="28"/>
+          <w:szCs w:val="28"/>
+        </w:rPr>
+        <w:t>правности (инженер по ремонту);</w:t>
+      </w:r>
+    </w:p>
+    <w:p>
+      <w:pPr>
+        <w:spacing w:line="360" w:lineRule="auto"/>
+        <w:ind w:firstLine="709"/>
+        <w:jc w:val="both"/>
+        <w:rPr>
+          <w:sz w:val="28"/>
+          <w:szCs w:val="28"/>
+        </w:rPr>
+      </w:pPr>
+      <w:r>
+        <w:rPr>
+          <w:sz w:val="28"/>
+          <w:szCs w:val="28"/>
+        </w:rPr>
+        <w:t>–</w:t>
+      </w:r>
+      <w:r>
+        <w:rPr>
+          <w:sz w:val="28"/>
+          <w:szCs w:val="28"/>
+        </w:rPr>
+        <w:t xml:space="preserve"> </w:t>
+      </w:r>
+      <w:r>
+        <w:rPr>
+          <w:sz w:val="28"/>
+          <w:szCs w:val="28"/>
+        </w:rPr>
+        <w:t xml:space="preserve">Согласование стоимости и сроков с клиентом (администратор, </w:t>
+      </w:r>
+      <w:r>
+        <w:rPr>
+          <w:sz w:val="28"/>
+          <w:szCs w:val="28"/>
+        </w:rPr>
+        <w:lastRenderedPageBreak/>
+        <w:t>спе</w:t>
+      </w:r>
+      <w:r>
+        <w:rPr>
+          <w:sz w:val="28"/>
+          <w:szCs w:val="28"/>
+        </w:rPr>
+        <w:t>циалист по работе с клиентами);</w:t>
+      </w:r>
+    </w:p>
+    <w:p>
+      <w:pPr>
+        <w:spacing w:line="360" w:lineRule="auto"/>
+        <w:ind w:firstLine="709"/>
+        <w:jc w:val="both"/>
+        <w:rPr>
+          <w:sz w:val="28"/>
+          <w:szCs w:val="28"/>
+        </w:rPr>
+      </w:pPr>
+      <w:r>
+        <w:rPr>
+          <w:sz w:val="28"/>
+          <w:szCs w:val="28"/>
+        </w:rPr>
+        <w:t>–</w:t>
+      </w:r>
+      <w:r>
+        <w:rPr>
+          <w:sz w:val="28"/>
+          <w:szCs w:val="28"/>
+        </w:rPr>
+        <w:t xml:space="preserve"> </w:t>
+      </w:r>
+      <w:r>
+        <w:rPr>
+          <w:sz w:val="28"/>
+          <w:szCs w:val="28"/>
+        </w:rPr>
+        <w:t>Заказ запчастей и мат</w:t>
+      </w:r>
+      <w:r>
+        <w:rPr>
+          <w:sz w:val="28"/>
+          <w:szCs w:val="28"/>
+        </w:rPr>
+        <w:t>ериалов (бухгалтер, кладовщик);</w:t>
+      </w:r>
+    </w:p>
+    <w:p>
+      <w:pPr>
+        <w:spacing w:line="360" w:lineRule="auto"/>
+        <w:ind w:firstLine="709"/>
+        <w:jc w:val="both"/>
+        <w:rPr>
+          <w:sz w:val="28"/>
+          <w:szCs w:val="28"/>
+        </w:rPr>
+      </w:pPr>
+      <w:r>
+        <w:rPr>
+          <w:sz w:val="28"/>
+          <w:szCs w:val="28"/>
+        </w:rPr>
+        <w:t>–</w:t>
+      </w:r>
+      <w:r>
+        <w:rPr>
+          <w:sz w:val="28"/>
+          <w:szCs w:val="28"/>
+        </w:rPr>
+        <w:t xml:space="preserve"> </w:t>
+      </w:r>
+      <w:r>
+        <w:rPr>
+          <w:sz w:val="28"/>
+          <w:szCs w:val="28"/>
+        </w:rPr>
+        <w:t>Выполнение ремонта и тес</w:t>
+      </w:r>
+      <w:r>
+        <w:rPr>
+          <w:sz w:val="28"/>
+          <w:szCs w:val="28"/>
+        </w:rPr>
+        <w:t>тирование (инженер по ремонту);</w:t>
+      </w:r>
+    </w:p>
+    <w:p>
+      <w:pPr>
+        <w:spacing w:line="360" w:lineRule="auto"/>
+        <w:ind w:firstLine="709"/>
+        <w:jc w:val="both"/>
+        <w:rPr>
+          <w:sz w:val="28"/>
+          <w:szCs w:val="28"/>
+        </w:rPr>
+      </w:pPr>
+      <w:r>
+        <w:rPr>
+          <w:sz w:val="28"/>
+          <w:szCs w:val="28"/>
+        </w:rPr>
+        <w:t>–</w:t>
+      </w:r>
+      <w:r>
+        <w:rPr>
+          <w:sz w:val="28"/>
+          <w:szCs w:val="28"/>
+        </w:rPr>
+        <w:t xml:space="preserve"> </w:t>
+      </w:r>
+      <w:r>
+        <w:rPr>
+          <w:sz w:val="28"/>
+          <w:szCs w:val="28"/>
+        </w:rPr>
+        <w:t xml:space="preserve">Оформление акта выполненных работ и возврат техники клиенту (специалист </w:t>
+      </w:r>
+      <w:r>
+        <w:rPr>
+          <w:sz w:val="28"/>
+          <w:szCs w:val="28"/>
+        </w:rPr>
+        <w:t>по работе с клиентами, кассир).</w:t>
+      </w:r>
+    </w:p>
+    <w:p>
+      <w:pPr>
+        <w:spacing w:line="360" w:lineRule="auto"/>
+        <w:ind w:firstLine="709"/>
+        <w:jc w:val="both"/>
+        <w:rPr>
+          <w:sz w:val="28"/>
+          <w:szCs w:val="28"/>
+        </w:rPr>
+      </w:pPr>
+      <w:r>
+        <w:rPr>
+          <w:sz w:val="28"/>
+          <w:szCs w:val="28"/>
+        </w:rPr>
+        <w:t>Текущая автоматизация: учёт заявок и статусов выполняется в «1</w:t>
+      </w:r>
+      <w:proofErr w:type="gramStart"/>
+      <w:r>
+        <w:rPr>
+          <w:sz w:val="28"/>
+          <w:szCs w:val="28"/>
+        </w:rPr>
+        <w:t>С:Сервисный</w:t>
+      </w:r>
+      <w:proofErr w:type="gramEnd"/>
+      <w:r>
+        <w:rPr>
+          <w:sz w:val="28"/>
+          <w:szCs w:val="28"/>
+        </w:rPr>
+        <w:t xml:space="preserve"> центр». У</w:t>
+      </w:r>
+      <w:r>
+        <w:rPr>
+          <w:sz w:val="28"/>
+          <w:szCs w:val="28"/>
+        </w:rPr>
+        <w:t>ровень автоматизации – средний.</w:t>
+      </w:r>
+    </w:p>
+    <w:p>
+      <w:pPr>
+        <w:spacing w:line="360" w:lineRule="auto"/>
+        <w:ind w:firstLine="709"/>
+        <w:jc w:val="both"/>
+        <w:rPr>
+          <w:sz w:val="28"/>
+          <w:szCs w:val="28"/>
+        </w:rPr>
+      </w:pPr>
+      <w:r>
+        <w:rPr>
+          <w:sz w:val="28"/>
+          <w:szCs w:val="28"/>
+        </w:rPr>
+        <w:t>Значение для разработки серверной части: процесс сервисного обслуживания не автоматизируется в рамках данного проекта. Однако в дальнейшем возможна интеграция интернет-магазина с модулем сервиса (например, возможность подачи заявки на ремонт через личный кабинет). В текущей версии функционал ограничен интернет-продажами.</w:t>
+      </w:r>
+    </w:p>
+    <w:p>
+      <w:pPr>
+        <w:pStyle w:val="2"/>
+        <w:keepNext w:val="0"/>
+        <w:keepLines w:val="0"/>
+        <w:numPr>
+          <w:ilvl w:val="1"/>
+          <w:numId w:val="5"/>
+        </w:numPr>
+        <w:spacing w:before="100" w:beforeAutospacing="1" w:after="567" w:line="360" w:lineRule="auto"/>
+        <w:ind w:left="0" w:firstLine="709"/>
+        <w:rPr>
+          <w:b/>
+          <w:szCs w:val="28"/>
+        </w:rPr>
+      </w:pPr>
+      <w:bookmarkStart w:id="9" w:name="_Toc222093104"/>
+      <w:r>
+        <w:rPr>
+          <w:b/>
+          <w:szCs w:val="28"/>
+        </w:rPr>
+        <w:t>Перспективы развития серверной части</w:t>
+      </w:r>
+      <w:bookmarkEnd w:id="9"/>
+    </w:p>
+    <w:p>
+      <w:pPr>
+        <w:spacing w:line="360" w:lineRule="auto"/>
+        <w:ind w:firstLine="709"/>
+        <w:jc w:val="both"/>
+        <w:rPr>
+          <w:sz w:val="28"/>
+          <w:szCs w:val="28"/>
+        </w:rPr>
+      </w:pPr>
+      <w:r>
+        <w:rPr>
+          <w:sz w:val="28"/>
+          <w:szCs w:val="28"/>
+        </w:rPr>
+        <w:t>Разработанная серверная часть информационной системы интернет-магазина «Байт» создаёт основу для дальнейшего расширения функциональности и повышения эффективности онлайн-продаж. После внедрения базового функционала, реализованного в рамках данной курсовой работы, открываются следующие направления модернизации и развития:</w:t>
+      </w:r>
+    </w:p>
+    <w:p>
+      <w:pPr>
+        <w:spacing w:line="360" w:lineRule="auto"/>
+        <w:ind w:firstLine="709"/>
+        <w:jc w:val="both"/>
+        <w:rPr>
+          <w:sz w:val="28"/>
+          <w:szCs w:val="28"/>
+        </w:rPr>
+      </w:pPr>
+    </w:p>
+    <w:p>
+      <w:pPr>
+        <w:spacing w:line="360" w:lineRule="auto"/>
+        <w:ind w:firstLine="709"/>
+        <w:jc w:val="both"/>
+        <w:rPr>
+          <w:sz w:val="28"/>
+          <w:szCs w:val="28"/>
+        </w:rPr>
+      </w:pPr>
+      <w:r>
+        <w:rPr>
+          <w:sz w:val="28"/>
+          <w:szCs w:val="28"/>
+        </w:rPr>
+        <w:t>–</w:t>
+      </w:r>
+      <w:r>
+        <w:rPr>
+          <w:sz w:val="28"/>
+          <w:szCs w:val="28"/>
+        </w:rPr>
+        <w:t xml:space="preserve"> </w:t>
+      </w:r>
+      <w:r>
+        <w:rPr>
+          <w:sz w:val="28"/>
+          <w:szCs w:val="28"/>
+        </w:rPr>
+        <w:t>Интеграция с платёжными системами – подключение онлайн-оплаты (банковские карты, электронные кошельки, СБП) для автоматизации приёма платеже</w:t>
+      </w:r>
+      <w:r>
+        <w:rPr>
+          <w:sz w:val="28"/>
+          <w:szCs w:val="28"/>
+        </w:rPr>
+        <w:t>й и расширения способов расчёта</w:t>
+      </w:r>
+      <w:r>
+        <w:rPr>
+          <w:sz w:val="28"/>
+          <w:szCs w:val="28"/>
+        </w:rPr>
+        <w:t>;</w:t>
+      </w:r>
+    </w:p>
+    <w:p>
+      <w:pPr>
+        <w:spacing w:line="360" w:lineRule="auto"/>
+        <w:ind w:firstLine="709"/>
+        <w:jc w:val="both"/>
+        <w:rPr>
+          <w:sz w:val="28"/>
+          <w:szCs w:val="28"/>
+        </w:rPr>
+      </w:pPr>
+      <w:r>
+        <w:rPr>
+          <w:sz w:val="28"/>
+          <w:szCs w:val="28"/>
+        </w:rPr>
+        <w:t>–</w:t>
+      </w:r>
+      <w:r>
+        <w:rPr>
+          <w:sz w:val="28"/>
+          <w:szCs w:val="28"/>
+        </w:rPr>
+        <w:t xml:space="preserve"> </w:t>
+      </w:r>
+      <w:r>
+        <w:rPr>
+          <w:sz w:val="28"/>
+          <w:szCs w:val="28"/>
+        </w:rPr>
+        <w:t>Разработка публичного API – создание открытого программного интерфейса для интеграции с мобильными приложениями, сторонними сервисами (</w:t>
+      </w:r>
+      <w:proofErr w:type="spellStart"/>
+      <w:r>
+        <w:rPr>
+          <w:sz w:val="28"/>
+          <w:szCs w:val="28"/>
+        </w:rPr>
+        <w:t>агрегаторы</w:t>
+      </w:r>
+      <w:proofErr w:type="spellEnd"/>
+      <w:r>
+        <w:rPr>
+          <w:sz w:val="28"/>
+          <w:szCs w:val="28"/>
+        </w:rPr>
+        <w:t xml:space="preserve"> товаров, системы аналитики)</w:t>
+      </w:r>
+      <w:r>
+        <w:rPr>
+          <w:sz w:val="28"/>
+          <w:szCs w:val="28"/>
+        </w:rPr>
+        <w:t xml:space="preserve"> и автоматизации обмена данными;</w:t>
+      </w:r>
+    </w:p>
+    <w:p>
+      <w:pPr>
+        <w:spacing w:line="360" w:lineRule="auto"/>
+        <w:ind w:firstLine="709"/>
+        <w:jc w:val="both"/>
+        <w:rPr>
+          <w:sz w:val="28"/>
+          <w:szCs w:val="28"/>
+        </w:rPr>
+      </w:pPr>
+      <w:r>
+        <w:rPr>
+          <w:sz w:val="28"/>
+          <w:szCs w:val="28"/>
+        </w:rPr>
+        <w:t>–</w:t>
+      </w:r>
+      <w:r>
+        <w:rPr>
+          <w:sz w:val="28"/>
+          <w:szCs w:val="28"/>
+        </w:rPr>
+        <w:t xml:space="preserve"> </w:t>
+      </w:r>
+      <w:r>
+        <w:rPr>
+          <w:sz w:val="28"/>
+          <w:szCs w:val="28"/>
+        </w:rPr>
+        <w:t>Интеграция с учётной системой «1С» – настройка двустороннего обмена</w:t>
+      </w:r>
+      <w:r>
+        <w:rPr>
+          <w:sz w:val="28"/>
+          <w:szCs w:val="28"/>
+        </w:rPr>
+        <w:t xml:space="preserve"> </w:t>
+      </w:r>
+      <w:r>
+        <w:rPr>
+          <w:sz w:val="28"/>
+          <w:szCs w:val="28"/>
+        </w:rPr>
+        <w:t xml:space="preserve">данными для автоматической синхронизации товарных остатков, цен, заказов и </w:t>
+      </w:r>
+      <w:r>
+        <w:rPr>
+          <w:sz w:val="28"/>
+          <w:szCs w:val="28"/>
+        </w:rPr>
+        <w:lastRenderedPageBreak/>
+        <w:t>клиентской базы, что исключит необходимость р</w:t>
+      </w:r>
+      <w:r>
+        <w:rPr>
+          <w:sz w:val="28"/>
+          <w:szCs w:val="28"/>
+        </w:rPr>
+        <w:t>учного дублирования информации;</w:t>
+      </w:r>
+    </w:p>
+    <w:p>
+      <w:pPr>
+        <w:spacing w:line="360" w:lineRule="auto"/>
+        <w:ind w:firstLine="709"/>
+        <w:jc w:val="both"/>
+        <w:rPr>
+          <w:sz w:val="28"/>
+          <w:szCs w:val="28"/>
+        </w:rPr>
+      </w:pPr>
+      <w:r>
+        <w:rPr>
+          <w:sz w:val="28"/>
+          <w:szCs w:val="28"/>
+        </w:rPr>
+        <w:t>–</w:t>
+      </w:r>
+      <w:r>
+        <w:rPr>
+          <w:sz w:val="28"/>
+          <w:szCs w:val="28"/>
+        </w:rPr>
+        <w:t xml:space="preserve"> </w:t>
+      </w:r>
+      <w:r>
+        <w:rPr>
+          <w:sz w:val="28"/>
+          <w:szCs w:val="28"/>
+        </w:rPr>
+        <w:t>Расширение системы лояльности – реализация на стороне сервера механизмов накопительных скидок, персональных предложений, программ лоял</w:t>
+      </w:r>
+      <w:r>
+        <w:rPr>
+          <w:sz w:val="28"/>
+          <w:szCs w:val="28"/>
+        </w:rPr>
+        <w:t xml:space="preserve">ьности и управления </w:t>
+      </w:r>
+      <w:proofErr w:type="spellStart"/>
+      <w:r>
+        <w:rPr>
+          <w:sz w:val="28"/>
+          <w:szCs w:val="28"/>
+        </w:rPr>
+        <w:t>промокодами</w:t>
+      </w:r>
+      <w:proofErr w:type="spellEnd"/>
+      <w:r>
+        <w:rPr>
+          <w:sz w:val="28"/>
+          <w:szCs w:val="28"/>
+        </w:rPr>
+        <w:t>;</w:t>
+      </w:r>
+    </w:p>
+    <w:p>
+      <w:pPr>
+        <w:spacing w:line="360" w:lineRule="auto"/>
+        <w:ind w:firstLine="709"/>
+        <w:jc w:val="both"/>
+        <w:rPr>
+          <w:sz w:val="28"/>
+          <w:szCs w:val="28"/>
+        </w:rPr>
+      </w:pPr>
+      <w:r>
+        <w:rPr>
+          <w:sz w:val="28"/>
+          <w:szCs w:val="28"/>
+        </w:rPr>
+        <w:t>–</w:t>
+      </w:r>
+      <w:r>
+        <w:rPr>
+          <w:sz w:val="28"/>
+          <w:szCs w:val="28"/>
+        </w:rPr>
+        <w:t xml:space="preserve"> </w:t>
+      </w:r>
+      <w:r>
+        <w:rPr>
+          <w:sz w:val="28"/>
+          <w:szCs w:val="28"/>
+        </w:rPr>
+        <w:t>Усложнение логики каталога – добавление на серверной стороне поддержки множественных характеристик товаров, сравнения товаров, системы отзывов и рейтингов, а также интеллектуальных</w:t>
+      </w:r>
+      <w:r>
+        <w:rPr>
+          <w:sz w:val="28"/>
+          <w:szCs w:val="28"/>
+        </w:rPr>
+        <w:t xml:space="preserve"> алгоритмов фильтрации и поиска;</w:t>
+      </w:r>
+    </w:p>
+    <w:p>
+      <w:pPr>
+        <w:spacing w:line="360" w:lineRule="auto"/>
+        <w:ind w:firstLine="709"/>
+        <w:jc w:val="both"/>
+        <w:rPr>
+          <w:sz w:val="28"/>
+          <w:szCs w:val="28"/>
+        </w:rPr>
+      </w:pPr>
+      <w:r>
+        <w:rPr>
+          <w:sz w:val="28"/>
+          <w:szCs w:val="28"/>
+        </w:rPr>
+        <w:t>–</w:t>
+      </w:r>
+      <w:r>
+        <w:rPr>
+          <w:sz w:val="28"/>
+          <w:szCs w:val="28"/>
+        </w:rPr>
+        <w:t xml:space="preserve"> </w:t>
+      </w:r>
+      <w:r>
+        <w:rPr>
+          <w:sz w:val="28"/>
+          <w:szCs w:val="28"/>
+        </w:rPr>
+        <w:t>Персонализация и рекомендации – внедрение модуля рекомендаций на основе анализа истории просмотров, покупок и поведения пользователей, что позволит увеличить конвер</w:t>
+      </w:r>
+      <w:r>
+        <w:rPr>
+          <w:sz w:val="28"/>
+          <w:szCs w:val="28"/>
+        </w:rPr>
+        <w:t>сию и средний чек.</w:t>
+      </w:r>
+    </w:p>
+    <w:p>
+      <w:pPr>
+        <w:pStyle w:val="2"/>
+        <w:keepNext w:val="0"/>
+        <w:keepLines w:val="0"/>
+        <w:numPr>
+          <w:ilvl w:val="1"/>
+          <w:numId w:val="5"/>
+        </w:numPr>
+        <w:spacing w:before="100" w:beforeAutospacing="1" w:after="567" w:line="360" w:lineRule="auto"/>
+        <w:ind w:left="0" w:firstLine="709"/>
+        <w:rPr>
+          <w:b/>
+          <w:szCs w:val="28"/>
+        </w:rPr>
+      </w:pPr>
+      <w:bookmarkStart w:id="10" w:name="_Toc222093105"/>
+      <w:r>
+        <w:rPr>
+          <w:b/>
+          <w:szCs w:val="28"/>
+        </w:rPr>
+        <w:t>Анализ серверной архитектуры конкурентов</w:t>
+      </w:r>
+      <w:bookmarkEnd w:id="10"/>
+    </w:p>
+    <w:p>
+      <w:pPr>
+        <w:spacing w:line="360" w:lineRule="auto"/>
+        <w:ind w:firstLine="709"/>
+        <w:jc w:val="both"/>
+        <w:rPr>
+          <w:sz w:val="28"/>
+          <w:szCs w:val="28"/>
+        </w:rPr>
+      </w:pPr>
+      <w:r>
+        <w:rPr>
+          <w:sz w:val="28"/>
+          <w:szCs w:val="28"/>
+        </w:rPr>
+        <w:t xml:space="preserve">Сайт DNS демонстрирует высокую скорость работы при огромном ассортименте (сотни тысяч товаров). Это указывает на хорошо оптимизированную серверную часть и эффективную работу с базой данных. Используется классическая связка PHP + </w:t>
+      </w:r>
+      <w:proofErr w:type="spellStart"/>
+      <w:r>
+        <w:rPr>
+          <w:sz w:val="28"/>
+          <w:szCs w:val="28"/>
+        </w:rPr>
+        <w:t>MySQL</w:t>
+      </w:r>
+      <w:proofErr w:type="spellEnd"/>
+      <w:r>
+        <w:rPr>
+          <w:sz w:val="28"/>
+          <w:szCs w:val="28"/>
+        </w:rPr>
+        <w:t xml:space="preserve">, но с применением современных подходов: </w:t>
+      </w:r>
+      <w:proofErr w:type="spellStart"/>
+      <w:r>
+        <w:rPr>
+          <w:sz w:val="28"/>
+          <w:szCs w:val="28"/>
+        </w:rPr>
+        <w:t>фреймворки</w:t>
+      </w:r>
+      <w:proofErr w:type="spellEnd"/>
+      <w:r>
+        <w:rPr>
+          <w:sz w:val="28"/>
+          <w:szCs w:val="28"/>
+        </w:rPr>
+        <w:t xml:space="preserve"> (</w:t>
+      </w:r>
+      <w:proofErr w:type="spellStart"/>
+      <w:r>
+        <w:rPr>
+          <w:sz w:val="28"/>
+          <w:szCs w:val="28"/>
+        </w:rPr>
+        <w:t>Laravel</w:t>
+      </w:r>
+      <w:proofErr w:type="spellEnd"/>
+      <w:r>
+        <w:rPr>
+          <w:sz w:val="28"/>
+          <w:szCs w:val="28"/>
+        </w:rPr>
+        <w:t>)</w:t>
+      </w:r>
+      <w:r>
+        <w:rPr>
+          <w:sz w:val="28"/>
+          <w:szCs w:val="28"/>
+        </w:rPr>
+        <w:t>, агрессивное кеширование страниц и запросов.</w:t>
+      </w:r>
+    </w:p>
+    <w:p>
+      <w:pPr>
+        <w:spacing w:line="360" w:lineRule="auto"/>
+        <w:ind w:firstLine="709"/>
+        <w:jc w:val="both"/>
+        <w:rPr>
+          <w:sz w:val="28"/>
+          <w:szCs w:val="28"/>
+        </w:rPr>
+      </w:pPr>
+      <w:r>
+        <w:rPr>
+          <w:sz w:val="28"/>
+          <w:szCs w:val="28"/>
+        </w:rPr>
+        <w:t>Ключевые серверные решения:</w:t>
+      </w:r>
+    </w:p>
+    <w:p>
+      <w:pPr>
+        <w:spacing w:line="360" w:lineRule="auto"/>
+        <w:ind w:firstLine="709"/>
+        <w:jc w:val="both"/>
+        <w:rPr>
+          <w:sz w:val="28"/>
+          <w:szCs w:val="28"/>
+        </w:rPr>
+      </w:pPr>
+      <w:r>
+        <w:rPr>
+          <w:sz w:val="28"/>
+          <w:szCs w:val="28"/>
+        </w:rPr>
+        <w:t>–</w:t>
+      </w:r>
+      <w:r>
+        <w:rPr>
+          <w:sz w:val="28"/>
+          <w:szCs w:val="28"/>
+        </w:rPr>
+        <w:t xml:space="preserve"> </w:t>
+      </w:r>
+      <w:r>
+        <w:rPr>
+          <w:sz w:val="28"/>
+          <w:szCs w:val="28"/>
+        </w:rPr>
+        <w:t>оптимизированная структура базы данных для работы с большим кол</w:t>
+      </w:r>
+      <w:r>
+        <w:rPr>
+          <w:sz w:val="28"/>
+          <w:szCs w:val="28"/>
+        </w:rPr>
+        <w:t>ичеством характеристик товаров</w:t>
+      </w:r>
+      <w:r>
+        <w:rPr>
+          <w:sz w:val="28"/>
+          <w:szCs w:val="28"/>
+        </w:rPr>
+        <w:t>;</w:t>
+      </w:r>
+    </w:p>
+    <w:p>
+      <w:pPr>
+        <w:spacing w:line="360" w:lineRule="auto"/>
+        <w:ind w:firstLine="709"/>
+        <w:jc w:val="both"/>
+        <w:rPr>
+          <w:sz w:val="28"/>
+          <w:szCs w:val="28"/>
+        </w:rPr>
+      </w:pPr>
+      <w:r>
+        <w:rPr>
+          <w:sz w:val="28"/>
+          <w:szCs w:val="28"/>
+        </w:rPr>
+        <w:t>–</w:t>
+      </w:r>
+      <w:r>
+        <w:rPr>
+          <w:sz w:val="28"/>
+          <w:szCs w:val="28"/>
+        </w:rPr>
+        <w:t xml:space="preserve"> </w:t>
+      </w:r>
+      <w:r>
+        <w:rPr>
+          <w:sz w:val="28"/>
+          <w:szCs w:val="28"/>
+        </w:rPr>
+        <w:t>сложная система фильтрации, реализованная на серверной стороне с предварительно</w:t>
+      </w:r>
+      <w:r>
+        <w:rPr>
+          <w:sz w:val="28"/>
+          <w:szCs w:val="28"/>
+        </w:rPr>
+        <w:t>й агрегацией данных;</w:t>
+      </w:r>
+    </w:p>
+    <w:p>
+      <w:pPr>
+        <w:spacing w:line="360" w:lineRule="auto"/>
+        <w:ind w:firstLine="709"/>
+        <w:jc w:val="both"/>
+        <w:rPr>
+          <w:sz w:val="28"/>
+          <w:szCs w:val="28"/>
+        </w:rPr>
+      </w:pPr>
+      <w:r>
+        <w:rPr>
+          <w:sz w:val="28"/>
+          <w:szCs w:val="28"/>
+        </w:rPr>
+        <w:t>–</w:t>
+      </w:r>
+      <w:r>
+        <w:rPr>
+          <w:sz w:val="28"/>
+          <w:szCs w:val="28"/>
+        </w:rPr>
+        <w:t xml:space="preserve"> </w:t>
+      </w:r>
+      <w:r>
+        <w:rPr>
+          <w:sz w:val="28"/>
+          <w:szCs w:val="28"/>
+        </w:rPr>
+        <w:t xml:space="preserve">высокая степень кеширования (возможно, использование </w:t>
+      </w:r>
+      <w:proofErr w:type="spellStart"/>
+      <w:r>
+        <w:rPr>
+          <w:sz w:val="28"/>
+          <w:szCs w:val="28"/>
+        </w:rPr>
+        <w:t>Memcached</w:t>
+      </w:r>
+      <w:proofErr w:type="spellEnd"/>
+      <w:r>
+        <w:rPr>
+          <w:sz w:val="28"/>
+          <w:szCs w:val="28"/>
+        </w:rPr>
+        <w:t>/</w:t>
+      </w:r>
+      <w:proofErr w:type="spellStart"/>
+      <w:r>
+        <w:rPr>
+          <w:sz w:val="28"/>
+          <w:szCs w:val="28"/>
+        </w:rPr>
+        <w:t>Redis</w:t>
+      </w:r>
+      <w:proofErr w:type="spellEnd"/>
+      <w:r>
+        <w:rPr>
+          <w:sz w:val="28"/>
+          <w:szCs w:val="28"/>
+        </w:rPr>
+        <w:t xml:space="preserve"> и генерация статических копий популярных страниц);</w:t>
+      </w:r>
+    </w:p>
+    <w:p>
+      <w:pPr>
+        <w:spacing w:line="360" w:lineRule="auto"/>
+        <w:ind w:firstLine="709"/>
+        <w:jc w:val="both"/>
+        <w:rPr>
+          <w:sz w:val="28"/>
+          <w:szCs w:val="28"/>
+        </w:rPr>
+      </w:pPr>
+      <w:r>
+        <w:rPr>
+          <w:sz w:val="28"/>
+          <w:szCs w:val="28"/>
+        </w:rPr>
+        <w:t>–</w:t>
+      </w:r>
+      <w:r>
+        <w:rPr>
+          <w:sz w:val="28"/>
+          <w:szCs w:val="28"/>
+        </w:rPr>
+        <w:t xml:space="preserve"> </w:t>
+      </w:r>
+      <w:r>
+        <w:rPr>
+          <w:sz w:val="28"/>
+          <w:szCs w:val="28"/>
+        </w:rPr>
+        <w:t>серверная логика сравнения товаров и работы с отзывами;</w:t>
+      </w:r>
+    </w:p>
+    <w:p>
+      <w:pPr>
+        <w:spacing w:line="360" w:lineRule="auto"/>
+        <w:ind w:firstLine="709"/>
+        <w:jc w:val="both"/>
+        <w:rPr>
+          <w:sz w:val="28"/>
+          <w:szCs w:val="28"/>
+        </w:rPr>
+      </w:pPr>
+      <w:r>
+        <w:rPr>
+          <w:sz w:val="28"/>
+          <w:szCs w:val="28"/>
+        </w:rPr>
+        <w:t>–</w:t>
+      </w:r>
+      <w:r>
+        <w:rPr>
+          <w:sz w:val="28"/>
+          <w:szCs w:val="28"/>
+        </w:rPr>
+        <w:t xml:space="preserve"> </w:t>
+      </w:r>
+      <w:r>
+        <w:rPr>
+          <w:sz w:val="28"/>
+          <w:szCs w:val="28"/>
+        </w:rPr>
+        <w:t>API для мобильных приложений.</w:t>
+      </w:r>
+    </w:p>
+    <w:p>
+      <w:pPr>
+        <w:spacing w:line="360" w:lineRule="auto"/>
+        <w:ind w:firstLine="709"/>
+        <w:jc w:val="both"/>
+        <w:rPr>
+          <w:sz w:val="28"/>
+          <w:szCs w:val="28"/>
+        </w:rPr>
+      </w:pPr>
+    </w:p>
+    <w:p>
+      <w:pPr>
+        <w:spacing w:line="360" w:lineRule="auto"/>
+        <w:ind w:firstLine="709"/>
+        <w:jc w:val="both"/>
+        <w:rPr>
+          <w:sz w:val="28"/>
+          <w:szCs w:val="28"/>
+        </w:rPr>
+      </w:pPr>
+      <w:r>
+        <w:rPr>
+          <w:sz w:val="28"/>
+          <w:szCs w:val="28"/>
+        </w:rPr>
+        <w:t xml:space="preserve">Эльдорадо. </w:t>
+      </w:r>
+      <w:r>
+        <w:rPr>
+          <w:sz w:val="28"/>
+          <w:szCs w:val="28"/>
+        </w:rPr>
+        <w:t>Сайт использует современную платформу, ориентированную на высокую конверсию и удобство оформления заказов. Серверная часть обеспечивает быструю обработку транзакций, интеграцию с множеством платёжных систем и гибкое управ</w:t>
+      </w:r>
+      <w:r>
+        <w:rPr>
+          <w:sz w:val="28"/>
+          <w:szCs w:val="28"/>
+        </w:rPr>
+        <w:t xml:space="preserve">ление </w:t>
+      </w:r>
+      <w:proofErr w:type="spellStart"/>
+      <w:r>
+        <w:rPr>
+          <w:sz w:val="28"/>
+          <w:szCs w:val="28"/>
+        </w:rPr>
+        <w:t>акционными</w:t>
+      </w:r>
+      <w:proofErr w:type="spellEnd"/>
+      <w:r>
+        <w:rPr>
+          <w:sz w:val="28"/>
+          <w:szCs w:val="28"/>
+        </w:rPr>
+        <w:t xml:space="preserve"> предложениями.</w:t>
+      </w:r>
+    </w:p>
+    <w:p>
+      <w:pPr>
+        <w:spacing w:line="360" w:lineRule="auto"/>
+        <w:ind w:firstLine="709"/>
+        <w:jc w:val="both"/>
+        <w:rPr>
+          <w:sz w:val="28"/>
+          <w:szCs w:val="28"/>
+        </w:rPr>
+      </w:pPr>
+      <w:r>
+        <w:rPr>
+          <w:sz w:val="28"/>
+          <w:szCs w:val="28"/>
+        </w:rPr>
+        <w:t>Кл</w:t>
+      </w:r>
+      <w:r>
+        <w:rPr>
+          <w:sz w:val="28"/>
+          <w:szCs w:val="28"/>
+        </w:rPr>
+        <w:t>ючевые серверные решения:</w:t>
+      </w:r>
+    </w:p>
+    <w:p>
+      <w:pPr>
+        <w:spacing w:line="360" w:lineRule="auto"/>
+        <w:ind w:firstLine="709"/>
+        <w:jc w:val="both"/>
+        <w:rPr>
+          <w:sz w:val="28"/>
+          <w:szCs w:val="28"/>
+        </w:rPr>
+      </w:pPr>
+      <w:r>
+        <w:rPr>
+          <w:sz w:val="28"/>
+          <w:szCs w:val="28"/>
+        </w:rPr>
+        <w:t>–</w:t>
+      </w:r>
+      <w:r>
+        <w:rPr>
+          <w:sz w:val="28"/>
+          <w:szCs w:val="28"/>
+        </w:rPr>
+        <w:t xml:space="preserve"> </w:t>
+      </w:r>
+      <w:r>
+        <w:rPr>
+          <w:sz w:val="28"/>
+          <w:szCs w:val="28"/>
+        </w:rPr>
+        <w:t>надёжная транзакцио</w:t>
+      </w:r>
+      <w:r>
+        <w:rPr>
+          <w:sz w:val="28"/>
+          <w:szCs w:val="28"/>
+        </w:rPr>
+        <w:t>нная система обработки заказов;</w:t>
+      </w:r>
+    </w:p>
+    <w:p>
+      <w:pPr>
+        <w:spacing w:line="360" w:lineRule="auto"/>
+        <w:ind w:firstLine="709"/>
+        <w:jc w:val="both"/>
+        <w:rPr>
+          <w:sz w:val="28"/>
+          <w:szCs w:val="28"/>
+        </w:rPr>
+      </w:pPr>
+      <w:r>
+        <w:rPr>
+          <w:sz w:val="28"/>
+          <w:szCs w:val="28"/>
+        </w:rPr>
+        <w:t>–</w:t>
+      </w:r>
+      <w:r>
+        <w:rPr>
+          <w:sz w:val="28"/>
+          <w:szCs w:val="28"/>
+        </w:rPr>
+        <w:t xml:space="preserve"> </w:t>
+      </w:r>
+      <w:r>
+        <w:rPr>
+          <w:sz w:val="28"/>
+          <w:szCs w:val="28"/>
+        </w:rPr>
+        <w:t>интеграция с внешними сервисами (платёжны</w:t>
+      </w:r>
+      <w:r>
+        <w:rPr>
+          <w:sz w:val="28"/>
+          <w:szCs w:val="28"/>
+        </w:rPr>
+        <w:t>е шлюзы, службы доставки, CRM);</w:t>
+      </w:r>
+    </w:p>
+    <w:p>
+      <w:pPr>
+        <w:spacing w:line="360" w:lineRule="auto"/>
+        <w:ind w:firstLine="709"/>
+        <w:jc w:val="both"/>
+        <w:rPr>
+          <w:sz w:val="28"/>
+          <w:szCs w:val="28"/>
+        </w:rPr>
+      </w:pPr>
+      <w:r>
+        <w:rPr>
+          <w:sz w:val="28"/>
+          <w:szCs w:val="28"/>
+        </w:rPr>
+        <w:t>–</w:t>
+      </w:r>
+      <w:r>
+        <w:rPr>
+          <w:sz w:val="28"/>
+          <w:szCs w:val="28"/>
+        </w:rPr>
+        <w:t xml:space="preserve"> </w:t>
+      </w:r>
+      <w:r>
+        <w:rPr>
+          <w:sz w:val="28"/>
+          <w:szCs w:val="28"/>
+        </w:rPr>
+        <w:t>модуль управления акциями и скидками с поддерж</w:t>
+      </w:r>
+      <w:r>
+        <w:rPr>
+          <w:sz w:val="28"/>
+          <w:szCs w:val="28"/>
+        </w:rPr>
+        <w:t>кой сложных логических условий;</w:t>
+      </w:r>
+    </w:p>
+    <w:p>
+      <w:pPr>
+        <w:spacing w:line="360" w:lineRule="auto"/>
+        <w:ind w:firstLine="709"/>
+        <w:jc w:val="both"/>
+        <w:rPr>
+          <w:sz w:val="28"/>
+          <w:szCs w:val="28"/>
+        </w:rPr>
+      </w:pPr>
+      <w:r>
+        <w:rPr>
+          <w:sz w:val="28"/>
+          <w:szCs w:val="28"/>
+        </w:rPr>
+        <w:t>–</w:t>
+      </w:r>
+      <w:r>
+        <w:rPr>
+          <w:sz w:val="28"/>
+          <w:szCs w:val="28"/>
+        </w:rPr>
+        <w:t xml:space="preserve"> </w:t>
+      </w:r>
+      <w:r>
+        <w:rPr>
+          <w:sz w:val="28"/>
+          <w:szCs w:val="28"/>
+        </w:rPr>
+        <w:t>система рекомендаций товаров на основе анализа поведения пользователей (требует серве</w:t>
+      </w:r>
+      <w:r>
+        <w:rPr>
+          <w:sz w:val="28"/>
+          <w:szCs w:val="28"/>
+        </w:rPr>
+        <w:t>рной обработки больших данных);</w:t>
+      </w:r>
+    </w:p>
+    <w:p>
+      <w:pPr>
+        <w:spacing w:line="360" w:lineRule="auto"/>
+        <w:ind w:firstLine="709"/>
+        <w:jc w:val="both"/>
+        <w:rPr>
+          <w:sz w:val="28"/>
+          <w:szCs w:val="28"/>
+        </w:rPr>
+      </w:pPr>
+      <w:r>
+        <w:rPr>
+          <w:sz w:val="28"/>
+          <w:szCs w:val="28"/>
+        </w:rPr>
+        <w:t>–</w:t>
+      </w:r>
+      <w:r>
+        <w:rPr>
+          <w:sz w:val="28"/>
+          <w:szCs w:val="28"/>
+        </w:rPr>
+        <w:t xml:space="preserve"> </w:t>
+      </w:r>
+      <w:r>
+        <w:rPr>
+          <w:sz w:val="28"/>
+          <w:szCs w:val="28"/>
+        </w:rPr>
+        <w:t>резервирование товаров при оформлении заказа и синхронизация со складскими остатками в реальном времени.</w:t>
+      </w:r>
+    </w:p>
+    <w:p>
+      <w:pPr>
+        <w:spacing w:line="360" w:lineRule="auto"/>
+        <w:ind w:firstLine="709"/>
+        <w:jc w:val="both"/>
+        <w:rPr>
+          <w:sz w:val="28"/>
+          <w:szCs w:val="28"/>
+        </w:rPr>
+      </w:pPr>
+    </w:p>
+    <w:p>
+      <w:pPr>
+        <w:spacing w:line="360" w:lineRule="auto"/>
+        <w:ind w:firstLine="709"/>
+        <w:jc w:val="both"/>
+        <w:rPr>
+          <w:sz w:val="28"/>
+          <w:szCs w:val="28"/>
+        </w:rPr>
+      </w:pPr>
+      <w:r>
+        <w:rPr>
+          <w:sz w:val="28"/>
+          <w:szCs w:val="28"/>
+        </w:rPr>
+        <w:t>Анализ показывает, что современные крупные интернет-магазины строят свои серверные части на следующих принципах:</w:t>
+      </w:r>
+    </w:p>
+    <w:p>
+      <w:pPr>
+        <w:numPr>
+          <w:ilvl w:val="0"/>
+          <w:numId w:val="9"/>
+        </w:numPr>
+        <w:spacing w:line="360" w:lineRule="auto"/>
+        <w:jc w:val="both"/>
+        <w:rPr>
+          <w:sz w:val="28"/>
+          <w:szCs w:val="28"/>
+        </w:rPr>
+      </w:pPr>
+      <w:r>
+        <w:rPr>
+          <w:bCs/>
+          <w:sz w:val="28"/>
+          <w:szCs w:val="28"/>
+        </w:rPr>
+        <w:t>Масштабируемость</w:t>
+      </w:r>
+      <w:r>
+        <w:rPr>
+          <w:sz w:val="28"/>
+          <w:szCs w:val="28"/>
+        </w:rPr>
+        <w:t xml:space="preserve"> – </w:t>
+      </w:r>
+      <w:r>
+        <w:rPr>
+          <w:sz w:val="28"/>
+          <w:szCs w:val="28"/>
+        </w:rPr>
+        <w:t xml:space="preserve">использование </w:t>
+      </w:r>
+      <w:proofErr w:type="spellStart"/>
+      <w:r>
+        <w:rPr>
+          <w:sz w:val="28"/>
+          <w:szCs w:val="28"/>
+        </w:rPr>
+        <w:t>микросервисов</w:t>
+      </w:r>
+      <w:proofErr w:type="spellEnd"/>
+      <w:r>
+        <w:rPr>
+          <w:sz w:val="28"/>
+          <w:szCs w:val="28"/>
+        </w:rPr>
+        <w:t xml:space="preserve"> или хорошо оптимизированных монолитов с возможностью горизонтального масштабирования;</w:t>
+      </w:r>
+    </w:p>
+    <w:p>
+      <w:pPr>
+        <w:numPr>
+          <w:ilvl w:val="0"/>
+          <w:numId w:val="9"/>
+        </w:numPr>
+        <w:spacing w:line="360" w:lineRule="auto"/>
+        <w:jc w:val="both"/>
+        <w:rPr>
+          <w:sz w:val="28"/>
+          <w:szCs w:val="28"/>
+        </w:rPr>
+      </w:pPr>
+      <w:r>
+        <w:rPr>
+          <w:bCs/>
+          <w:sz w:val="28"/>
+          <w:szCs w:val="28"/>
+        </w:rPr>
+        <w:t>Производительность</w:t>
+      </w:r>
+      <w:r>
+        <w:rPr>
+          <w:sz w:val="28"/>
+          <w:szCs w:val="28"/>
+        </w:rPr>
+        <w:t xml:space="preserve"> – </w:t>
+      </w:r>
+      <w:r>
+        <w:rPr>
+          <w:sz w:val="28"/>
+          <w:szCs w:val="28"/>
+        </w:rPr>
+        <w:t>многоуровневое кеширование, оптимизация запросов к БД, использование специализированных поисковых движков;</w:t>
+      </w:r>
+    </w:p>
+    <w:p>
+      <w:pPr>
+        <w:numPr>
+          <w:ilvl w:val="0"/>
+          <w:numId w:val="9"/>
+        </w:numPr>
+        <w:spacing w:line="360" w:lineRule="auto"/>
+        <w:jc w:val="both"/>
+        <w:rPr>
+          <w:sz w:val="28"/>
+          <w:szCs w:val="28"/>
+        </w:rPr>
+      </w:pPr>
+      <w:r>
+        <w:rPr>
+          <w:bCs/>
+          <w:sz w:val="28"/>
+          <w:szCs w:val="28"/>
+        </w:rPr>
+        <w:t>Надёжность и отказоустойчивость</w:t>
+      </w:r>
+      <w:r>
+        <w:rPr>
+          <w:sz w:val="28"/>
+          <w:szCs w:val="28"/>
+        </w:rPr>
+        <w:t xml:space="preserve"> </w:t>
+      </w:r>
+      <w:r>
+        <w:rPr>
+          <w:sz w:val="28"/>
+          <w:szCs w:val="28"/>
+        </w:rPr>
+        <w:t>– резервирование данных, балансировка нагрузки, защита от сбоев;</w:t>
+      </w:r>
+    </w:p>
+    <w:p>
+      <w:pPr>
+        <w:numPr>
+          <w:ilvl w:val="0"/>
+          <w:numId w:val="9"/>
+        </w:numPr>
+        <w:spacing w:line="360" w:lineRule="auto"/>
+        <w:jc w:val="both"/>
+        <w:rPr>
+          <w:sz w:val="28"/>
+          <w:szCs w:val="28"/>
+        </w:rPr>
+      </w:pPr>
+      <w:r>
+        <w:rPr>
+          <w:bCs/>
+          <w:sz w:val="28"/>
+          <w:szCs w:val="28"/>
+        </w:rPr>
+        <w:t>Богатая бизнес-логика на сервере</w:t>
+      </w:r>
+      <w:r>
+        <w:rPr>
+          <w:sz w:val="28"/>
+          <w:szCs w:val="28"/>
+        </w:rPr>
+        <w:t> – сложные системы лояльности, акций, персональных рекомендаций вынесены на серверную сторону;</w:t>
+      </w:r>
+    </w:p>
+    <w:p>
+      <w:pPr>
+        <w:numPr>
+          <w:ilvl w:val="0"/>
+          <w:numId w:val="9"/>
+        </w:numPr>
+        <w:spacing w:line="360" w:lineRule="auto"/>
+        <w:jc w:val="both"/>
+        <w:rPr>
+          <w:sz w:val="28"/>
+          <w:szCs w:val="28"/>
+        </w:rPr>
+      </w:pPr>
+      <w:r>
+        <w:rPr>
+          <w:bCs/>
+          <w:sz w:val="28"/>
+          <w:szCs w:val="28"/>
+        </w:rPr>
+        <w:t>API</w:t>
+      </w:r>
+      <w:r>
+        <w:rPr>
+          <w:bCs/>
+          <w:sz w:val="28"/>
+          <w:szCs w:val="28"/>
+        </w:rPr>
+        <w:t xml:space="preserve"> подход</w:t>
+      </w:r>
+      <w:r>
+        <w:rPr>
+          <w:sz w:val="28"/>
+          <w:szCs w:val="28"/>
+        </w:rPr>
+        <w:t> – все функции доступны через API, что позволяет подключать различные клиентские приложения;</w:t>
+      </w:r>
+    </w:p>
+    <w:p>
+      <w:pPr>
+        <w:numPr>
+          <w:ilvl w:val="0"/>
+          <w:numId w:val="9"/>
+        </w:numPr>
+        <w:spacing w:line="360" w:lineRule="auto"/>
+        <w:jc w:val="both"/>
+        <w:rPr>
+          <w:sz w:val="28"/>
+          <w:szCs w:val="28"/>
+        </w:rPr>
+      </w:pPr>
+      <w:r>
+        <w:rPr>
+          <w:bCs/>
+          <w:sz w:val="28"/>
+          <w:szCs w:val="28"/>
+        </w:rPr>
+        <w:t>Интеграционная способность</w:t>
+      </w:r>
+      <w:r>
+        <w:rPr>
+          <w:sz w:val="28"/>
+          <w:szCs w:val="28"/>
+        </w:rPr>
+        <w:t xml:space="preserve"> – серверная часть взаимодействует с </w:t>
+      </w:r>
+      <w:r>
+        <w:rPr>
+          <w:sz w:val="28"/>
+          <w:szCs w:val="28"/>
+        </w:rPr>
+        <w:lastRenderedPageBreak/>
+        <w:t>платёжными системами, службами доставки, складскими учётными системами, CRM.</w:t>
+      </w:r>
+    </w:p>
+    <w:p>
+      <w:pPr>
+        <w:spacing w:line="360" w:lineRule="auto"/>
+        <w:ind w:firstLine="709"/>
+        <w:jc w:val="both"/>
+        <w:rPr>
+          <w:sz w:val="28"/>
+          <w:szCs w:val="28"/>
+        </w:rPr>
+      </w:pPr>
+    </w:p>
+    <w:p>
+      <w:pPr>
+        <w:spacing w:line="360" w:lineRule="auto"/>
+        <w:ind w:firstLine="709"/>
+        <w:jc w:val="both"/>
+        <w:rPr>
+          <w:sz w:val="28"/>
+          <w:szCs w:val="28"/>
+        </w:rPr>
+      </w:pPr>
+    </w:p>
+    <w:p/>
+    <w:p/>
+    <w:p>
+      <w:pPr>
+        <w:spacing w:line="360" w:lineRule="auto"/>
+        <w:ind w:firstLine="709"/>
+        <w:jc w:val="both"/>
+        <w:rPr>
+          <w:sz w:val="28"/>
+          <w:szCs w:val="28"/>
+        </w:rPr>
+      </w:pPr>
     </w:p>
     <w:p>
       <w:pPr>
@@ -1240,7 +7515,7 @@
       </w:pPr>
     </w:p>
     <w:sectPr>
-      <w:footerReference w:type="default" r:id="rId8"/>
+      <w:footerReference w:type="default" r:id="rId9"/>
       <w:pgSz w:w="11906" w:h="16838"/>
       <w:pgMar w:top="1134" w:right="567" w:bottom="1134" w:left="1701" w:header="709" w:footer="709" w:gutter="0"/>
       <w:pgBorders w:display="firstPage" w:offsetFrom="page">
@@ -1307,7 +7582,7 @@
           <w:rPr>
             <w:noProof/>
           </w:rPr>
-          <w:t>3</w:t>
+          <w:t>18</w:t>
         </w:r>
         <w:r>
           <w:fldChar w:fldCharType="end"/>
@@ -1346,6 +7621,323 @@
 <file path=word/numbering.xml><?xml version="1.0" encoding="utf-8"?>
 <w:numbering xmlns:wpc="http://schemas.microsoft.com/office/word/2010/wordprocessingCanvas" xmlns:cx="http://schemas.microsoft.com/office/drawing/2014/chartex" xmlns:mc="http://schemas.openxmlformats.org/markup-compatibility/2006" xmlns:o="urn:schemas-microsoft-com:office:office" xmlns:r="http://schemas.openxmlformats.org/officeDocument/2006/relationships" xmlns:m="http://schemas.openxmlformats.org/officeDocument/2006/math" xmlns:v="urn:schemas-microsoft-com:vml" xmlns:wp14="http://schemas.microsoft.com/office/word/2010/wordprocessingDrawing" xmlns:wp="http://schemas.openxmlformats.org/drawingml/2006/wordprocessingDrawing" xmlns:w10="urn:schemas-microsoft-com:office:word" xmlns:w="http://schemas.openxmlformats.org/wordprocessingml/2006/main" xmlns:w14="http://schemas.microsoft.com/office/word/2010/wordml" xmlns:w15="http://schemas.microsoft.com/office/word/2012/wordml" xmlns:w16se="http://schemas.microsoft.com/office/word/2015/wordml/symex" xmlns:wpg="http://schemas.microsoft.com/office/word/2010/wordprocessingGroup" xmlns:wpi="http://schemas.microsoft.com/office/word/2010/wordprocessingInk" xmlns:wne="http://schemas.microsoft.com/office/word/2006/wordml" xmlns:wps="http://schemas.microsoft.com/office/word/2010/wordprocessingShape" mc:Ignorable="w14 w15 w16se wp14">
   <w:abstractNum w:abstractNumId="0" w15:restartNumberingAfterBreak="0">
+    <w:nsid w:val="0550066A"/>
+    <w:multiLevelType w:val="multilevel"/>
+    <w:tmpl w:val="9C2CE310"/>
+    <w:lvl w:ilvl="0">
+      <w:start w:val="1"/>
+      <w:numFmt w:val="decimal"/>
+      <w:lvlText w:val="%1."/>
+      <w:lvlJc w:val="left"/>
+      <w:pPr>
+        <w:tabs>
+          <w:tab w:val="num" w:pos="720"/>
+        </w:tabs>
+        <w:ind w:left="720" w:hanging="360"/>
+      </w:pPr>
+    </w:lvl>
+    <w:lvl w:ilvl="1" w:tentative="1">
+      <w:start w:val="1"/>
+      <w:numFmt w:val="decimal"/>
+      <w:lvlText w:val="%2."/>
+      <w:lvlJc w:val="left"/>
+      <w:pPr>
+        <w:tabs>
+          <w:tab w:val="num" w:pos="1440"/>
+        </w:tabs>
+        <w:ind w:left="1440" w:hanging="360"/>
+      </w:pPr>
+    </w:lvl>
+    <w:lvl w:ilvl="2" w:tentative="1">
+      <w:start w:val="1"/>
+      <w:numFmt w:val="decimal"/>
+      <w:lvlText w:val="%3."/>
+      <w:lvlJc w:val="left"/>
+      <w:pPr>
+        <w:tabs>
+          <w:tab w:val="num" w:pos="2160"/>
+        </w:tabs>
+        <w:ind w:left="2160" w:hanging="360"/>
+      </w:pPr>
+    </w:lvl>
+    <w:lvl w:ilvl="3" w:tentative="1">
+      <w:start w:val="1"/>
+      <w:numFmt w:val="decimal"/>
+      <w:lvlText w:val="%4."/>
+      <w:lvlJc w:val="left"/>
+      <w:pPr>
+        <w:tabs>
+          <w:tab w:val="num" w:pos="2880"/>
+        </w:tabs>
+        <w:ind w:left="2880" w:hanging="360"/>
+      </w:pPr>
+    </w:lvl>
+    <w:lvl w:ilvl="4" w:tentative="1">
+      <w:start w:val="1"/>
+      <w:numFmt w:val="decimal"/>
+      <w:lvlText w:val="%5."/>
+      <w:lvlJc w:val="left"/>
+      <w:pPr>
+        <w:tabs>
+          <w:tab w:val="num" w:pos="3600"/>
+        </w:tabs>
+        <w:ind w:left="3600" w:hanging="360"/>
+      </w:pPr>
+    </w:lvl>
+    <w:lvl w:ilvl="5" w:tentative="1">
+      <w:start w:val="1"/>
+      <w:numFmt w:val="decimal"/>
+      <w:lvlText w:val="%6."/>
+      <w:lvlJc w:val="left"/>
+      <w:pPr>
+        <w:tabs>
+          <w:tab w:val="num" w:pos="4320"/>
+        </w:tabs>
+        <w:ind w:left="4320" w:hanging="360"/>
+      </w:pPr>
+    </w:lvl>
+    <w:lvl w:ilvl="6" w:tentative="1">
+      <w:start w:val="1"/>
+      <w:numFmt w:val="decimal"/>
+      <w:lvlText w:val="%7."/>
+      <w:lvlJc w:val="left"/>
+      <w:pPr>
+        <w:tabs>
+          <w:tab w:val="num" w:pos="5040"/>
+        </w:tabs>
+        <w:ind w:left="5040" w:hanging="360"/>
+      </w:pPr>
+    </w:lvl>
+    <w:lvl w:ilvl="7" w:tentative="1">
+      <w:start w:val="1"/>
+      <w:numFmt w:val="decimal"/>
+      <w:lvlText w:val="%8."/>
+      <w:lvlJc w:val="left"/>
+      <w:pPr>
+        <w:tabs>
+          <w:tab w:val="num" w:pos="5760"/>
+        </w:tabs>
+        <w:ind w:left="5760" w:hanging="360"/>
+      </w:pPr>
+    </w:lvl>
+    <w:lvl w:ilvl="8" w:tentative="1">
+      <w:start w:val="1"/>
+      <w:numFmt w:val="decimal"/>
+      <w:lvlText w:val="%9."/>
+      <w:lvlJc w:val="left"/>
+      <w:pPr>
+        <w:tabs>
+          <w:tab w:val="num" w:pos="6480"/>
+        </w:tabs>
+        <w:ind w:left="6480" w:hanging="360"/>
+      </w:pPr>
+    </w:lvl>
+  </w:abstractNum>
+  <w:abstractNum w:abstractNumId="1" w15:restartNumberingAfterBreak="0">
+    <w:nsid w:val="1773518A"/>
+    <w:multiLevelType w:val="multilevel"/>
+    <w:tmpl w:val="BBB8309A"/>
+    <w:lvl w:ilvl="0">
+      <w:start w:val="1"/>
+      <w:numFmt w:val="decimal"/>
+      <w:lvlText w:val="%1."/>
+      <w:lvlJc w:val="left"/>
+      <w:pPr>
+        <w:tabs>
+          <w:tab w:val="num" w:pos="720"/>
+        </w:tabs>
+        <w:ind w:left="720" w:hanging="360"/>
+      </w:pPr>
+    </w:lvl>
+    <w:lvl w:ilvl="1" w:tentative="1">
+      <w:start w:val="1"/>
+      <w:numFmt w:val="decimal"/>
+      <w:lvlText w:val="%2."/>
+      <w:lvlJc w:val="left"/>
+      <w:pPr>
+        <w:tabs>
+          <w:tab w:val="num" w:pos="1440"/>
+        </w:tabs>
+        <w:ind w:left="1440" w:hanging="360"/>
+      </w:pPr>
+    </w:lvl>
+    <w:lvl w:ilvl="2" w:tentative="1">
+      <w:start w:val="1"/>
+      <w:numFmt w:val="decimal"/>
+      <w:lvlText w:val="%3."/>
+      <w:lvlJc w:val="left"/>
+      <w:pPr>
+        <w:tabs>
+          <w:tab w:val="num" w:pos="2160"/>
+        </w:tabs>
+        <w:ind w:left="2160" w:hanging="360"/>
+      </w:pPr>
+    </w:lvl>
+    <w:lvl w:ilvl="3" w:tentative="1">
+      <w:start w:val="1"/>
+      <w:numFmt w:val="decimal"/>
+      <w:lvlText w:val="%4."/>
+      <w:lvlJc w:val="left"/>
+      <w:pPr>
+        <w:tabs>
+          <w:tab w:val="num" w:pos="2880"/>
+        </w:tabs>
+        <w:ind w:left="2880" w:hanging="360"/>
+      </w:pPr>
+    </w:lvl>
+    <w:lvl w:ilvl="4" w:tentative="1">
+      <w:start w:val="1"/>
+      <w:numFmt w:val="decimal"/>
+      <w:lvlText w:val="%5."/>
+      <w:lvlJc w:val="left"/>
+      <w:pPr>
+        <w:tabs>
+          <w:tab w:val="num" w:pos="3600"/>
+        </w:tabs>
+        <w:ind w:left="3600" w:hanging="360"/>
+      </w:pPr>
+    </w:lvl>
+    <w:lvl w:ilvl="5" w:tentative="1">
+      <w:start w:val="1"/>
+      <w:numFmt w:val="decimal"/>
+      <w:lvlText w:val="%6."/>
+      <w:lvlJc w:val="left"/>
+      <w:pPr>
+        <w:tabs>
+          <w:tab w:val="num" w:pos="4320"/>
+        </w:tabs>
+        <w:ind w:left="4320" w:hanging="360"/>
+      </w:pPr>
+    </w:lvl>
+    <w:lvl w:ilvl="6" w:tentative="1">
+      <w:start w:val="1"/>
+      <w:numFmt w:val="decimal"/>
+      <w:lvlText w:val="%7."/>
+      <w:lvlJc w:val="left"/>
+      <w:pPr>
+        <w:tabs>
+          <w:tab w:val="num" w:pos="5040"/>
+        </w:tabs>
+        <w:ind w:left="5040" w:hanging="360"/>
+      </w:pPr>
+    </w:lvl>
+    <w:lvl w:ilvl="7" w:tentative="1">
+      <w:start w:val="1"/>
+      <w:numFmt w:val="decimal"/>
+      <w:lvlText w:val="%8."/>
+      <w:lvlJc w:val="left"/>
+      <w:pPr>
+        <w:tabs>
+          <w:tab w:val="num" w:pos="5760"/>
+        </w:tabs>
+        <w:ind w:left="5760" w:hanging="360"/>
+      </w:pPr>
+    </w:lvl>
+    <w:lvl w:ilvl="8" w:tentative="1">
+      <w:start w:val="1"/>
+      <w:numFmt w:val="decimal"/>
+      <w:lvlText w:val="%9."/>
+      <w:lvlJc w:val="left"/>
+      <w:pPr>
+        <w:tabs>
+          <w:tab w:val="num" w:pos="6480"/>
+        </w:tabs>
+        <w:ind w:left="6480" w:hanging="360"/>
+      </w:pPr>
+    </w:lvl>
+  </w:abstractNum>
+  <w:abstractNum w:abstractNumId="2" w15:restartNumberingAfterBreak="0">
+    <w:nsid w:val="3352109C"/>
+    <w:multiLevelType w:val="multilevel"/>
+    <w:tmpl w:val="02025590"/>
+    <w:styleLink w:val="1"/>
+    <w:lvl w:ilvl="0">
+      <w:start w:val="1"/>
+      <w:numFmt w:val="decimal"/>
+      <w:pStyle w:val="1"/>
+      <w:lvlText w:val="%1"/>
+      <w:lvlJc w:val="left"/>
+      <w:pPr>
+        <w:ind w:left="432" w:hanging="432"/>
+      </w:pPr>
+    </w:lvl>
+    <w:lvl w:ilvl="1">
+      <w:start w:val="1"/>
+      <w:numFmt w:val="decimal"/>
+      <w:lvlText w:val="%1.%2"/>
+      <w:lvlJc w:val="left"/>
+      <w:pPr>
+        <w:ind w:left="576" w:hanging="576"/>
+      </w:pPr>
+      <w:rPr>
+        <w:sz w:val="28"/>
+      </w:rPr>
+    </w:lvl>
+    <w:lvl w:ilvl="2">
+      <w:start w:val="1"/>
+      <w:numFmt w:val="decimal"/>
+      <w:lvlText w:val="%1.%2.%3"/>
+      <w:lvlJc w:val="left"/>
+      <w:pPr>
+        <w:ind w:left="720" w:hanging="720"/>
+      </w:pPr>
+    </w:lvl>
+    <w:lvl w:ilvl="3">
+      <w:start w:val="1"/>
+      <w:numFmt w:val="decimal"/>
+      <w:lvlText w:val="%1.%2.%3.%4"/>
+      <w:lvlJc w:val="left"/>
+      <w:pPr>
+        <w:ind w:left="864" w:hanging="864"/>
+      </w:pPr>
+    </w:lvl>
+    <w:lvl w:ilvl="4">
+      <w:start w:val="1"/>
+      <w:numFmt w:val="decimal"/>
+      <w:lvlText w:val="%1.%2.%3.%4.%5"/>
+      <w:lvlJc w:val="left"/>
+      <w:pPr>
+        <w:ind w:left="1008" w:hanging="1008"/>
+      </w:pPr>
+    </w:lvl>
+    <w:lvl w:ilvl="5">
+      <w:start w:val="1"/>
+      <w:numFmt w:val="decimal"/>
+      <w:lvlText w:val="%1.%2.%3.%4.%5.%6"/>
+      <w:lvlJc w:val="left"/>
+      <w:pPr>
+        <w:ind w:left="1152" w:hanging="1152"/>
+      </w:pPr>
+    </w:lvl>
+    <w:lvl w:ilvl="6">
+      <w:start w:val="1"/>
+      <w:numFmt w:val="decimal"/>
+      <w:lvlText w:val="%1.%2.%3.%4.%5.%6.%7"/>
+      <w:lvlJc w:val="left"/>
+      <w:pPr>
+        <w:ind w:left="1296" w:hanging="1296"/>
+      </w:pPr>
+    </w:lvl>
+    <w:lvl w:ilvl="7">
+      <w:start w:val="1"/>
+      <w:numFmt w:val="decimal"/>
+      <w:lvlText w:val="%1.%2.%3.%4.%5.%6.%7.%8"/>
+      <w:lvlJc w:val="left"/>
+      <w:pPr>
+        <w:ind w:left="1440" w:hanging="1440"/>
+      </w:pPr>
+    </w:lvl>
+    <w:lvl w:ilvl="8">
+      <w:start w:val="1"/>
+      <w:numFmt w:val="decimal"/>
+      <w:lvlText w:val="%1.%2.%3.%4.%5.%6.%7.%8.%9"/>
+      <w:lvlJc w:val="left"/>
+      <w:pPr>
+        <w:ind w:left="1584" w:hanging="1584"/>
+      </w:pPr>
+    </w:lvl>
+  </w:abstractNum>
+  <w:abstractNum w:abstractNumId="3" w15:restartNumberingAfterBreak="0">
     <w:nsid w:val="36477FA7"/>
     <w:multiLevelType w:val="multilevel"/>
     <w:tmpl w:val="F2184BAC"/>
@@ -1458,8 +8050,297 @@
       </w:pPr>
     </w:lvl>
   </w:abstractNum>
+  <w:abstractNum w:abstractNumId="4" w15:restartNumberingAfterBreak="0">
+    <w:nsid w:val="3CA36E99"/>
+    <w:multiLevelType w:val="multilevel"/>
+    <w:tmpl w:val="02025590"/>
+    <w:numStyleLink w:val="1"/>
+  </w:abstractNum>
+  <w:abstractNum w:abstractNumId="5" w15:restartNumberingAfterBreak="0">
+    <w:nsid w:val="41883B04"/>
+    <w:multiLevelType w:val="multilevel"/>
+    <w:tmpl w:val="02025590"/>
+    <w:numStyleLink w:val="1"/>
+  </w:abstractNum>
+  <w:abstractNum w:abstractNumId="6" w15:restartNumberingAfterBreak="0">
+    <w:nsid w:val="4F331F8A"/>
+    <w:multiLevelType w:val="multilevel"/>
+    <w:tmpl w:val="7428A2CE"/>
+    <w:lvl w:ilvl="0">
+      <w:start w:val="1"/>
+      <w:numFmt w:val="decimal"/>
+      <w:lvlText w:val="%1."/>
+      <w:lvlJc w:val="left"/>
+      <w:pPr>
+        <w:tabs>
+          <w:tab w:val="num" w:pos="720"/>
+        </w:tabs>
+        <w:ind w:left="720" w:hanging="360"/>
+      </w:pPr>
+    </w:lvl>
+    <w:lvl w:ilvl="1" w:tentative="1">
+      <w:start w:val="1"/>
+      <w:numFmt w:val="decimal"/>
+      <w:lvlText w:val="%2."/>
+      <w:lvlJc w:val="left"/>
+      <w:pPr>
+        <w:tabs>
+          <w:tab w:val="num" w:pos="1440"/>
+        </w:tabs>
+        <w:ind w:left="1440" w:hanging="360"/>
+      </w:pPr>
+    </w:lvl>
+    <w:lvl w:ilvl="2" w:tentative="1">
+      <w:start w:val="1"/>
+      <w:numFmt w:val="decimal"/>
+      <w:lvlText w:val="%3."/>
+      <w:lvlJc w:val="left"/>
+      <w:pPr>
+        <w:tabs>
+          <w:tab w:val="num" w:pos="2160"/>
+        </w:tabs>
+        <w:ind w:left="2160" w:hanging="360"/>
+      </w:pPr>
+    </w:lvl>
+    <w:lvl w:ilvl="3" w:tentative="1">
+      <w:start w:val="1"/>
+      <w:numFmt w:val="decimal"/>
+      <w:lvlText w:val="%4."/>
+      <w:lvlJc w:val="left"/>
+      <w:pPr>
+        <w:tabs>
+          <w:tab w:val="num" w:pos="2880"/>
+        </w:tabs>
+        <w:ind w:left="2880" w:hanging="360"/>
+      </w:pPr>
+    </w:lvl>
+    <w:lvl w:ilvl="4" w:tentative="1">
+      <w:start w:val="1"/>
+      <w:numFmt w:val="decimal"/>
+      <w:lvlText w:val="%5."/>
+      <w:lvlJc w:val="left"/>
+      <w:pPr>
+        <w:tabs>
+          <w:tab w:val="num" w:pos="3600"/>
+        </w:tabs>
+        <w:ind w:left="3600" w:hanging="360"/>
+      </w:pPr>
+    </w:lvl>
+    <w:lvl w:ilvl="5" w:tentative="1">
+      <w:start w:val="1"/>
+      <w:numFmt w:val="decimal"/>
+      <w:lvlText w:val="%6."/>
+      <w:lvlJc w:val="left"/>
+      <w:pPr>
+        <w:tabs>
+          <w:tab w:val="num" w:pos="4320"/>
+        </w:tabs>
+        <w:ind w:left="4320" w:hanging="360"/>
+      </w:pPr>
+    </w:lvl>
+    <w:lvl w:ilvl="6" w:tentative="1">
+      <w:start w:val="1"/>
+      <w:numFmt w:val="decimal"/>
+      <w:lvlText w:val="%7."/>
+      <w:lvlJc w:val="left"/>
+      <w:pPr>
+        <w:tabs>
+          <w:tab w:val="num" w:pos="5040"/>
+        </w:tabs>
+        <w:ind w:left="5040" w:hanging="360"/>
+      </w:pPr>
+    </w:lvl>
+    <w:lvl w:ilvl="7" w:tentative="1">
+      <w:start w:val="1"/>
+      <w:numFmt w:val="decimal"/>
+      <w:lvlText w:val="%8."/>
+      <w:lvlJc w:val="left"/>
+      <w:pPr>
+        <w:tabs>
+          <w:tab w:val="num" w:pos="5760"/>
+        </w:tabs>
+        <w:ind w:left="5760" w:hanging="360"/>
+      </w:pPr>
+    </w:lvl>
+    <w:lvl w:ilvl="8" w:tentative="1">
+      <w:start w:val="1"/>
+      <w:numFmt w:val="decimal"/>
+      <w:lvlText w:val="%9."/>
+      <w:lvlJc w:val="left"/>
+      <w:pPr>
+        <w:tabs>
+          <w:tab w:val="num" w:pos="6480"/>
+        </w:tabs>
+        <w:ind w:left="6480" w:hanging="360"/>
+      </w:pPr>
+    </w:lvl>
+  </w:abstractNum>
+  <w:abstractNum w:abstractNumId="7" w15:restartNumberingAfterBreak="0">
+    <w:nsid w:val="77153E57"/>
+    <w:multiLevelType w:val="hybridMultilevel"/>
+    <w:tmpl w:val="89F04450"/>
+    <w:lvl w:ilvl="0" w:tplc="FA788122">
+      <w:start w:val="2"/>
+      <w:numFmt w:val="bullet"/>
+      <w:lvlText w:val="-"/>
+      <w:lvlJc w:val="left"/>
+      <w:pPr>
+        <w:ind w:left="1429" w:hanging="360"/>
+      </w:pPr>
+      <w:rPr>
+        <w:rFonts w:hint="default"/>
+      </w:rPr>
+    </w:lvl>
+    <w:lvl w:ilvl="1" w:tplc="04190003" w:tentative="1">
+      <w:start w:val="1"/>
+      <w:numFmt w:val="bullet"/>
+      <w:lvlText w:val="o"/>
+      <w:lvlJc w:val="left"/>
+      <w:pPr>
+        <w:ind w:left="2149" w:hanging="360"/>
+      </w:pPr>
+      <w:rPr>
+        <w:rFonts w:ascii="Courier New" w:hAnsi="Courier New" w:cs="Courier New" w:hint="default"/>
+      </w:rPr>
+    </w:lvl>
+    <w:lvl w:ilvl="2" w:tplc="04190005" w:tentative="1">
+      <w:start w:val="1"/>
+      <w:numFmt w:val="bullet"/>
+      <w:lvlText w:val=""/>
+      <w:lvlJc w:val="left"/>
+      <w:pPr>
+        <w:ind w:left="2869" w:hanging="360"/>
+      </w:pPr>
+      <w:rPr>
+        <w:rFonts w:ascii="Wingdings" w:hAnsi="Wingdings" w:hint="default"/>
+      </w:rPr>
+    </w:lvl>
+    <w:lvl w:ilvl="3" w:tplc="04190001" w:tentative="1">
+      <w:start w:val="1"/>
+      <w:numFmt w:val="bullet"/>
+      <w:lvlText w:val=""/>
+      <w:lvlJc w:val="left"/>
+      <w:pPr>
+        <w:ind w:left="3589" w:hanging="360"/>
+      </w:pPr>
+      <w:rPr>
+        <w:rFonts w:ascii="Symbol" w:hAnsi="Symbol" w:hint="default"/>
+      </w:rPr>
+    </w:lvl>
+    <w:lvl w:ilvl="4" w:tplc="04190003" w:tentative="1">
+      <w:start w:val="1"/>
+      <w:numFmt w:val="bullet"/>
+      <w:lvlText w:val="o"/>
+      <w:lvlJc w:val="left"/>
+      <w:pPr>
+        <w:ind w:left="4309" w:hanging="360"/>
+      </w:pPr>
+      <w:rPr>
+        <w:rFonts w:ascii="Courier New" w:hAnsi="Courier New" w:cs="Courier New" w:hint="default"/>
+      </w:rPr>
+    </w:lvl>
+    <w:lvl w:ilvl="5" w:tplc="04190005" w:tentative="1">
+      <w:start w:val="1"/>
+      <w:numFmt w:val="bullet"/>
+      <w:lvlText w:val=""/>
+      <w:lvlJc w:val="left"/>
+      <w:pPr>
+        <w:ind w:left="5029" w:hanging="360"/>
+      </w:pPr>
+      <w:rPr>
+        <w:rFonts w:ascii="Wingdings" w:hAnsi="Wingdings" w:hint="default"/>
+      </w:rPr>
+    </w:lvl>
+    <w:lvl w:ilvl="6" w:tplc="04190001" w:tentative="1">
+      <w:start w:val="1"/>
+      <w:numFmt w:val="bullet"/>
+      <w:lvlText w:val=""/>
+      <w:lvlJc w:val="left"/>
+      <w:pPr>
+        <w:ind w:left="5749" w:hanging="360"/>
+      </w:pPr>
+      <w:rPr>
+        <w:rFonts w:ascii="Symbol" w:hAnsi="Symbol" w:hint="default"/>
+      </w:rPr>
+    </w:lvl>
+    <w:lvl w:ilvl="7" w:tplc="04190003" w:tentative="1">
+      <w:start w:val="1"/>
+      <w:numFmt w:val="bullet"/>
+      <w:lvlText w:val="o"/>
+      <w:lvlJc w:val="left"/>
+      <w:pPr>
+        <w:ind w:left="6469" w:hanging="360"/>
+      </w:pPr>
+      <w:rPr>
+        <w:rFonts w:ascii="Courier New" w:hAnsi="Courier New" w:cs="Courier New" w:hint="default"/>
+      </w:rPr>
+    </w:lvl>
+    <w:lvl w:ilvl="8" w:tplc="04190005">
+      <w:start w:val="1"/>
+      <w:numFmt w:val="bullet"/>
+      <w:lvlText w:val=""/>
+      <w:lvlJc w:val="left"/>
+      <w:pPr>
+        <w:ind w:left="7189" w:hanging="360"/>
+      </w:pPr>
+      <w:rPr>
+        <w:rFonts w:ascii="Wingdings" w:hAnsi="Wingdings" w:hint="default"/>
+      </w:rPr>
+    </w:lvl>
+  </w:abstractNum>
   <w:num w:numId="1">
+    <w:abstractNumId w:val="3"/>
+  </w:num>
+  <w:num w:numId="2">
+    <w:abstractNumId w:val="1"/>
+  </w:num>
+  <w:num w:numId="3">
+    <w:abstractNumId w:val="2"/>
+  </w:num>
+  <w:num w:numId="4">
+    <w:abstractNumId w:val="5"/>
+  </w:num>
+  <w:num w:numId="5">
+    <w:abstractNumId w:val="4"/>
+  </w:num>
+  <w:num w:numId="6">
+    <w:abstractNumId w:val="4"/>
+    <w:lvlOverride w:ilvl="0">
+      <w:startOverride w:val="1"/>
+    </w:lvlOverride>
+    <w:lvlOverride w:ilvl="1">
+      <w:startOverride w:val="1"/>
+    </w:lvlOverride>
+    <w:lvlOverride w:ilvl="2">
+      <w:startOverride w:val="1"/>
+    </w:lvlOverride>
+    <w:lvlOverride w:ilvl="3">
+      <w:startOverride w:val="1"/>
+    </w:lvlOverride>
+    <w:lvlOverride w:ilvl="4">
+      <w:startOverride w:val="1"/>
+    </w:lvlOverride>
+    <w:lvlOverride w:ilvl="5">
+      <w:startOverride w:val="1"/>
+    </w:lvlOverride>
+    <w:lvlOverride w:ilvl="6">
+      <w:startOverride w:val="1"/>
+    </w:lvlOverride>
+    <w:lvlOverride w:ilvl="7">
+      <w:startOverride w:val="1"/>
+    </w:lvlOverride>
+    <w:lvlOverride w:ilvl="8">
+      <w:startOverride w:val="1"/>
+    </w:lvlOverride>
+  </w:num>
+  <w:num w:numId="7">
+    <w:abstractNumId w:val="7"/>
+  </w:num>
+  <w:num w:numId="8">
     <w:abstractNumId w:val="0"/>
+  </w:num>
+  <w:num w:numId="9">
+    <w:abstractNumId w:val="6"/>
   </w:num>
 </w:numbering>
 </file>
@@ -1859,7 +8740,7 @@
   <w:style w:type="paragraph" w:default="1" w:styleId="a">
     <w:name w:val="Normal"/>
     <w:qFormat/>
-    <w:rsid w:val="008744B7"/>
+    <w:rsid w:val="000530F8"/>
     <w:pPr>
       <w:widowControl w:val="0"/>
       <w:spacing w:after="0" w:line="240" w:lineRule="auto"/>
@@ -1872,11 +8753,11 @@
       <w14:ligatures w14:val="none"/>
     </w:rPr>
   </w:style>
-  <w:style w:type="paragraph" w:styleId="1">
+  <w:style w:type="paragraph" w:styleId="10">
     <w:name w:val="heading 1"/>
     <w:basedOn w:val="a"/>
     <w:next w:val="a"/>
-    <w:link w:val="10"/>
+    <w:link w:val="11"/>
     <w:uiPriority w:val="9"/>
     <w:qFormat/>
     <w:rsid w:val="005E30A5"/>
@@ -1904,7 +8785,6 @@
     <w:next w:val="a"/>
     <w:link w:val="20"/>
     <w:uiPriority w:val="9"/>
-    <w:semiHidden/>
     <w:unhideWhenUsed/>
     <w:qFormat/>
     <w:rsid w:val="005E30A5"/>
@@ -2139,10 +9019,10 @@
     <w:semiHidden/>
     <w:unhideWhenUsed/>
   </w:style>
-  <w:style w:type="character" w:customStyle="1" w:styleId="10">
+  <w:style w:type="character" w:customStyle="1" w:styleId="11">
     <w:name w:val="Заголовок 1 Знак"/>
     <w:basedOn w:val="a0"/>
-    <w:link w:val="1"/>
+    <w:link w:val="10"/>
     <w:uiPriority w:val="9"/>
     <w:rsid w:val="005E30A5"/>
     <w:rPr>
@@ -2158,7 +9038,6 @@
     <w:basedOn w:val="a0"/>
     <w:link w:val="2"/>
     <w:uiPriority w:val="9"/>
-    <w:semiHidden/>
     <w:rsid w:val="005E30A5"/>
     <w:rPr>
       <w:rFonts w:ascii="Times New Roman" w:eastAsiaTheme="majorEastAsia" w:hAnsi="Times New Roman" w:cstheme="majorBidi"/>
@@ -2542,7 +9421,7 @@
   </w:style>
   <w:style w:type="paragraph" w:styleId="af1">
     <w:name w:val="TOC Heading"/>
-    <w:basedOn w:val="1"/>
+    <w:basedOn w:val="10"/>
     <w:next w:val="a"/>
     <w:uiPriority w:val="39"/>
     <w:unhideWhenUsed/>
@@ -2563,7 +9442,7 @@
       <w14:ligatures w14:val="none"/>
     </w:rPr>
   </w:style>
-  <w:style w:type="paragraph" w:styleId="11">
+  <w:style w:type="paragraph" w:styleId="12">
     <w:name w:val="toc 1"/>
     <w:basedOn w:val="a"/>
     <w:next w:val="a"/>
@@ -2628,533 +9507,17 @@
       <w:lang w:eastAsia="ru-RU"/>
     </w:rPr>
   </w:style>
-</w:styles>
-</file>
-
-<file path=word/glossary/document.xml><?xml version="1.0" encoding="utf-8"?>
-<w:glossaryDocument xmlns:wpc="http://schemas.microsoft.com/office/word/2010/wordprocessingCanvas" xmlns:cx="http://schemas.microsoft.com/office/drawing/2014/chartex" xmlns:mc="http://schemas.openxmlformats.org/markup-compatibility/2006" xmlns:o="urn:schemas-microsoft-com:office:office" xmlns:r="http://schemas.openxmlformats.org/officeDocument/2006/relationships" xmlns:m="http://schemas.openxmlformats.org/officeDocument/2006/math" xmlns:v="urn:schemas-microsoft-com:vml" xmlns:wp14="http://schemas.microsoft.com/office/word/2010/wordprocessingDrawing" xmlns:wp="http://schemas.openxmlformats.org/drawingml/2006/wordprocessingDrawing" xmlns:w10="urn:schemas-microsoft-com:office:word" xmlns:w="http://schemas.openxmlformats.org/wordprocessingml/2006/main" xmlns:w14="http://schemas.microsoft.com/office/word/2010/wordml" xmlns:w15="http://schemas.microsoft.com/office/word/2012/wordml" xmlns:w16se="http://schemas.microsoft.com/office/word/2015/wordml/symex" xmlns:wpg="http://schemas.microsoft.com/office/word/2010/wordprocessingGroup" xmlns:wpi="http://schemas.microsoft.com/office/word/2010/wordprocessingInk" xmlns:wne="http://schemas.microsoft.com/office/word/2006/wordml" xmlns:wps="http://schemas.microsoft.com/office/word/2010/wordprocessingShape" mc:Ignorable="w14 w15 w16se wp14"/>
-</file>
-
-<file path=word/glossary/fontTable.xml><?xml version="1.0" encoding="utf-8"?>
-<w:fonts xmlns:mc="http://schemas.openxmlformats.org/markup-compatibility/2006" xmlns:r="http://schemas.openxmlformats.org/officeDocument/2006/relationships" xmlns:w="http://schemas.openxmlformats.org/wordprocessingml/2006/main" xmlns:w14="http://schemas.microsoft.com/office/word/2010/wordml" xmlns:w15="http://schemas.microsoft.com/office/word/2012/wordml" xmlns:w16se="http://schemas.microsoft.com/office/word/2015/wordml/symex" mc:Ignorable="w14 w15 w16se">
-  <w:font w:name="Aptos">
-    <w:panose1 w:val="020B0604020202020204"/>
-    <w:charset w:val="00"/>
-    <w:family w:val="swiss"/>
-    <w:pitch w:val="variable"/>
-    <w:sig w:usb0="20000287" w:usb1="00000003" w:usb2="00000000" w:usb3="00000000" w:csb0="0000019F" w:csb1="00000000"/>
-  </w:font>
-  <w:font w:name="Times New Roman">
-    <w:panose1 w:val="02020603050405020304"/>
-    <w:charset w:val="CC"/>
-    <w:family w:val="roman"/>
-    <w:pitch w:val="variable"/>
-    <w:sig w:usb0="E0002AFF" w:usb1="C0007843" w:usb2="00000009" w:usb3="00000000" w:csb0="000001FF" w:csb1="00000000"/>
-  </w:font>
-  <w:font w:name="Aptos Display">
-    <w:panose1 w:val="020B0604020202020204"/>
-    <w:charset w:val="00"/>
-    <w:family w:val="swiss"/>
-    <w:pitch w:val="variable"/>
-    <w:sig w:usb0="20000287" w:usb1="00000003" w:usb2="00000000" w:usb3="00000000" w:csb0="0000019F" w:csb1="00000000"/>
-  </w:font>
-  <w:font w:name="Calibri">
-    <w:panose1 w:val="020F0502020204030204"/>
-    <w:charset w:val="CC"/>
-    <w:family w:val="swiss"/>
-    <w:pitch w:val="variable"/>
-    <w:sig w:usb0="E0002AFF" w:usb1="4000ACFF" w:usb2="00000001" w:usb3="00000000" w:csb0="000001FF" w:csb1="00000000"/>
-  </w:font>
-  <w:font w:name="Calibri Light">
-    <w:panose1 w:val="020F0302020204030204"/>
-    <w:charset w:val="CC"/>
-    <w:family w:val="swiss"/>
-    <w:pitch w:val="variable"/>
-    <w:sig w:usb0="E4002EFF" w:usb1="C000247B" w:usb2="00000009" w:usb3="00000000" w:csb0="000001FF" w:csb1="00000000"/>
-  </w:font>
-</w:fonts>
-</file>
-
-<file path=word/glossary/settings.xml><?xml version="1.0" encoding="utf-8"?>
-<w:settings xmlns:mc="http://schemas.openxmlformats.org/markup-compatibility/2006" xmlns:o="urn:schemas-microsoft-com:office:office" xmlns:r="http://schemas.openxmlformats.org/officeDocument/2006/relationships" xmlns:m="http://schemas.openxmlformats.org/officeDocument/2006/math" xmlns:v="urn:schemas-microsoft-com:vml" xmlns:w10="urn:schemas-microsoft-com:office:word" xmlns:w="http://schemas.openxmlformats.org/wordprocessingml/2006/main" xmlns:w14="http://schemas.microsoft.com/office/word/2010/wordml" xmlns:w15="http://schemas.microsoft.com/office/word/2012/wordml" xmlns:w16se="http://schemas.microsoft.com/office/word/2015/wordml/symex" xmlns:sl="http://schemas.openxmlformats.org/schemaLibrary/2006/main" mc:Ignorable="w14 w15 w16se">
-  <w:view w:val="normal"/>
-  <w:defaultTabStop w:val="708"/>
-  <w:characterSpacingControl w:val="doNotCompress"/>
-  <w:compat>
-    <w:useFELayout/>
-    <w:compatSetting w:name="compatibilityMode" w:uri="http://schemas.microsoft.com/office/word" w:val="15"/>
-    <w:compatSetting w:name="overrideTableStyleFontSizeAndJustification" w:uri="http://schemas.microsoft.com/office/word" w:val="1"/>
-    <w:compatSetting w:name="enableOpenTypeFeatures" w:uri="http://schemas.microsoft.com/office/word" w:val="1"/>
-    <w:compatSetting w:name="doNotFlipMirrorIndents" w:uri="http://schemas.microsoft.com/office/word" w:val="1"/>
-    <w:compatSetting w:name="differentiateMultirowTableHeaders" w:uri="http://schemas.microsoft.com/office/word" w:val="1"/>
-  </w:compat>
-  <w:rsids>
-    <w:rsidRoot w:val="008802A1"/>
-    <w:rsid w:val="008802A1"/>
-    <w:rsid w:val="00CA591C"/>
-  </w:rsids>
-  <m:mathPr>
-    <m:mathFont m:val="Cambria Math"/>
-    <m:brkBin m:val="before"/>
-    <m:brkBinSub m:val="--"/>
-    <m:smallFrac m:val="0"/>
-    <m:dispDef/>
-    <m:lMargin m:val="0"/>
-    <m:rMargin m:val="0"/>
-    <m:defJc m:val="centerGroup"/>
-    <m:wrapIndent m:val="1440"/>
-    <m:intLim m:val="subSup"/>
-    <m:naryLim m:val="undOvr"/>
-  </m:mathPr>
-  <w:themeFontLang w:val="ru-RU"/>
-  <w:clrSchemeMapping w:bg1="light1" w:t1="dark1" w:bg2="light2" w:t2="dark2" w:accent1="accent1" w:accent2="accent2" w:accent3="accent3" w:accent4="accent4" w:accent5="accent5" w:accent6="accent6" w:hyperlink="hyperlink" w:followedHyperlink="followedHyperlink"/>
-  <w:decimalSymbol w:val=","/>
-  <w:listSeparator w:val=";"/>
-  <w15:chartTrackingRefBased/>
-</w:settings>
-</file>
-
-<file path=word/glossary/styles.xml><?xml version="1.0" encoding="utf-8"?>
-<w:styles xmlns:mc="http://schemas.openxmlformats.org/markup-compatibility/2006" xmlns:r="http://schemas.openxmlformats.org/officeDocument/2006/relationships" xmlns:w="http://schemas.openxmlformats.org/wordprocessingml/2006/main" xmlns:w14="http://schemas.microsoft.com/office/word/2010/wordml" xmlns:w15="http://schemas.microsoft.com/office/word/2012/wordml" xmlns:w16se="http://schemas.microsoft.com/office/word/2015/wordml/symex" mc:Ignorable="w14 w15 w16se">
-  <w:docDefaults>
-    <w:rPrDefault>
-      <w:rPr>
-        <w:rFonts w:asciiTheme="minorHAnsi" w:eastAsiaTheme="minorEastAsia" w:hAnsiTheme="minorHAnsi" w:cstheme="minorBidi"/>
-        <w:sz w:val="22"/>
-        <w:szCs w:val="22"/>
-        <w:lang w:val="ru-RU" w:eastAsia="ru-RU" w:bidi="ar-SA"/>
-      </w:rPr>
-    </w:rPrDefault>
-    <w:pPrDefault>
-      <w:pPr>
-        <w:spacing w:after="160" w:line="259" w:lineRule="auto"/>
-      </w:pPr>
-    </w:pPrDefault>
-  </w:docDefaults>
-  <w:latentStyles w:defLockedState="0" w:defUIPriority="99" w:defSemiHidden="0" w:defUnhideWhenUsed="0" w:defQFormat="0" w:count="371">
-    <w:lsdException w:name="Normal" w:uiPriority="0" w:qFormat="1"/>
-    <w:lsdException w:name="heading 1" w:uiPriority="9" w:qFormat="1"/>
-    <w:lsdException w:name="heading 2" w:semiHidden="1" w:uiPriority="9" w:unhideWhenUsed="1" w:qFormat="1"/>
-    <w:lsdException w:name="heading 3" w:semiHidden="1" w:uiPriority="9" w:unhideWhenUsed="1" w:qFormat="1"/>
-    <w:lsdException w:name="heading 4" w:semiHidden="1" w:uiPriority="9" w:unhideWhenUsed="1" w:qFormat="1"/>
-    <w:lsdException w:name="heading 5" w:semiHidden="1" w:uiPriority="9" w:unhideWhenUsed="1" w:qFormat="1"/>
-    <w:lsdException w:name="heading 6" w:semiHidden="1" w:uiPriority="9" w:unhideWhenUsed="1" w:qFormat="1"/>
-    <w:lsdException w:name="heading 7" w:semiHidden="1" w:uiPriority="9" w:unhideWhenUsed="1" w:qFormat="1"/>
-    <w:lsdException w:name="heading 8" w:semiHidden="1" w:uiPriority="9" w:unhideWhenUsed="1" w:qFormat="1"/>
-    <w:lsdException w:name="heading 9" w:semiHidden="1" w:uiPriority="9" w:unhideWhenUsed="1" w:qFormat="1"/>
-    <w:lsdException w:name="index 1" w:semiHidden="1" w:unhideWhenUsed="1"/>
-    <w:lsdException w:name="index 2" w:semiHidden="1" w:unhideWhenUsed="1"/>
-    <w:lsdException w:name="index 3" w:semiHidden="1" w:unhideWhenUsed="1"/>
-    <w:lsdException w:name="index 4" w:semiHidden="1" w:unhideWhenUsed="1"/>
-    <w:lsdException w:name="index 5" w:semiHidden="1" w:unhideWhenUsed="1"/>
-    <w:lsdException w:name="index 6" w:semiHidden="1" w:unhideWhenUsed="1"/>
-    <w:lsdException w:name="index 7" w:semiHidden="1" w:unhideWhenUsed="1"/>
-    <w:lsdException w:name="index 8" w:semiHidden="1" w:unhideWhenUsed="1"/>
-    <w:lsdException w:name="index 9" w:semiHidden="1" w:unhideWhenUsed="1"/>
-    <w:lsdException w:name="toc 1" w:semiHidden="1" w:uiPriority="39" w:unhideWhenUsed="1"/>
-    <w:lsdException w:name="toc 2" w:semiHidden="1" w:uiPriority="39" w:unhideWhenUsed="1"/>
-    <w:lsdException w:name="toc 3" w:semiHidden="1" w:uiPriority="39" w:unhideWhenUsed="1"/>
-    <w:lsdException w:name="toc 4" w:semiHidden="1" w:uiPriority="39" w:unhideWhenUsed="1"/>
-    <w:lsdException w:name="toc 5" w:semiHidden="1" w:uiPriority="39" w:unhideWhenUsed="1"/>
-    <w:lsdException w:name="toc 6" w:semiHidden="1" w:uiPriority="39" w:unhideWhenUsed="1"/>
-    <w:lsdException w:name="toc 7" w:semiHidden="1" w:uiPriority="39" w:unhideWhenUsed="1"/>
-    <w:lsdException w:name="toc 8" w:semiHidden="1" w:uiPriority="39" w:unhideWhenUsed="1"/>
-    <w:lsdException w:name="toc 9" w:semiHidden="1" w:uiPriority="39" w:unhideWhenUsed="1"/>
-    <w:lsdException w:name="Normal Indent" w:semiHidden="1" w:unhideWhenUsed="1"/>
-    <w:lsdException w:name="footnote text" w:semiHidden="1" w:unhideWhenUsed="1"/>
-    <w:lsdException w:name="annotation text" w:semiHidden="1" w:unhideWhenUsed="1"/>
-    <w:lsdException w:name="header" w:semiHidden="1" w:unhideWhenUsed="1"/>
-    <w:lsdException w:name="footer" w:semiHidden="1" w:unhideWhenUsed="1"/>
-    <w:lsdException w:name="index heading" w:semiHidden="1" w:unhideWhenUsed="1"/>
-    <w:lsdException w:name="caption" w:semiHidden="1" w:uiPriority="35" w:unhideWhenUsed="1" w:qFormat="1"/>
-    <w:lsdException w:name="table of figures" w:semiHidden="1" w:unhideWhenUsed="1"/>
-    <w:lsdException w:name="envelope address" w:semiHidden="1" w:unhideWhenUsed="1"/>
-    <w:lsdException w:name="envelope return" w:semiHidden="1" w:unhideWhenUsed="1"/>
-    <w:lsdException w:name="footnote reference" w:semiHidden="1" w:unhideWhenUsed="1"/>
-    <w:lsdException w:name="annotation reference" w:semiHidden="1" w:unhideWhenUsed="1"/>
-    <w:lsdException w:name="line number" w:semiHidden="1" w:unhideWhenUsed="1"/>
-    <w:lsdException w:name="page number" w:semiHidden="1" w:unhideWhenUsed="1"/>
-    <w:lsdException w:name="endnote reference" w:semiHidden="1" w:unhideWhenUsed="1"/>
-    <w:lsdException w:name="endnote text" w:semiHidden="1" w:unhideWhenUsed="1"/>
-    <w:lsdException w:name="table of authorities" w:semiHidden="1" w:unhideWhenUsed="1"/>
-    <w:lsdException w:name="macro" w:semiHidden="1" w:unhideWhenUsed="1"/>
-    <w:lsdException w:name="toa heading" w:semiHidden="1" w:unhideWhenUsed="1"/>
-    <w:lsdException w:name="List" w:semiHidden="1" w:unhideWhenUsed="1"/>
-    <w:lsdException w:name="List Bullet" w:semiHidden="1" w:unhideWhenUsed="1"/>
-    <w:lsdException w:name="List Number" w:semiHidden="1" w:unhideWhenUsed="1"/>
-    <w:lsdException w:name="List 2" w:semiHidden="1" w:unhideWhenUsed="1"/>
-    <w:lsdException w:name="List 3" w:semiHidden="1" w:unhideWhenUsed="1"/>
-    <w:lsdException w:name="List 4" w:semiHidden="1" w:unhideWhenUsed="1"/>
-    <w:lsdException w:name="List 5" w:semiHidden="1" w:unhideWhenUsed="1"/>
-    <w:lsdException w:name="List Bullet 2" w:semiHidden="1" w:unhideWhenUsed="1"/>
-    <w:lsdException w:name="List Bullet 3" w:semiHidden="1" w:unhideWhenUsed="1"/>
-    <w:lsdException w:name="List Bullet 4" w:semiHidden="1" w:unhideWhenUsed="1"/>
-    <w:lsdException w:name="List Bullet 5" w:semiHidden="1" w:unhideWhenUsed="1"/>
-    <w:lsdException w:name="List Number 2" w:semiHidden="1" w:unhideWhenUsed="1"/>
-    <w:lsdException w:name="List Number 3" w:semiHidden="1" w:unhideWhenUsed="1"/>
-    <w:lsdException w:name="List Number 4" w:semiHidden="1" w:unhideWhenUsed="1"/>
-    <w:lsdException w:name="List Number 5" w:semiHidden="1" w:unhideWhenUsed="1"/>
-    <w:lsdException w:name="Title" w:uiPriority="10" w:qFormat="1"/>
-    <w:lsdException w:name="Closing" w:semiHidden="1" w:unhideWhenUsed="1"/>
-    <w:lsdException w:name="Signature" w:semiHidden="1" w:unhideWhenUsed="1"/>
-    <w:lsdException w:name="Default Paragraph Font" w:semiHidden="1" w:uiPriority="1" w:unhideWhenUsed="1"/>
-    <w:lsdException w:name="Body Text" w:semiHidden="1" w:unhideWhenUsed="1"/>
-    <w:lsdException w:name="Body Text Indent" w:semiHidden="1" w:unhideWhenUsed="1"/>
-    <w:lsdException w:name="List Continue" w:semiHidden="1" w:unhideWhenUsed="1"/>
-    <w:lsdException w:name="List Continue 2" w:semiHidden="1" w:unhideWhenUsed="1"/>
-    <w:lsdException w:name="List Continue 3" w:semiHidden="1" w:unhideWhenUsed="1"/>
-    <w:lsdException w:name="List Continue 4" w:semiHidden="1" w:unhideWhenUsed="1"/>
-    <w:lsdException w:name="List Continue 5" w:semiHidden="1" w:unhideWhenUsed="1"/>
-    <w:lsdException w:name="Message Header" w:semiHidden="1" w:unhideWhenUsed="1"/>
-    <w:lsdException w:name="Subtitle" w:uiPriority="11" w:qFormat="1"/>
-    <w:lsdException w:name="Salutation" w:semiHidden="1" w:unhideWhenUsed="1"/>
-    <w:lsdException w:name="Date" w:semiHidden="1" w:unhideWhenUsed="1"/>
-    <w:lsdException w:name="Body Text First Indent" w:semiHidden="1" w:unhideWhenUsed="1"/>
-    <w:lsdException w:name="Body Text First Indent 2" w:semiHidden="1" w:unhideWhenUsed="1"/>
-    <w:lsdException w:name="Note Heading" w:semiHidden="1" w:unhideWhenUsed="1"/>
-    <w:lsdException w:name="Body Text 2" w:semiHidden="1" w:unhideWhenUsed="1"/>
-    <w:lsdException w:name="Body Text 3" w:semiHidden="1" w:unhideWhenUsed="1"/>
-    <w:lsdException w:name="Body Text Indent 2" w:semiHidden="1" w:unhideWhenUsed="1"/>
-    <w:lsdException w:name="Body Text Indent 3" w:semiHidden="1" w:unhideWhenUsed="1"/>
-    <w:lsdException w:name="Block Text" w:semiHidden="1" w:unhideWhenUsed="1"/>
-    <w:lsdException w:name="Hyperlink" w:semiHidden="1" w:unhideWhenUsed="1"/>
-    <w:lsdException w:name="FollowedHyperlink" w:semiHidden="1" w:unhideWhenUsed="1"/>
-    <w:lsdException w:name="Strong" w:uiPriority="22" w:qFormat="1"/>
-    <w:lsdException w:name="Emphasis" w:uiPriority="20" w:qFormat="1"/>
-    <w:lsdException w:name="Document Map" w:semiHidden="1" w:unhideWhenUsed="1"/>
-    <w:lsdException w:name="Plain Text" w:semiHidden="1" w:unhideWhenUsed="1"/>
-    <w:lsdException w:name="E-mail Signature" w:semiHidden="1" w:unhideWhenUsed="1"/>
-    <w:lsdException w:name="HTML Top of Form" w:semiHidden="1" w:unhideWhenUsed="1"/>
-    <w:lsdException w:name="HTML Bottom of Form" w:semiHidden="1" w:unhideWhenUsed="1"/>
-    <w:lsdException w:name="Normal (Web)" w:semiHidden="1" w:unhideWhenUsed="1"/>
-    <w:lsdException w:name="HTML Acronym" w:semiHidden="1" w:unhideWhenUsed="1"/>
-    <w:lsdException w:name="HTML Address" w:semiHidden="1" w:unhideWhenUsed="1"/>
-    <w:lsdException w:name="HTML Cite" w:semiHidden="1" w:unhideWhenUsed="1"/>
-    <w:lsdException w:name="HTML Code" w:semiHidden="1" w:unhideWhenUsed="1"/>
-    <w:lsdException w:name="HTML Definition" w:semiHidden="1" w:unhideWhenUsed="1"/>
-    <w:lsdException w:name="HTML Keyboard" w:semiHidden="1" w:unhideWhenUsed="1"/>
-    <w:lsdException w:name="HTML Preformatted" w:semiHidden="1" w:unhideWhenUsed="1"/>
-    <w:lsdException w:name="HTML Sample" w:semiHidden="1" w:unhideWhenUsed="1"/>
-    <w:lsdException w:name="HTML Typewriter" w:semiHidden="1" w:unhideWhenUsed="1"/>
-    <w:lsdException w:name="HTML Variable" w:semiHidden="1" w:unhideWhenUsed="1"/>
-    <w:lsdException w:name="Normal Table" w:semiHidden="1" w:unhideWhenUsed="1"/>
-    <w:lsdException w:name="annotation subject" w:semiHidden="1" w:unhideWhenUsed="1"/>
-    <w:lsdException w:name="No List" w:semiHidden="1" w:unhideWhenUsed="1"/>
-    <w:lsdException w:name="Outline List 1" w:semiHidden="1" w:unhideWhenUsed="1"/>
-    <w:lsdException w:name="Outline List 2" w:semiHidden="1" w:unhideWhenUsed="1"/>
-    <w:lsdException w:name="Outline List 3" w:semiHidden="1" w:unhideWhenUsed="1"/>
-    <w:lsdException w:name="Table Simple 1" w:semiHidden="1" w:unhideWhenUsed="1"/>
-    <w:lsdException w:name="Table Simple 2" w:semiHidden="1" w:unhideWhenUsed="1"/>
-    <w:lsdException w:name="Table Simple 3" w:semiHidden="1" w:unhideWhenUsed="1"/>
-    <w:lsdException w:name="Table Classic 1" w:semiHidden="1" w:unhideWhenUsed="1"/>
-    <w:lsdException w:name="Table Classic 2" w:semiHidden="1" w:unhideWhenUsed="1"/>
-    <w:lsdException w:name="Table Classic 3" w:semiHidden="1" w:unhideWhenUsed="1"/>
-    <w:lsdException w:name="Table Classic 4" w:semiHidden="1" w:unhideWhenUsed="1"/>
-    <w:lsdException w:name="Table Colorful 1" w:semiHidden="1" w:unhideWhenUsed="1"/>
-    <w:lsdException w:name="Table Colorful 2" w:semiHidden="1" w:unhideWhenUsed="1"/>
-    <w:lsdException w:name="Table Colorful 3" w:semiHidden="1" w:unhideWhenUsed="1"/>
-    <w:lsdException w:name="Table Columns 1" w:semiHidden="1" w:unhideWhenUsed="1"/>
-    <w:lsdException w:name="Table Columns 2" w:semiHidden="1" w:unhideWhenUsed="1"/>
-    <w:lsdException w:name="Table Columns 3" w:semiHidden="1" w:unhideWhenUsed="1"/>
-    <w:lsdException w:name="Table Columns 4" w:semiHidden="1" w:unhideWhenUsed="1"/>
-    <w:lsdException w:name="Table Columns 5" w:semiHidden="1" w:unhideWhenUsed="1"/>
-    <w:lsdException w:name="Table Grid 1" w:semiHidden="1" w:unhideWhenUsed="1"/>
-    <w:lsdException w:name="Table Grid 2" w:semiHidden="1" w:unhideWhenUsed="1"/>
-    <w:lsdException w:name="Table Grid 3" w:semiHidden="1" w:unhideWhenUsed="1"/>
-    <w:lsdException w:name="Table Grid 4" w:semiHidden="1" w:unhideWhenUsed="1"/>
-    <w:lsdException w:name="Table Grid 5" w:semiHidden="1" w:unhideWhenUsed="1"/>
-    <w:lsdException w:name="Table Grid 6" w:semiHidden="1" w:unhideWhenUsed="1"/>
-    <w:lsdException w:name="Table Grid 7" w:semiHidden="1" w:unhideWhenUsed="1"/>
-    <w:lsdException w:name="Table Grid 8" w:semiHidden="1" w:unhideWhenUsed="1"/>
-    <w:lsdException w:name="Table List 1" w:semiHidden="1" w:unhideWhenUsed="1"/>
-    <w:lsdException w:name="Table List 2" w:semiHidden="1" w:unhideWhenUsed="1"/>
-    <w:lsdException w:name="Table List 3" w:semiHidden="1" w:unhideWhenUsed="1"/>
-    <w:lsdException w:name="Table List 4" w:semiHidden="1" w:unhideWhenUsed="1"/>
-    <w:lsdException w:name="Table List 5" w:semiHidden="1" w:unhideWhenUsed="1"/>
-    <w:lsdException w:name="Table List 6" w:semiHidden="1" w:unhideWhenUsed="1"/>
-    <w:lsdException w:name="Table List 7" w:semiHidden="1" w:unhideWhenUsed="1"/>
-    <w:lsdException w:name="Table List 8" w:semiHidden="1" w:unhideWhenUsed="1"/>
-    <w:lsdException w:name="Table 3D effects 1" w:semiHidden="1" w:unhideWhenUsed="1"/>
-    <w:lsdException w:name="Table 3D effects 2" w:semiHidden="1" w:unhideWhenUsed="1"/>
-    <w:lsdException w:name="Table 3D effects 3" w:semiHidden="1" w:unhideWhenUsed="1"/>
-    <w:lsdException w:name="Table Contemporary" w:semiHidden="1" w:unhideWhenUsed="1"/>
-    <w:lsdException w:name="Table Elegant" w:semiHidden="1" w:unhideWhenUsed="1"/>
-    <w:lsdException w:name="Table Professional" w:semiHidden="1" w:unhideWhenUsed="1"/>
-    <w:lsdException w:name="Table Subtle 1" w:semiHidden="1" w:unhideWhenUsed="1"/>
-    <w:lsdException w:name="Table Subtle 2" w:semiHidden="1" w:unhideWhenUsed="1"/>
-    <w:lsdException w:name="Table Web 1" w:semiHidden="1" w:unhideWhenUsed="1"/>
-    <w:lsdException w:name="Table Web 2" w:semiHidden="1" w:unhideWhenUsed="1"/>
-    <w:lsdException w:name="Table Web 3" w:semiHidden="1" w:unhideWhenUsed="1"/>
-    <w:lsdException w:name="Balloon Text" w:semiHidden="1" w:unhideWhenUsed="1"/>
-    <w:lsdException w:name="Table Grid" w:uiPriority="39"/>
-    <w:lsdException w:name="Table Theme" w:semiHidden="1" w:unhideWhenUsed="1"/>
-    <w:lsdException w:name="Placeholder Text" w:semiHidden="1"/>
-    <w:lsdException w:name="No Spacing" w:uiPriority="1" w:qFormat="1"/>
-    <w:lsdException w:name="Light Shading" w:uiPriority="60"/>
-    <w:lsdException w:name="Light List" w:uiPriority="61"/>
-    <w:lsdException w:name="Light Grid" w:uiPriority="62"/>
-    <w:lsdException w:name="Medium Shading 1" w:uiPriority="63"/>
-    <w:lsdException w:name="Medium Shading 2" w:uiPriority="64"/>
-    <w:lsdException w:name="Medium List 1" w:uiPriority="65"/>
-    <w:lsdException w:name="Medium List 2" w:uiPriority="66"/>
-    <w:lsdException w:name="Medium Grid 1" w:uiPriority="67"/>
-    <w:lsdException w:name="Medium Grid 2" w:uiPriority="68"/>
-    <w:lsdException w:name="Medium Grid 3" w:uiPriority="69"/>
-    <w:lsdException w:name="Dark List" w:uiPriority="70"/>
-    <w:lsdException w:name="Colorful Shading" w:uiPriority="71"/>
-    <w:lsdException w:name="Colorful List" w:uiPriority="72"/>
-    <w:lsdException w:name="Colorful Grid" w:uiPriority="73"/>
-    <w:lsdException w:name="Light Shading Accent 1" w:uiPriority="60"/>
-    <w:lsdException w:name="Light List Accent 1" w:uiPriority="61"/>
-    <w:lsdException w:name="Light Grid Accent 1" w:uiPriority="62"/>
-    <w:lsdException w:name="Medium Shading 1 Accent 1" w:uiPriority="63"/>
-    <w:lsdException w:name="Medium Shading 2 Accent 1" w:uiPriority="64"/>
-    <w:lsdException w:name="Medium List 1 Accent 1" w:uiPriority="65"/>
-    <w:lsdException w:name="Revision" w:semiHidden="1"/>
-    <w:lsdException w:name="List Paragraph" w:uiPriority="34" w:qFormat="1"/>
-    <w:lsdException w:name="Quote" w:uiPriority="29" w:qFormat="1"/>
-    <w:lsdException w:name="Intense Quote" w:uiPriority="30" w:qFormat="1"/>
-    <w:lsdException w:name="Medium List 2 Accent 1" w:uiPriority="66"/>
-    <w:lsdException w:name="Medium Grid 1 Accent 1" w:uiPriority="67"/>
-    <w:lsdException w:name="Medium Grid 2 Accent 1" w:uiPriority="68"/>
-    <w:lsdException w:name="Medium Grid 3 Accent 1" w:uiPriority="69"/>
-    <w:lsdException w:name="Dark List Accent 1" w:uiPriority="70"/>
-    <w:lsdException w:name="Colorful Shading Accent 1" w:uiPriority="71"/>
-    <w:lsdException w:name="Colorful List Accent 1" w:uiPriority="72"/>
-    <w:lsdException w:name="Colorful Grid Accent 1" w:uiPriority="73"/>
-    <w:lsdException w:name="Light Shading Accent 2" w:uiPriority="60"/>
-    <w:lsdException w:name="Light List Accent 2" w:uiPriority="61"/>
-    <w:lsdException w:name="Light Grid Accent 2" w:uiPriority="62"/>
-    <w:lsdException w:name="Medium Shading 1 Accent 2" w:uiPriority="63"/>
-    <w:lsdException w:name="Medium Shading 2 Accent 2" w:uiPriority="64"/>
-    <w:lsdException w:name="Medium List 1 Accent 2" w:uiPriority="65"/>
-    <w:lsdException w:name="Medium List 2 Accent 2" w:uiPriority="66"/>
-    <w:lsdException w:name="Medium Grid 1 Accent 2" w:uiPriority="67"/>
-    <w:lsdException w:name="Medium Grid 2 Accent 2" w:uiPriority="68"/>
-    <w:lsdException w:name="Medium Grid 3 Accent 2" w:uiPriority="69"/>
-    <w:lsdException w:name="Dark List Accent 2" w:uiPriority="70"/>
-    <w:lsdException w:name="Colorful Shading Accent 2" w:uiPriority="71"/>
-    <w:lsdException w:name="Colorful List Accent 2" w:uiPriority="72"/>
-    <w:lsdException w:name="Colorful Grid Accent 2" w:uiPriority="73"/>
-    <w:lsdException w:name="Light Shading Accent 3" w:uiPriority="60"/>
-    <w:lsdException w:name="Light List Accent 3" w:uiPriority="61"/>
-    <w:lsdException w:name="Light Grid Accent 3" w:uiPriority="62"/>
-    <w:lsdException w:name="Medium Shading 1 Accent 3" w:uiPriority="63"/>
-    <w:lsdException w:name="Medium Shading 2 Accent 3" w:uiPriority="64"/>
-    <w:lsdException w:name="Medium List 1 Accent 3" w:uiPriority="65"/>
-    <w:lsdException w:name="Medium List 2 Accent 3" w:uiPriority="66"/>
-    <w:lsdException w:name="Medium Grid 1 Accent 3" w:uiPriority="67"/>
-    <w:lsdException w:name="Medium Grid 2 Accent 3" w:uiPriority="68"/>
-    <w:lsdException w:name="Medium Grid 3 Accent 3" w:uiPriority="69"/>
-    <w:lsdException w:name="Dark List Accent 3" w:uiPriority="70"/>
-    <w:lsdException w:name="Colorful Shading Accent 3" w:uiPriority="71"/>
-    <w:lsdException w:name="Colorful List Accent 3" w:uiPriority="72"/>
-    <w:lsdException w:name="Colorful Grid Accent 3" w:uiPriority="73"/>
-    <w:lsdException w:name="Light Shading Accent 4" w:uiPriority="60"/>
-    <w:lsdException w:name="Light List Accent 4" w:uiPriority="61"/>
-    <w:lsdException w:name="Light Grid Accent 4" w:uiPriority="62"/>
-    <w:lsdException w:name="Medium Shading 1 Accent 4" w:uiPriority="63"/>
-    <w:lsdException w:name="Medium Shading 2 Accent 4" w:uiPriority="64"/>
-    <w:lsdException w:name="Medium List 1 Accent 4" w:uiPriority="65"/>
-    <w:lsdException w:name="Medium List 2 Accent 4" w:uiPriority="66"/>
-    <w:lsdException w:name="Medium Grid 1 Accent 4" w:uiPriority="67"/>
-    <w:lsdException w:name="Medium Grid 2 Accent 4" w:uiPriority="68"/>
-    <w:lsdException w:name="Medium Grid 3 Accent 4" w:uiPriority="69"/>
-    <w:lsdException w:name="Dark List Accent 4" w:uiPriority="70"/>
-    <w:lsdException w:name="Colorful Shading Accent 4" w:uiPriority="71"/>
-    <w:lsdException w:name="Colorful List Accent 4" w:uiPriority="72"/>
-    <w:lsdException w:name="Colorful Grid Accent 4" w:uiPriority="73"/>
-    <w:lsdException w:name="Light Shading Accent 5" w:uiPriority="60"/>
-    <w:lsdException w:name="Light List Accent 5" w:uiPriority="61"/>
-    <w:lsdException w:name="Light Grid Accent 5" w:uiPriority="62"/>
-    <w:lsdException w:name="Medium Shading 1 Accent 5" w:uiPriority="63"/>
-    <w:lsdException w:name="Medium Shading 2 Accent 5" w:uiPriority="64"/>
-    <w:lsdException w:name="Medium List 1 Accent 5" w:uiPriority="65"/>
-    <w:lsdException w:name="Medium List 2 Accent 5" w:uiPriority="66"/>
-    <w:lsdException w:name="Medium Grid 1 Accent 5" w:uiPriority="67"/>
-    <w:lsdException w:name="Medium Grid 2 Accent 5" w:uiPriority="68"/>
-    <w:lsdException w:name="Medium Grid 3 Accent 5" w:uiPriority="69"/>
-    <w:lsdException w:name="Dark List Accent 5" w:uiPriority="70"/>
-    <w:lsdException w:name="Colorful Shading Accent 5" w:uiPriority="71"/>
-    <w:lsdException w:name="Colorful List Accent 5" w:uiPriority="72"/>
-    <w:lsdException w:name="Colorful Grid Accent 5" w:uiPriority="73"/>
-    <w:lsdException w:name="Light Shading Accent 6" w:uiPriority="60"/>
-    <w:lsdException w:name="Light List Accent 6" w:uiPriority="61"/>
-    <w:lsdException w:name="Light Grid Accent 6" w:uiPriority="62"/>
-    <w:lsdException w:name="Medium Shading 1 Accent 6" w:uiPriority="63"/>
-    <w:lsdException w:name="Medium Shading 2 Accent 6" w:uiPriority="64"/>
-    <w:lsdException w:name="Medium List 1 Accent 6" w:uiPriority="65"/>
-    <w:lsdException w:name="Medium List 2 Accent 6" w:uiPriority="66"/>
-    <w:lsdException w:name="Medium Grid 1 Accent 6" w:uiPriority="67"/>
-    <w:lsdException w:name="Medium Grid 2 Accent 6" w:uiPriority="68"/>
-    <w:lsdException w:name="Medium Grid 3 Accent 6" w:uiPriority="69"/>
-    <w:lsdException w:name="Dark List Accent 6" w:uiPriority="70"/>
-    <w:lsdException w:name="Colorful Shading Accent 6" w:uiPriority="71"/>
-    <w:lsdException w:name="Colorful List Accent 6" w:uiPriority="72"/>
-    <w:lsdException w:name="Colorful Grid Accent 6" w:uiPriority="73"/>
-    <w:lsdException w:name="Subtle Emphasis" w:uiPriority="19" w:qFormat="1"/>
-    <w:lsdException w:name="Intense Emphasis" w:uiPriority="21" w:qFormat="1"/>
-    <w:lsdException w:name="Subtle Reference" w:uiPriority="31" w:qFormat="1"/>
-    <w:lsdException w:name="Intense Reference" w:uiPriority="32" w:qFormat="1"/>
-    <w:lsdException w:name="Book Title" w:uiPriority="33" w:qFormat="1"/>
-    <w:lsdException w:name="Bibliography" w:semiHidden="1" w:uiPriority="37" w:unhideWhenUsed="1"/>
-    <w:lsdException w:name="TOC Heading" w:semiHidden="1" w:uiPriority="39" w:unhideWhenUsed="1" w:qFormat="1"/>
-    <w:lsdException w:name="Plain Table 1" w:uiPriority="41"/>
-    <w:lsdException w:name="Plain Table 2" w:uiPriority="42"/>
-    <w:lsdException w:name="Plain Table 3" w:uiPriority="43"/>
-    <w:lsdException w:name="Plain Table 4" w:uiPriority="44"/>
-    <w:lsdException w:name="Plain Table 5" w:uiPriority="45"/>
-    <w:lsdException w:name="Grid Table Light" w:uiPriority="40"/>
-    <w:lsdException w:name="Grid Table 1 Light" w:uiPriority="46"/>
-    <w:lsdException w:name="Grid Table 2" w:uiPriority="47"/>
-    <w:lsdException w:name="Grid Table 3" w:uiPriority="48"/>
-    <w:lsdException w:name="Grid Table 4" w:uiPriority="49"/>
-    <w:lsdException w:name="Grid Table 5 Dark" w:uiPriority="50"/>
-    <w:lsdException w:name="Grid Table 6 Colorful" w:uiPriority="51"/>
-    <w:lsdException w:name="Grid Table 7 Colorful" w:uiPriority="52"/>
-    <w:lsdException w:name="Grid Table 1 Light Accent 1" w:uiPriority="46"/>
-    <w:lsdException w:name="Grid Table 2 Accent 1" w:uiPriority="47"/>
-    <w:lsdException w:name="Grid Table 3 Accent 1" w:uiPriority="48"/>
-    <w:lsdException w:name="Grid Table 4 Accent 1" w:uiPriority="49"/>
-    <w:lsdException w:name="Grid Table 5 Dark Accent 1" w:uiPriority="50"/>
-    <w:lsdException w:name="Grid Table 6 Colorful Accent 1" w:uiPriority="51"/>
-    <w:lsdException w:name="Grid Table 7 Colorful Accent 1" w:uiPriority="52"/>
-    <w:lsdException w:name="Grid Table 1 Light Accent 2" w:uiPriority="46"/>
-    <w:lsdException w:name="Grid Table 2 Accent 2" w:uiPriority="47"/>
-    <w:lsdException w:name="Grid Table 3 Accent 2" w:uiPriority="48"/>
-    <w:lsdException w:name="Grid Table 4 Accent 2" w:uiPriority="49"/>
-    <w:lsdException w:name="Grid Table 5 Dark Accent 2" w:uiPriority="50"/>
-    <w:lsdException w:name="Grid Table 6 Colorful Accent 2" w:uiPriority="51"/>
-    <w:lsdException w:name="Grid Table 7 Colorful Accent 2" w:uiPriority="52"/>
-    <w:lsdException w:name="Grid Table 1 Light Accent 3" w:uiPriority="46"/>
-    <w:lsdException w:name="Grid Table 2 Accent 3" w:uiPriority="47"/>
-    <w:lsdException w:name="Grid Table 3 Accent 3" w:uiPriority="48"/>
-    <w:lsdException w:name="Grid Table 4 Accent 3" w:uiPriority="49"/>
-    <w:lsdException w:name="Grid Table 5 Dark Accent 3" w:uiPriority="50"/>
-    <w:lsdException w:name="Grid Table 6 Colorful Accent 3" w:uiPriority="51"/>
-    <w:lsdException w:name="Grid Table 7 Colorful Accent 3" w:uiPriority="52"/>
-    <w:lsdException w:name="Grid Table 1 Light Accent 4" w:uiPriority="46"/>
-    <w:lsdException w:name="Grid Table 2 Accent 4" w:uiPriority="47"/>
-    <w:lsdException w:name="Grid Table 3 Accent 4" w:uiPriority="48"/>
-    <w:lsdException w:name="Grid Table 4 Accent 4" w:uiPriority="49"/>
-    <w:lsdException w:name="Grid Table 5 Dark Accent 4" w:uiPriority="50"/>
-    <w:lsdException w:name="Grid Table 6 Colorful Accent 4" w:uiPriority="51"/>
-    <w:lsdException w:name="Grid Table 7 Colorful Accent 4" w:uiPriority="52"/>
-    <w:lsdException w:name="Grid Table 1 Light Accent 5" w:uiPriority="46"/>
-    <w:lsdException w:name="Grid Table 2 Accent 5" w:uiPriority="47"/>
-    <w:lsdException w:name="Grid Table 3 Accent 5" w:uiPriority="48"/>
-    <w:lsdException w:name="Grid Table 4 Accent 5" w:uiPriority="49"/>
-    <w:lsdException w:name="Grid Table 5 Dark Accent 5" w:uiPriority="50"/>
-    <w:lsdException w:name="Grid Table 6 Colorful Accent 5" w:uiPriority="51"/>
-    <w:lsdException w:name="Grid Table 7 Colorful Accent 5" w:uiPriority="52"/>
-    <w:lsdException w:name="Grid Table 1 Light Accent 6" w:uiPriority="46"/>
-    <w:lsdException w:name="Grid Table 2 Accent 6" w:uiPriority="47"/>
-    <w:lsdException w:name="Grid Table 3 Accent 6" w:uiPriority="48"/>
-    <w:lsdException w:name="Grid Table 4 Accent 6" w:uiPriority="49"/>
-    <w:lsdException w:name="Grid Table 5 Dark Accent 6" w:uiPriority="50"/>
-    <w:lsdException w:name="Grid Table 6 Colorful Accent 6" w:uiPriority="51"/>
-    <w:lsdException w:name="Grid Table 7 Colorful Accent 6" w:uiPriority="52"/>
-    <w:lsdException w:name="List Table 1 Light" w:uiPriority="46"/>
-    <w:lsdException w:name="List Table 2" w:uiPriority="47"/>
-    <w:lsdException w:name="List Table 3" w:uiPriority="48"/>
-    <w:lsdException w:name="List Table 4" w:uiPriority="49"/>
-    <w:lsdException w:name="List Table 5 Dark" w:uiPriority="50"/>
-    <w:lsdException w:name="List Table 6 Colorful" w:uiPriority="51"/>
-    <w:lsdException w:name="List Table 7 Colorful" w:uiPriority="52"/>
-    <w:lsdException w:name="List Table 1 Light Accent 1" w:uiPriority="46"/>
-    <w:lsdException w:name="List Table 2 Accent 1" w:uiPriority="47"/>
-    <w:lsdException w:name="List Table 3 Accent 1" w:uiPriority="48"/>
-    <w:lsdException w:name="List Table 4 Accent 1" w:uiPriority="49"/>
-    <w:lsdException w:name="List Table 5 Dark Accent 1" w:uiPriority="50"/>
-    <w:lsdException w:name="List Table 6 Colorful Accent 1" w:uiPriority="51"/>
-    <w:lsdException w:name="List Table 7 Colorful Accent 1" w:uiPriority="52"/>
-    <w:lsdException w:name="List Table 1 Light Accent 2" w:uiPriority="46"/>
-    <w:lsdException w:name="List Table 2 Accent 2" w:uiPriority="47"/>
-    <w:lsdException w:name="List Table 3 Accent 2" w:uiPriority="48"/>
-    <w:lsdException w:name="List Table 4 Accent 2" w:uiPriority="49"/>
-    <w:lsdException w:name="List Table 5 Dark Accent 2" w:uiPriority="50"/>
-    <w:lsdException w:name="List Table 6 Colorful Accent 2" w:uiPriority="51"/>
-    <w:lsdException w:name="List Table 7 Colorful Accent 2" w:uiPriority="52"/>
-    <w:lsdException w:name="List Table 1 Light Accent 3" w:uiPriority="46"/>
-    <w:lsdException w:name="List Table 2 Accent 3" w:uiPriority="47"/>
-    <w:lsdException w:name="List Table 3 Accent 3" w:uiPriority="48"/>
-    <w:lsdException w:name="List Table 4 Accent 3" w:uiPriority="49"/>
-    <w:lsdException w:name="List Table 5 Dark Accent 3" w:uiPriority="50"/>
-    <w:lsdException w:name="List Table 6 Colorful Accent 3" w:uiPriority="51"/>
-    <w:lsdException w:name="List Table 7 Colorful Accent 3" w:uiPriority="52"/>
-    <w:lsdException w:name="List Table 1 Light Accent 4" w:uiPriority="46"/>
-    <w:lsdException w:name="List Table 2 Accent 4" w:uiPriority="47"/>
-    <w:lsdException w:name="List Table 3 Accent 4" w:uiPriority="48"/>
-    <w:lsdException w:name="List Table 4 Accent 4" w:uiPriority="49"/>
-    <w:lsdException w:name="List Table 5 Dark Accent 4" w:uiPriority="50"/>
-    <w:lsdException w:name="List Table 6 Colorful Accent 4" w:uiPriority="51"/>
-    <w:lsdException w:name="List Table 7 Colorful Accent 4" w:uiPriority="52"/>
-    <w:lsdException w:name="List Table 1 Light Accent 5" w:uiPriority="46"/>
-    <w:lsdException w:name="List Table 2 Accent 5" w:uiPriority="47"/>
-    <w:lsdException w:name="List Table 3 Accent 5" w:uiPriority="48"/>
-    <w:lsdException w:name="List Table 4 Accent 5" w:uiPriority="49"/>
-    <w:lsdException w:name="List Table 5 Dark Accent 5" w:uiPriority="50"/>
-    <w:lsdException w:name="List Table 6 Colorful Accent 5" w:uiPriority="51"/>
-    <w:lsdException w:name="List Table 7 Colorful Accent 5" w:uiPriority="52"/>
-    <w:lsdException w:name="List Table 1 Light Accent 6" w:uiPriority="46"/>
-    <w:lsdException w:name="List Table 2 Accent 6" w:uiPriority="47"/>
-    <w:lsdException w:name="List Table 3 Accent 6" w:uiPriority="48"/>
-    <w:lsdException w:name="List Table 4 Accent 6" w:uiPriority="49"/>
-    <w:lsdException w:name="List Table 5 Dark Accent 6" w:uiPriority="50"/>
-    <w:lsdException w:name="List Table 6 Colorful Accent 6" w:uiPriority="51"/>
-    <w:lsdException w:name="List Table 7 Colorful Accent 6" w:uiPriority="52"/>
-  </w:latentStyles>
-  <w:style w:type="paragraph" w:default="1" w:styleId="a">
-    <w:name w:val="Normal"/>
-    <w:qFormat/>
-  </w:style>
-  <w:style w:type="character" w:default="1" w:styleId="a0">
-    <w:name w:val="Default Paragraph Font"/>
-    <w:uiPriority w:val="1"/>
-    <w:semiHidden/>
-    <w:unhideWhenUsed/>
-  </w:style>
-  <w:style w:type="table" w:default="1" w:styleId="a1">
-    <w:name w:val="Normal Table"/>
+  <w:style w:type="numbering" w:customStyle="1" w:styleId="1">
+    <w:name w:val="Стиль1"/>
     <w:uiPriority w:val="99"/>
-    <w:semiHidden/>
-    <w:unhideWhenUsed/>
-    <w:tblPr>
-      <w:tblInd w:w="0" w:type="dxa"/>
-      <w:tblCellMar>
-        <w:top w:w="0" w:type="dxa"/>
-        <w:left w:w="108" w:type="dxa"/>
-        <w:bottom w:w="0" w:type="dxa"/>
-        <w:right w:w="108" w:type="dxa"/>
-      </w:tblCellMar>
-    </w:tblPr>
-  </w:style>
-  <w:style w:type="numbering" w:default="1" w:styleId="a2">
-    <w:name w:val="No List"/>
-    <w:uiPriority w:val="99"/>
-    <w:semiHidden/>
-    <w:unhideWhenUsed/>
-  </w:style>
-  <w:style w:type="paragraph" w:customStyle="1" w:styleId="06DD9192986A4F7F8C024368DF84E324">
-    <w:name w:val="06DD9192986A4F7F8C024368DF84E324"/>
-    <w:rsid w:val="008802A1"/>
-  </w:style>
-  <w:style w:type="paragraph" w:customStyle="1" w:styleId="11FC500DEA6640C1932D84378F24E34A">
-    <w:name w:val="11FC500DEA6640C1932D84378F24E34A"/>
-    <w:rsid w:val="008802A1"/>
-  </w:style>
-  <w:style w:type="paragraph" w:customStyle="1" w:styleId="08081622D6F349F6BB17F54136653ACA">
-    <w:name w:val="08081622D6F349F6BB17F54136653ACA"/>
-    <w:rsid w:val="008802A1"/>
+    <w:rsid w:val="00D345B8"/>
+    <w:pPr>
+      <w:numPr>
+        <w:numId w:val="3"/>
+      </w:numPr>
+    </w:pPr>
   </w:style>
 </w:styles>
-</file>
-
-<file path=word/glossary/webSettings.xml><?xml version="1.0" encoding="utf-8"?>
-<w:webSettings xmlns:mc="http://schemas.openxmlformats.org/markup-compatibility/2006" xmlns:r="http://schemas.openxmlformats.org/officeDocument/2006/relationships" xmlns:w="http://schemas.openxmlformats.org/wordprocessingml/2006/main" xmlns:w14="http://schemas.microsoft.com/office/word/2010/wordml" xmlns:w15="http://schemas.microsoft.com/office/word/2012/wordml" xmlns:w16se="http://schemas.microsoft.com/office/word/2015/wordml/symex" mc:Ignorable="w14 w15 w16se">
-  <w:optimizeForBrowser/>
-  <w:allowPNG/>
-</w:webSettings>
 </file>
 
 <file path=word/theme/theme1.xml><?xml version="1.0" encoding="utf-8"?>
@@ -3457,7 +9820,7 @@
 </file>
 
 <file path=customXml/itemProps1.xml><?xml version="1.0" encoding="utf-8"?>
-<ds:datastoreItem xmlns:ds="http://schemas.openxmlformats.org/officeDocument/2006/customXml" ds:itemID="{DD7E5A44-D17D-48F6-B7FD-3D5C83D7C75A}">
+<ds:datastoreItem xmlns:ds="http://schemas.openxmlformats.org/officeDocument/2006/customXml" ds:itemID="{1D74AACC-D2E7-457D-978E-ED77442958F9}">
   <ds:schemaRefs>
     <ds:schemaRef ds:uri="http://schemas.openxmlformats.org/officeDocument/2006/bibliography"/>
   </ds:schemaRefs>
